--- a/docs/Mobile_Masking_Real_User_Sandbox_Test.docx
+++ b/docs/Mobile_Masking_Real_User_Sandbox_Test.docx
@@ -40,7 +40,7 @@
         <w:rPr>
           <w:sz w:val="20"/>
         </w:rPr>
-        <w:t xml:space="preserve"> the POC tests in </w:t>
+        <w:t xml:space="preserve"> the POC tests (</w:t>
       </w:r>
       <w:r>
         <w:rPr>
@@ -54,7 +54,7 @@
         <w:rPr>
           <w:sz w:val="20"/>
         </w:rPr>
-        <w:t xml:space="preserve"> (Stage 1) and </w:t>
+        <w:t xml:space="preserve">) and </w:t>
       </w:r>
       <w:r>
         <w:rPr>
@@ -78,7 +78,7 @@
         <w:rPr>
           <w:sz w:val="20"/>
         </w:rPr>
-        <w:t xml:space="preserve">Last updated: 2026-10-26 · Sandbox: gsquaregroup--prodreplic</w:t>
+        <w:t xml:space="preserve">Last updated: 2026-10-29 · Sandbox: gsquaregroup--prodreplic · Login: https://gsquaregroup--prodreplic.sandbox.my.salesforce.com</w:t>
       </w:r>
     </w:p>
     <w:p>
@@ -92,246 +92,8 @@
           <w:b/>
           <w:sz w:val="26"/>
         </w:rPr>
-        <w:t xml:space="preserve">How the two test stages fit together</w:t>
-      </w:r>
-    </w:p>
-    <w:tbl>
-      <w:tblPr>
-        <w:tblW w:w="5000" w:type="pct"/>
-        <w:tblBorders>
-          <w:top w:val="single" w:sz="4" w:color="8EAADB"/>
-          <w:left w:val="single" w:sz="4" w:color="8EAADB"/>
-          <w:bottom w:val="single" w:sz="4" w:color="8EAADB"/>
-          <w:right w:val="single" w:sz="4" w:color="8EAADB"/>
-          <w:insideH w:val="single" w:sz="4" w:color="8EAADB"/>
-          <w:insideV w:val="single" w:sz="4" w:color="8EAADB"/>
-        </w:tblBorders>
-        <w:tblLayout w:type="autofit"/>
-      </w:tblPr>
-      <w:tblGrid>
-        <w:gridCol w:w="3600"/>
-        <w:gridCol w:w="3600"/>
-        <w:gridCol w:w="3600"/>
-        <w:gridCol w:w="3600"/>
-      </w:tblGrid>
-      <w:tr>
-        <w:trPr>
-          <w:tblHeader/>
-        </w:trPr>
-        <w:tc>
-          <w:tcPr>
-            <w:shd w:val="clear" w:color="auto" w:fill="D9E2F3"/>
-          </w:tcPr>
-          <w:p>
-            <w:pPr>
-              <w:spacing w:before="20" w:after="20"/>
-            </w:pPr>
-            <w:r>
-              <w:rPr>
-                <w:b/>
-                <w:sz w:val="17"/>
-              </w:rPr>
-              <w:t xml:space="preserve">Stage</w:t>
-            </w:r>
-          </w:p>
-        </w:tc>
-        <w:tc>
-          <w:tcPr>
-            <w:shd w:val="clear" w:color="auto" w:fill="D9E2F3"/>
-          </w:tcPr>
-          <w:p>
-            <w:pPr>
-              <w:spacing w:before="20" w:after="20"/>
-            </w:pPr>
-            <w:r>
-              <w:rPr>
-                <w:b/>
-                <w:sz w:val="17"/>
-              </w:rPr>
-              <w:t xml:space="preserve">Who is masked</w:t>
-            </w:r>
-          </w:p>
-        </w:tc>
-        <w:tc>
-          <w:tcPr>
-            <w:shd w:val="clear" w:color="auto" w:fill="D9E2F3"/>
-          </w:tcPr>
-          <w:p>
-            <w:pPr>
-              <w:spacing w:before="20" w:after="20"/>
-            </w:pPr>
-            <w:r>
-              <w:rPr>
-                <w:b/>
-                <w:sz w:val="17"/>
-              </w:rPr>
-              <w:t xml:space="preserve">Purpose</w:t>
-            </w:r>
-          </w:p>
-        </w:tc>
-        <w:tc>
-          <w:tcPr>
-            <w:shd w:val="clear" w:color="auto" w:fill="D9E2F3"/>
-          </w:tcPr>
-          <w:p>
-            <w:pPr>
-              <w:spacing w:before="20" w:after="20"/>
-            </w:pPr>
-            <w:r>
-              <w:rPr>
-                <w:b/>
-                <w:sz w:val="17"/>
-              </w:rPr>
-              <w:t xml:space="preserve">Guide</w:t>
-            </w:r>
-          </w:p>
-        </w:tc>
-      </w:tr>
-      <w:tr>
-        <w:tc>
-          <w:tcPr/>
-          <w:p>
-            <w:pPr>
-              <w:spacing w:before="20" w:after="20"/>
-            </w:pPr>
-            <w:r>
-              <w:rPr>
-                <w:b/>
-                <w:sz w:val="17"/>
-              </w:rPr>
-              <w:t xml:space="preserve">Stage 1 – POC test</w:t>
-            </w:r>
-          </w:p>
-        </w:tc>
-        <w:tc>
-          <w:tcPr/>
-          <w:p>
-            <w:pPr>
-              <w:spacing w:before="20" w:after="20"/>
-            </w:pPr>
-            <w:r>
-              <w:rPr>
-                <w:sz w:val="17"/>
-              </w:rPr>
-              <w:t xml:space="preserve">3 POC users (profile *POC Masked Rep*)</w:t>
-            </w:r>
-          </w:p>
-        </w:tc>
-        <w:tc>
-          <w:tcPr/>
-          <w:p>
-            <w:pPr>
-              <w:spacing w:before="20" w:after="20"/>
-            </w:pPr>
-            <w:r>
-              <w:rPr>
-                <w:sz w:val="17"/>
-              </w:rPr>
-              <w:t xml:space="preserve">Prove each part works, safely</w:t>
-            </w:r>
-          </w:p>
-        </w:tc>
-        <w:tc>
-          <w:tcPr/>
-          <w:p>
-            <w:pPr>
-              <w:spacing w:before="20" w:after="20"/>
-            </w:pPr>
-            <w:r>
-              <w:rPr>
-                <w:rFonts w:ascii="Consolas" w:hAnsi="Consolas"/>
-                <w:color w:val="833C0B"/>
-                <w:sz w:val="17"/>
-              </w:rPr>
-              <w:t xml:space="preserve">PART_BY_PART_TEST_AND_DEPLOY.md</w:t>
-            </w:r>
-          </w:p>
-        </w:tc>
-      </w:tr>
-      <w:tr>
-        <w:tc>
-          <w:tcPr/>
-          <w:p>
-            <w:pPr>
-              <w:spacing w:before="20" w:after="20"/>
-            </w:pPr>
-            <w:r>
-              <w:rPr>
-                <w:b/>
-                <w:sz w:val="17"/>
-              </w:rPr>
-              <w:t xml:space="preserve">Stage 2 – Real-user test (this guide)</w:t>
-            </w:r>
-          </w:p>
-        </w:tc>
-        <w:tc>
-          <w:tcPr/>
-          <w:p>
-            <w:pPr>
-              <w:spacing w:before="20" w:after="20"/>
-            </w:pPr>
-            <w:r>
-              <w:rPr>
-                <w:b/>
-                <w:sz w:val="17"/>
-              </w:rPr>
-              <w:t xml:space="preserve">Real profiles</w:t>
-            </w:r>
-            <w:r>
-              <w:rPr>
-                <w:sz w:val="17"/>
-              </w:rPr>
-              <w:t xml:space="preserve"> *Presales outbound* and *Presales TL* in the sandbox</w:t>
-            </w:r>
-          </w:p>
-        </w:tc>
-        <w:tc>
-          <w:tcPr/>
-          <w:p>
-            <w:pPr>
-              <w:spacing w:before="20" w:after="20"/>
-            </w:pPr>
-            <w:r>
-              <w:rPr>
-                <w:sz w:val="17"/>
-              </w:rPr>
-              <w:t xml:space="preserve">Prove it works for real users </w:t>
-            </w:r>
-            <w:r>
-              <w:rPr>
-                <w:b/>
-                <w:sz w:val="17"/>
-              </w:rPr>
-              <w:t xml:space="preserve">without</w:t>
-            </w:r>
-            <w:r>
-              <w:rPr>
-                <w:sz w:val="17"/>
-              </w:rPr>
-              <w:t xml:space="preserve"> the POC profile – exactly what go-live will do</w:t>
-            </w:r>
-          </w:p>
-        </w:tc>
-        <w:tc>
-          <w:tcPr/>
-          <w:p>
-            <w:pPr>
-              <w:spacing w:before="20" w:after="20"/>
-            </w:pPr>
-            <w:r>
-              <w:rPr>
-                <w:sz w:val="17"/>
-              </w:rPr>
-              <w:t xml:space="preserve">This file</w:t>
-            </w:r>
-          </w:p>
-        </w:tc>
-      </w:tr>
-    </w:tbl>
-    <w:p>
-      <w:pPr>
-        <w:spacing w:before="0" w:after="60"/>
-      </w:pPr>
+        <w:t xml:space="preserve">What this test proves</w:t>
+      </w:r>
     </w:p>
     <w:p>
       <w:pPr>
@@ -341,6 +103,43 @@
         <w:rPr>
           <w:sz w:val="20"/>
         </w:rPr>
+        <w:t xml:space="preserve">The POC test used a </w:t>
+      </w:r>
+      <w:r>
+        <w:rPr>
+          <w:b/>
+          <w:sz w:val="20"/>
+        </w:rPr>
+        <w:t xml:space="preserve">copy</w:t>
+      </w:r>
+      <w:r>
+        <w:rPr>
+          <w:sz w:val="20"/>
+        </w:rPr>
+        <w:t xml:space="preserve"> of the profile. This test switches masking on for </w:t>
+      </w:r>
+      <w:r>
+        <w:rPr>
+          <w:b/>
+          <w:sz w:val="20"/>
+        </w:rPr>
+        <w:t xml:space="preserve">real profiles</w:t>
+      </w:r>
+      <w:r>
+        <w:rPr>
+          <w:sz w:val="20"/>
+        </w:rPr>
+        <w:t xml:space="preserve"> (*Presales outbound*, *Presales TL*) in the sandbox – exactly what go-live (Part 11) does in production – and checks every part as real users.</w:t>
+      </w:r>
+    </w:p>
+    <w:p>
+      <w:pPr>
+        <w:spacing w:before="0" w:after="80"/>
+      </w:pPr>
+      <w:r>
+        <w:rPr>
+          <w:sz w:val="20"/>
+        </w:rPr>
         <w:t xml:space="preserve">Masking rule (same code for everyone): </w:t>
       </w:r>
       <w:r>
@@ -354,20 +153,57 @@
         <w:rPr>
           <w:sz w:val="20"/>
         </w:rPr>
-        <w:t xml:space="preserve"> Field access = profile </w:t>
-      </w:r>
-      <w:r>
-        <w:rPr>
-          <w:b/>
-          <w:sz w:val="20"/>
-        </w:rPr>
-        <w:t xml:space="preserve">plus</w:t>
-      </w:r>
-      <w:r>
-        <w:rPr>
-          <w:sz w:val="20"/>
-        </w:rPr>
-        <w:t xml:space="preserve"> permission sets.</w:t>
+        <w:t xml:space="preserve"> Access = </w:t>
+      </w:r>
+      <w:r>
+        <w:rPr>
+          <w:b/>
+          <w:sz w:val="20"/>
+        </w:rPr>
+        <w:t xml:space="preserve">profile + all permission sets</w:t>
+      </w:r>
+      <w:r>
+        <w:rPr>
+          <w:sz w:val="20"/>
+        </w:rPr>
+        <w:t xml:space="preserve">.</w:t>
+      </w:r>
+    </w:p>
+    <w:p>
+      <w:pPr>
+        <w:spacing w:before="0" w:after="80"/>
+      </w:pPr>
+      <w:r>
+        <w:rPr>
+          <w:sz w:val="20"/>
+        </w:rPr>
+        <w:t xml:space="preserve">⚠️ </w:t>
+      </w:r>
+      <w:r>
+        <w:rPr>
+          <w:b/>
+          <w:sz w:val="20"/>
+        </w:rPr>
+        <w:t xml:space="preserve">Finding (2026-10-29):</w:t>
+      </w:r>
+      <w:r>
+        <w:rPr>
+          <w:sz w:val="20"/>
+        </w:rPr>
+        <w:t xml:space="preserve"> 146 of the 246 Presales outbound users have a permission set that grants the phone fields (mostly *Messaging_Permission_Set* and *sfdc_chatbot_service_permset*, also *Sales_All_Access*). They </w:t>
+      </w:r>
+      <w:r>
+        <w:rPr>
+          <w:b/>
+          <w:sz w:val="20"/>
+        </w:rPr>
+        <w:t xml:space="preserve">stay unmasked</w:t>
+      </w:r>
+      <w:r>
+        <w:rPr>
+          <w:sz w:val="20"/>
+        </w:rPr>
+        <w:t xml:space="preserve"> even after the profile change. Step R8 shows this; the fix belongs to go-live (Part 11).</w:t>
       </w:r>
     </w:p>
     <w:p>
@@ -381,45 +217,7 @@
           <w:b/>
           <w:sz w:val="26"/>
         </w:rPr>
-        <w:t xml:space="preserve">R0. Set-up in the sandbox (sandbox change – needs your approval)</w:t>
-      </w:r>
-    </w:p>
-    <w:p>
-      <w:pPr>
-        <w:spacing w:before="0" w:after="80"/>
-      </w:pPr>
-      <w:r>
-        <w:rPr>
-          <w:sz w:val="20"/>
-        </w:rPr>
-        <w:t xml:space="preserve">Nothing below is done yet. Either you do it in Setup, or reply </w:t>
-      </w:r>
-      <w:r>
-        <w:rPr>
-          <w:b/>
-          <w:sz w:val="20"/>
-        </w:rPr>
-        <w:t xml:space="preserve">"approve real-user test setup"</w:t>
-      </w:r>
-      <w:r>
-        <w:rPr>
-          <w:sz w:val="20"/>
-        </w:rPr>
-        <w:t xml:space="preserve"> and I will (1) back up the current sandbox profiles first (retrieve, read-only), (2) make the changes, (3) record them, (4) restore them after the test if you want.</w:t>
-      </w:r>
-    </w:p>
-    <w:p>
-      <w:pPr>
-        <w:spacing w:before="160" w:after="80"/>
-        <w:keepNext/>
-      </w:pPr>
-      <w:r>
-        <w:rPr>
-          <w:color w:val="2E5597"/>
-          <w:b/>
-          <w:sz w:val="22"/>
-        </w:rPr>
-        <w:t xml:space="preserve">R0.1 Real test users (sandbox copies – no production impact)</w:t>
+        <w:t xml:space="preserve">Test users (sandbox copies of real employees)</w:t>
       </w:r>
     </w:p>
     <w:tbl>
@@ -527,23 +325,23 @@
                 <w:b/>
                 <w:sz w:val="17"/>
               </w:rPr>
-              <w:t xml:space="preserve">Permission sets</w:t>
-            </w:r>
-          </w:p>
-        </w:tc>
-      </w:tr>
-      <w:tr>
-        <w:tc>
-          <w:tcPr/>
-          <w:p>
-            <w:pPr>
-              <w:spacing w:before="20" w:after="20"/>
-            </w:pPr>
-            <w:r>
-              <w:rPr>
-                <w:sz w:val="17"/>
-              </w:rPr>
-              <w:t xml:space="preserve">Real rep (SlashRTC)</w:t>
+              <w:t xml:space="preserve">Phone-granting permission sets</w:t>
+            </w:r>
+          </w:p>
+        </w:tc>
+      </w:tr>
+      <w:tr>
+        <w:tc>
+          <w:tcPr/>
+          <w:p>
+            <w:pPr>
+              <w:spacing w:before="20" w:after="20"/>
+            </w:pPr>
+            <w:r>
+              <w:rPr>
+                <w:sz w:val="17"/>
+              </w:rPr>
+              <w:t xml:space="preserve">Real rep – SlashRTC</w:t>
             </w:r>
           </w:p>
         </w:tc>
@@ -600,23 +398,254 @@
               <w:rPr>
                 <w:sz w:val="17"/>
               </w:rPr>
-              <w:t xml:space="preserve">none (clean test)</w:t>
-            </w:r>
-          </w:p>
-        </w:tc>
-      </w:tr>
-      <w:tr>
-        <w:tc>
-          <w:tcPr/>
-          <w:p>
-            <w:pPr>
-              <w:spacing w:before="20" w:after="20"/>
-            </w:pPr>
-            <w:r>
-              <w:rPr>
-                <w:sz w:val="17"/>
-              </w:rPr>
-              <w:t xml:space="preserve">Real rep (MCube)</w:t>
+              <w:t xml:space="preserve">none ✅</w:t>
+            </w:r>
+          </w:p>
+        </w:tc>
+      </w:tr>
+      <w:tr>
+        <w:tc>
+          <w:tcPr/>
+          <w:p>
+            <w:pPr>
+              <w:spacing w:before="20" w:after="20"/>
+            </w:pPr>
+            <w:r>
+              <w:rPr>
+                <w:sz w:val="17"/>
+              </w:rPr>
+              <w:t xml:space="preserve">Real rep – MCube</w:t>
+            </w:r>
+          </w:p>
+        </w:tc>
+        <w:tc>
+          <w:tcPr/>
+          <w:p>
+            <w:pPr>
+              <w:spacing w:before="20" w:after="20"/>
+            </w:pPr>
+            <w:r>
+              <w:rPr>
+                <w:b/>
+                <w:sz w:val="17"/>
+              </w:rPr>
+              <w:t xml:space="preserve">Ananthi R</w:t>
+            </w:r>
+            <w:r>
+              <w:rPr>
+                <w:sz w:val="17"/>
+              </w:rPr>
+              <w:t xml:space="preserve"> (backup: Janani M)</w:t>
+            </w:r>
+          </w:p>
+        </w:tc>
+        <w:tc>
+          <w:tcPr/>
+          <w:p>
+            <w:pPr>
+              <w:spacing w:before="20" w:after="20"/>
+            </w:pPr>
+            <w:r>
+              <w:rPr>
+                <w:sz w:val="17"/>
+              </w:rPr>
+              <w:t xml:space="preserve">Presales outbound</w:t>
+            </w:r>
+          </w:p>
+        </w:tc>
+        <w:tc>
+          <w:tcPr/>
+          <w:p>
+            <w:pPr>
+              <w:spacing w:before="20" w:after="20"/>
+            </w:pPr>
+            <w:r>
+              <w:rPr>
+                <w:sz w:val="17"/>
+              </w:rPr>
+              <w:t xml:space="preserve">MCube</w:t>
+            </w:r>
+          </w:p>
+        </w:tc>
+        <w:tc>
+          <w:tcPr/>
+          <w:p>
+            <w:pPr>
+              <w:spacing w:before="20" w:after="20"/>
+            </w:pPr>
+            <w:r>
+              <w:rPr>
+                <w:sz w:val="17"/>
+              </w:rPr>
+              <w:t xml:space="preserve">none ✅</w:t>
+            </w:r>
+          </w:p>
+        </w:tc>
+      </w:tr>
+      <w:tr>
+        <w:tc>
+          <w:tcPr/>
+          <w:p>
+            <w:pPr>
+              <w:spacing w:before="20" w:after="20"/>
+            </w:pPr>
+            <w:r>
+              <w:rPr>
+                <w:sz w:val="17"/>
+              </w:rPr>
+              <w:t xml:space="preserve">Real rep – 360CTI</w:t>
+            </w:r>
+          </w:p>
+        </w:tc>
+        <w:tc>
+          <w:tcPr/>
+          <w:p>
+            <w:pPr>
+              <w:spacing w:before="20" w:after="20"/>
+            </w:pPr>
+            <w:r>
+              <w:rPr>
+                <w:b/>
+                <w:sz w:val="17"/>
+              </w:rPr>
+              <w:t xml:space="preserve">Deepika G</w:t>
+            </w:r>
+            <w:r>
+              <w:rPr>
+                <w:sz w:val="17"/>
+              </w:rPr>
+              <w:t xml:space="preserve"> (or Akila K N / Thameem Ansari M)</w:t>
+            </w:r>
+          </w:p>
+        </w:tc>
+        <w:tc>
+          <w:tcPr/>
+          <w:p>
+            <w:pPr>
+              <w:spacing w:before="20" w:after="20"/>
+            </w:pPr>
+            <w:r>
+              <w:rPr>
+                <w:sz w:val="17"/>
+              </w:rPr>
+              <w:t xml:space="preserve">Presales outbound</w:t>
+            </w:r>
+          </w:p>
+        </w:tc>
+        <w:tc>
+          <w:tcPr/>
+          <w:p>
+            <w:pPr>
+              <w:spacing w:before="20" w:after="20"/>
+            </w:pPr>
+            <w:r>
+              <w:rPr>
+                <w:sz w:val="17"/>
+              </w:rPr>
+              <w:t xml:space="preserve">360CTI</w:t>
+            </w:r>
+          </w:p>
+        </w:tc>
+        <w:tc>
+          <w:tcPr/>
+          <w:p>
+            <w:pPr>
+              <w:spacing w:before="20" w:after="20"/>
+            </w:pPr>
+            <w:r>
+              <w:rPr>
+                <w:sz w:val="17"/>
+              </w:rPr>
+              <w:t xml:space="preserve">check in R0.9</w:t>
+            </w:r>
+          </w:p>
+        </w:tc>
+      </w:tr>
+      <w:tr>
+        <w:tc>
+          <w:tcPr/>
+          <w:p>
+            <w:pPr>
+              <w:spacing w:before="20" w:after="20"/>
+            </w:pPr>
+            <w:r>
+              <w:rPr>
+                <w:sz w:val="17"/>
+              </w:rPr>
+              <w:t xml:space="preserve">Real Team Lead</w:t>
+            </w:r>
+          </w:p>
+        </w:tc>
+        <w:tc>
+          <w:tcPr/>
+          <w:p>
+            <w:pPr>
+              <w:spacing w:before="20" w:after="20"/>
+            </w:pPr>
+            <w:r>
+              <w:rPr>
+                <w:b/>
+                <w:sz w:val="17"/>
+              </w:rPr>
+              <w:t xml:space="preserve">Swapna</w:t>
+            </w:r>
+          </w:p>
+        </w:tc>
+        <w:tc>
+          <w:tcPr/>
+          <w:p>
+            <w:pPr>
+              <w:spacing w:before="20" w:after="20"/>
+            </w:pPr>
+            <w:r>
+              <w:rPr>
+                <w:sz w:val="17"/>
+              </w:rPr>
+              <w:t xml:space="preserve">Presales TL</w:t>
+            </w:r>
+          </w:p>
+        </w:tc>
+        <w:tc>
+          <w:tcPr/>
+          <w:p>
+            <w:pPr>
+              <w:spacing w:before="20" w:after="20"/>
+            </w:pPr>
+            <w:r>
+              <w:rPr>
+                <w:sz w:val="17"/>
+              </w:rPr>
+              <w:t xml:space="preserve">MCube</w:t>
+            </w:r>
+          </w:p>
+        </w:tc>
+        <w:tc>
+          <w:tcPr/>
+          <w:p>
+            <w:pPr>
+              <w:spacing w:before="20" w:after="20"/>
+            </w:pPr>
+            <w:r>
+              <w:rPr>
+                <w:sz w:val="17"/>
+              </w:rPr>
+              <w:t xml:space="preserve">none for Phone__c ✅</w:t>
+            </w:r>
+          </w:p>
+        </w:tc>
+      </w:tr>
+      <w:tr>
+        <w:tc>
+          <w:tcPr/>
+          <w:p>
+            <w:pPr>
+              <w:spacing w:before="20" w:after="20"/>
+            </w:pPr>
+            <w:r>
+              <w:rPr>
+                <w:sz w:val="17"/>
+              </w:rPr>
+              <w:t xml:space="preserve">Leak example</w:t>
             </w:r>
           </w:p>
         </w:tc>
@@ -633,12 +662,6 @@
               </w:rPr>
               <w:t xml:space="preserve">Sharmili</w:t>
             </w:r>
-            <w:r>
-              <w:rPr>
-                <w:sz w:val="17"/>
-              </w:rPr>
-              <w:t xml:space="preserve"> (or Lalitha B / Muralidharan)</w:t>
-            </w:r>
           </w:p>
         </w:tc>
         <w:tc>
@@ -679,152 +702,7 @@
               <w:rPr>
                 <w:sz w:val="17"/>
               </w:rPr>
-              <w:t xml:space="preserve">check – see R0.4</w:t>
-            </w:r>
-          </w:p>
-        </w:tc>
-      </w:tr>
-      <w:tr>
-        <w:tc>
-          <w:tcPr/>
-          <w:p>
-            <w:pPr>
-              <w:spacing w:before="20" w:after="20"/>
-            </w:pPr>
-            <w:r>
-              <w:rPr>
-                <w:sz w:val="17"/>
-              </w:rPr>
-              <w:t xml:space="preserve">Real rep (360CTI)</w:t>
-            </w:r>
-          </w:p>
-        </w:tc>
-        <w:tc>
-          <w:tcPr/>
-          <w:p>
-            <w:pPr>
-              <w:spacing w:before="20" w:after="20"/>
-            </w:pPr>
-            <w:r>
-              <w:rPr>
-                <w:sz w:val="17"/>
-              </w:rPr>
-              <w:t xml:space="preserve">one of the 3 Presales outbound 360CTI users</w:t>
-            </w:r>
-          </w:p>
-        </w:tc>
-        <w:tc>
-          <w:tcPr/>
-          <w:p>
-            <w:pPr>
-              <w:spacing w:before="20" w:after="20"/>
-            </w:pPr>
-            <w:r>
-              <w:rPr>
-                <w:sz w:val="17"/>
-              </w:rPr>
-              <w:t xml:space="preserve">Presales outbound</w:t>
-            </w:r>
-          </w:p>
-        </w:tc>
-        <w:tc>
-          <w:tcPr/>
-          <w:p>
-            <w:pPr>
-              <w:spacing w:before="20" w:after="20"/>
-            </w:pPr>
-            <w:r>
-              <w:rPr>
-                <w:sz w:val="17"/>
-              </w:rPr>
-              <w:t xml:space="preserve">360CTI</w:t>
-            </w:r>
-          </w:p>
-        </w:tc>
-        <w:tc>
-          <w:tcPr/>
-          <w:p>
-            <w:pPr>
-              <w:spacing w:before="20" w:after="20"/>
-            </w:pPr>
-            <w:r>
-              <w:rPr>
-                <w:sz w:val="17"/>
-              </w:rPr>
-              <w:t xml:space="preserve">check</w:t>
-            </w:r>
-          </w:p>
-        </w:tc>
-      </w:tr>
-      <w:tr>
-        <w:tc>
-          <w:tcPr/>
-          <w:p>
-            <w:pPr>
-              <w:spacing w:before="20" w:after="20"/>
-            </w:pPr>
-            <w:r>
-              <w:rPr>
-                <w:sz w:val="17"/>
-              </w:rPr>
-              <w:t xml:space="preserve">Real Team Lead</w:t>
-            </w:r>
-          </w:p>
-        </w:tc>
-        <w:tc>
-          <w:tcPr/>
-          <w:p>
-            <w:pPr>
-              <w:spacing w:before="20" w:after="20"/>
-            </w:pPr>
-            <w:r>
-              <w:rPr>
-                <w:b/>
-                <w:sz w:val="17"/>
-              </w:rPr>
-              <w:t xml:space="preserve">Swapna</w:t>
-            </w:r>
-          </w:p>
-        </w:tc>
-        <w:tc>
-          <w:tcPr/>
-          <w:p>
-            <w:pPr>
-              <w:spacing w:before="20" w:after="20"/>
-            </w:pPr>
-            <w:r>
-              <w:rPr>
-                <w:sz w:val="17"/>
-              </w:rPr>
-              <w:t xml:space="preserve">Presales TL</w:t>
-            </w:r>
-          </w:p>
-        </w:tc>
-        <w:tc>
-          <w:tcPr/>
-          <w:p>
-            <w:pPr>
-              <w:spacing w:before="20" w:after="20"/>
-            </w:pPr>
-            <w:r>
-              <w:rPr>
-                <w:sz w:val="17"/>
-              </w:rPr>
-              <w:t xml:space="preserve">MCube</w:t>
-            </w:r>
-          </w:p>
-        </w:tc>
-        <w:tc>
-          <w:tcPr/>
-          <w:p>
-            <w:pPr>
-              <w:spacing w:before="20" w:after="20"/>
-            </w:pPr>
-            <w:r>
-              <w:rPr>
-                <w:sz w:val="17"/>
-              </w:rPr>
-              <w:t xml:space="preserve">+ Phone_Reveal (R0.5)</w:t>
+              <w:t xml:space="preserve">Messaging_Permission_Set + Chatbot ❌</w:t>
             </w:r>
           </w:p>
         </w:tc>
@@ -867,7 +745,20 @@
               <w:rPr>
                 <w:sz w:val="17"/>
               </w:rPr>
-              <w:t xml:space="preserve"> / CRM profile user</w:t>
+              <w:t xml:space="preserve"> or </w:t>
+            </w:r>
+            <w:r>
+              <w:rPr>
+                <w:b/>
+                <w:sz w:val="17"/>
+              </w:rPr>
+              <w:t xml:space="preserve">CRM Team</w:t>
+            </w:r>
+            <w:r>
+              <w:rPr>
+                <w:sz w:val="17"/>
+              </w:rPr>
+              <w:t xml:space="preserve"> user</w:t>
             </w:r>
           </w:p>
         </w:tc>
@@ -994,65 +885,40 @@
     </w:p>
     <w:p>
       <w:pPr>
+        <w:spacing w:before="240" w:after="100"/>
+        <w:keepNext/>
+      </w:pPr>
+      <w:r>
+        <w:rPr>
+          <w:color w:val="2E5597"/>
+          <w:b/>
+          <w:sz w:val="26"/>
+        </w:rPr>
+        <w:t xml:space="preserve">R0. Set-up (sandbox change)</w:t>
+      </w:r>
+    </w:p>
+    <w:p>
+      <w:pPr>
         <w:spacing w:before="0" w:after="80"/>
       </w:pPr>
       <w:r>
         <w:rPr>
           <w:sz w:val="20"/>
         </w:rPr>
-        <w:t xml:space="preserve">⚠️ These are copies of </w:t>
-      </w:r>
-      <w:r>
-        <w:rPr>
-          <w:b/>
-          <w:sz w:val="20"/>
-        </w:rPr>
-        <w:t xml:space="preserve">real employees</w:t>
-      </w:r>
-      <w:r>
-        <w:rPr>
-          <w:sz w:val="20"/>
-        </w:rPr>
-        <w:t xml:space="preserve">: their Mobile / Mcube Phone hold the employee's real phone. Before any test call, set the test user's </w:t>
-      </w:r>
-      <w:r>
-        <w:rPr>
-          <w:b/>
-          <w:sz w:val="20"/>
-        </w:rPr>
-        <w:t xml:space="preserve">Mobile</w:t>
-      </w:r>
-      <w:r>
-        <w:rPr>
-          <w:sz w:val="20"/>
-        </w:rPr>
-        <w:t xml:space="preserve"> and </w:t>
-      </w:r>
-      <w:r>
-        <w:rPr>
-          <w:b/>
-          <w:sz w:val="20"/>
-        </w:rPr>
-        <w:t xml:space="preserve">Mcube Phone</w:t>
-      </w:r>
-      <w:r>
-        <w:rPr>
-          <w:sz w:val="20"/>
-        </w:rPr>
-        <w:t xml:space="preserve"> to </w:t>
-      </w:r>
-      <w:r>
-        <w:rPr>
-          <w:b/>
-          <w:sz w:val="20"/>
-        </w:rPr>
-        <w:t xml:space="preserve">your own</w:t>
-      </w:r>
-      <w:r>
-        <w:rPr>
-          <w:sz w:val="20"/>
-        </w:rPr>
-        <w:t xml:space="preserve"> agent number (MCube rings the agent first), and use dummy customer numbers only.</w:t>
+        <w:t xml:space="preserve">Do it yourself with these steps, or reply </w:t>
+      </w:r>
+      <w:r>
+        <w:rPr>
+          <w:b/>
+          <w:sz w:val="20"/>
+        </w:rPr>
+        <w:t xml:space="preserve">"approve real-user test setup"</w:t>
+      </w:r>
+      <w:r>
+        <w:rPr>
+          <w:sz w:val="20"/>
+        </w:rPr>
+        <w:t xml:space="preserve"> and I will back up the two profiles first (retrieve), make R0.2–R0.6, and restore them in R9.</w:t>
       </w:r>
     </w:p>
     <w:p>
@@ -1066,7 +932,7 @@
           <w:b/>
           <w:sz w:val="22"/>
         </w:rPr>
-        <w:t xml:space="preserve">R0.2 Profiles *Presales outbound* and *Presales TL* – field access</w:t>
+        <w:t xml:space="preserve">R0.1 Back up first (if you do it yourself)</w:t>
       </w:r>
     </w:p>
     <w:p>
@@ -1077,463 +943,33 @@
         <w:rPr>
           <w:sz w:val="20"/>
         </w:rPr>
-        <w:t xml:space="preserve">Setup → Profiles → profile → </w:t>
-      </w:r>
-      <w:r>
-        <w:rPr>
-          <w:b/>
-          <w:sz w:val="20"/>
-        </w:rPr>
-        <w:t xml:space="preserve">Object Settings</w:t>
-      </w:r>
-      <w:r>
-        <w:rPr>
-          <w:sz w:val="20"/>
-        </w:rPr>
-        <w:t xml:space="preserve"> → object → Edit:</w:t>
-      </w:r>
-    </w:p>
-    <w:tbl>
-      <w:tblPr>
-        <w:tblW w:w="5000" w:type="pct"/>
-        <w:tblBorders>
-          <w:top w:val="single" w:sz="4" w:color="8EAADB"/>
-          <w:left w:val="single" w:sz="4" w:color="8EAADB"/>
-          <w:bottom w:val="single" w:sz="4" w:color="8EAADB"/>
-          <w:right w:val="single" w:sz="4" w:color="8EAADB"/>
-          <w:insideH w:val="single" w:sz="4" w:color="8EAADB"/>
-          <w:insideV w:val="single" w:sz="4" w:color="8EAADB"/>
-        </w:tblBorders>
-        <w:tblLayout w:type="autofit"/>
-      </w:tblPr>
-      <w:tblGrid>
-        <w:gridCol w:w="4800"/>
-        <w:gridCol w:w="4800"/>
-        <w:gridCol w:w="4800"/>
-      </w:tblGrid>
-      <w:tr>
-        <w:trPr>
-          <w:tblHeader/>
-        </w:trPr>
-        <w:tc>
-          <w:tcPr>
-            <w:shd w:val="clear" w:color="auto" w:fill="D9E2F3"/>
-          </w:tcPr>
-          <w:p>
-            <w:pPr>
-              <w:spacing w:before="20" w:after="20"/>
-            </w:pPr>
-            <w:r>
-              <w:rPr>
-                <w:b/>
-                <w:sz w:val="17"/>
-              </w:rPr>
-              <w:t xml:space="preserve">Object</w:t>
-            </w:r>
-          </w:p>
-        </w:tc>
-        <w:tc>
-          <w:tcPr>
-            <w:shd w:val="clear" w:color="auto" w:fill="D9E2F3"/>
-          </w:tcPr>
-          <w:p>
-            <w:pPr>
-              <w:spacing w:before="20" w:after="20"/>
-            </w:pPr>
-            <w:r>
-              <w:rPr>
-                <w:b/>
-                <w:sz w:val="17"/>
-              </w:rPr>
-              <w:t xml:space="preserve">Field</w:t>
-            </w:r>
-          </w:p>
-        </w:tc>
-        <w:tc>
-          <w:tcPr>
-            <w:shd w:val="clear" w:color="auto" w:fill="D9E2F3"/>
-          </w:tcPr>
-          <w:p>
-            <w:pPr>
-              <w:spacing w:before="20" w:after="20"/>
-            </w:pPr>
-            <w:r>
-              <w:rPr>
-                <w:b/>
-                <w:sz w:val="17"/>
-              </w:rPr>
-              <w:t xml:space="preserve">Set to</w:t>
-            </w:r>
-          </w:p>
-        </w:tc>
-      </w:tr>
-      <w:tr>
-        <w:tc>
-          <w:tcPr/>
-          <w:p>
-            <w:pPr>
-              <w:spacing w:before="20" w:after="20"/>
-            </w:pPr>
-            <w:r>
-              <w:rPr>
-                <w:sz w:val="17"/>
-              </w:rPr>
-              <w:t xml:space="preserve">Lead</w:t>
-            </w:r>
-          </w:p>
-        </w:tc>
-        <w:tc>
-          <w:tcPr/>
-          <w:p>
-            <w:pPr>
-              <w:spacing w:before="20" w:after="20"/>
-            </w:pPr>
-            <w:r>
-              <w:rPr>
-                <w:sz w:val="17"/>
-              </w:rPr>
-              <w:t xml:space="preserve">Phone__c, Secondary_Phone__c, Phone (standard), MobilePhone, Full_phone_number__c, Phone_with_country_code__c, Secondary_phone_with_country_code__c, Secondary_Phones__c, Secondary_Mobile_No__c, Office_Phone_No__c, Spouse_Number__c, WhatsApp_Number__c, Register_your_WhatsApp_Number__c, Merge_Lead_Phone_No__c</w:t>
-            </w:r>
-          </w:p>
-        </w:tc>
-        <w:tc>
-          <w:tcPr/>
-          <w:p>
-            <w:pPr>
-              <w:spacing w:before="20" w:after="20"/>
-            </w:pPr>
-            <w:r>
-              <w:rPr>
-                <w:sz w:val="17"/>
-              </w:rPr>
-              <w:t xml:space="preserve">Read ☐ Edit ☐</w:t>
-            </w:r>
-          </w:p>
-        </w:tc>
-      </w:tr>
-      <w:tr>
-        <w:tc>
-          <w:tcPr/>
-          <w:p>
-            <w:pPr>
-              <w:spacing w:before="20" w:after="20"/>
-            </w:pPr>
-            <w:r>
-              <w:rPr>
-                <w:sz w:val="17"/>
-              </w:rPr>
-              <w:t xml:space="preserve">Related_Source__c</w:t>
-            </w:r>
-          </w:p>
-        </w:tc>
-        <w:tc>
-          <w:tcPr/>
-          <w:p>
-            <w:pPr>
-              <w:spacing w:before="20" w:after="20"/>
-            </w:pPr>
-            <w:r>
-              <w:rPr>
-                <w:sz w:val="17"/>
-              </w:rPr>
-              <w:t xml:space="preserve">Phone__c, Secondary_Phone__c, Register_your_WhatsApp_Number__c</w:t>
-            </w:r>
-          </w:p>
-        </w:tc>
-        <w:tc>
-          <w:tcPr/>
-          <w:p>
-            <w:pPr>
-              <w:spacing w:before="20" w:after="20"/>
-            </w:pPr>
-            <w:r>
-              <w:rPr>
-                <w:sz w:val="17"/>
-              </w:rPr>
-              <w:t xml:space="preserve">Read ☐ Edit ☐</w:t>
-            </w:r>
-          </w:p>
-        </w:tc>
-      </w:tr>
-      <w:tr>
-        <w:tc>
-          <w:tcPr/>
-          <w:p>
-            <w:pPr>
-              <w:spacing w:before="20" w:after="20"/>
-            </w:pPr>
-            <w:r>
-              <w:rPr>
-                <w:sz w:val="17"/>
-              </w:rPr>
-              <w:t xml:space="preserve">Call_Detail__c</w:t>
-            </w:r>
-          </w:p>
-        </w:tc>
-        <w:tc>
-          <w:tcPr/>
-          <w:p>
-            <w:pPr>
-              <w:spacing w:before="20" w:after="20"/>
-            </w:pPr>
-            <w:r>
-              <w:rPr>
-                <w:sz w:val="17"/>
-              </w:rPr>
-              <w:t xml:space="preserve">Call_To__c, Customer_Contact__c</w:t>
-            </w:r>
-          </w:p>
-        </w:tc>
-        <w:tc>
-          <w:tcPr/>
-          <w:p>
-            <w:pPr>
-              <w:spacing w:before="20" w:after="20"/>
-            </w:pPr>
-            <w:r>
-              <w:rPr>
-                <w:sz w:val="17"/>
-              </w:rPr>
-              <w:t xml:space="preserve">Read ☐ Edit ☐</w:t>
-            </w:r>
-          </w:p>
-        </w:tc>
-      </w:tr>
-      <w:tr>
-        <w:tc>
-          <w:tcPr/>
-          <w:p>
-            <w:pPr>
-              <w:spacing w:before="20" w:after="20"/>
-            </w:pPr>
-            <w:r>
-              <w:rPr>
-                <w:sz w:val="17"/>
-              </w:rPr>
-              <w:t xml:space="preserve">Task</w:t>
-            </w:r>
-          </w:p>
-        </w:tc>
-        <w:tc>
-          <w:tcPr/>
-          <w:p>
-            <w:pPr>
-              <w:spacing w:before="20" w:after="20"/>
-            </w:pPr>
-            <w:r>
-              <w:rPr>
-                <w:sz w:val="17"/>
-              </w:rPr>
-              <w:t xml:space="preserve">Call_From__c, Call_To__c, Caller_number__c</w:t>
-            </w:r>
-          </w:p>
-        </w:tc>
-        <w:tc>
-          <w:tcPr/>
-          <w:p>
-            <w:pPr>
-              <w:spacing w:before="20" w:after="20"/>
-            </w:pPr>
-            <w:r>
-              <w:rPr>
-                <w:sz w:val="17"/>
-              </w:rPr>
-              <w:t xml:space="preserve">Read ☐ Edit ☐</w:t>
-            </w:r>
-          </w:p>
-        </w:tc>
-      </w:tr>
-      <w:tr>
-        <w:tc>
-          <w:tcPr/>
-          <w:p>
-            <w:pPr>
-              <w:spacing w:before="20" w:after="20"/>
-            </w:pPr>
-            <w:r>
-              <w:rPr>
-                <w:sz w:val="17"/>
-              </w:rPr>
-              <w:t xml:space="preserve">Event</w:t>
-            </w:r>
-          </w:p>
-        </w:tc>
-        <w:tc>
-          <w:tcPr/>
-          <w:p>
-            <w:pPr>
-              <w:spacing w:before="20" w:after="20"/>
-            </w:pPr>
-            <w:r>
-              <w:rPr>
-                <w:sz w:val="17"/>
-              </w:rPr>
-              <w:t xml:space="preserve">Call_From__c, Call_To__c, Caller_number__c</w:t>
-            </w:r>
-          </w:p>
-        </w:tc>
-        <w:tc>
-          <w:tcPr/>
-          <w:p>
-            <w:pPr>
-              <w:spacing w:before="20" w:after="20"/>
-            </w:pPr>
-            <w:r>
-              <w:rPr>
-                <w:sz w:val="17"/>
-              </w:rPr>
-              <w:t xml:space="preserve">Read ☐ Edit ☐</w:t>
-            </w:r>
-          </w:p>
-        </w:tc>
-      </w:tr>
-      <w:tr>
-        <w:tc>
-          <w:tcPr/>
-          <w:p>
-            <w:pPr>
-              <w:spacing w:before="20" w:after="20"/>
-            </w:pPr>
-            <w:r>
-              <w:rPr>
-                <w:sz w:val="17"/>
-              </w:rPr>
-              <w:t xml:space="preserve">Lead</w:t>
-            </w:r>
-          </w:p>
-        </w:tc>
-        <w:tc>
-          <w:tcPr/>
-          <w:p>
-            <w:pPr>
-              <w:spacing w:before="20" w:after="20"/>
-            </w:pPr>
-            <w:r>
-              <w:rPr>
-                <w:sz w:val="17"/>
-              </w:rPr>
-              <w:t xml:space="preserve">Phone_Entry__c, Secondary_Phone_Entry__c</w:t>
-            </w:r>
-          </w:p>
-        </w:tc>
-        <w:tc>
-          <w:tcPr/>
-          <w:p>
-            <w:pPr>
-              <w:spacing w:before="20" w:after="20"/>
-            </w:pPr>
-            <w:r>
-              <w:rPr>
-                <w:sz w:val="17"/>
-              </w:rPr>
-              <w:t xml:space="preserve">Read ☑ Edit ☑</w:t>
-            </w:r>
-          </w:p>
-        </w:tc>
-      </w:tr>
-      <w:tr>
-        <w:tc>
-          <w:tcPr/>
-          <w:p>
-            <w:pPr>
-              <w:spacing w:before="20" w:after="20"/>
-            </w:pPr>
-            <w:r>
-              <w:rPr>
-                <w:sz w:val="17"/>
-              </w:rPr>
-              <w:t xml:space="preserve">Lead</w:t>
-            </w:r>
-          </w:p>
-        </w:tc>
-        <w:tc>
-          <w:tcPr/>
-          <w:p>
-            <w:pPr>
-              <w:spacing w:before="20" w:after="20"/>
-            </w:pPr>
-            <w:r>
-              <w:rPr>
-                <w:sz w:val="17"/>
-              </w:rPr>
-              <w:t xml:space="preserve">Phone_Masked__c</w:t>
-            </w:r>
-          </w:p>
-        </w:tc>
-        <w:tc>
-          <w:tcPr/>
-          <w:p>
-            <w:pPr>
-              <w:spacing w:before="20" w:after="20"/>
-            </w:pPr>
-            <w:r>
-              <w:rPr>
-                <w:sz w:val="17"/>
-              </w:rPr>
-              <w:t xml:space="preserve">Read ☑</w:t>
-            </w:r>
-          </w:p>
-        </w:tc>
-      </w:tr>
-      <w:tr>
-        <w:tc>
-          <w:tcPr/>
-          <w:p>
-            <w:pPr>
-              <w:spacing w:before="20" w:after="20"/>
-            </w:pPr>
-            <w:r>
-              <w:rPr>
-                <w:sz w:val="17"/>
-              </w:rPr>
-              <w:t xml:space="preserve">Call_Detail__c</w:t>
-            </w:r>
-          </w:p>
-        </w:tc>
-        <w:tc>
-          <w:tcPr/>
-          <w:p>
-            <w:pPr>
-              <w:spacing w:before="20" w:after="20"/>
-            </w:pPr>
-            <w:r>
-              <w:rPr>
-                <w:sz w:val="17"/>
-              </w:rPr>
-              <w:t xml:space="preserve">Call_To_Masked__c</w:t>
-            </w:r>
-          </w:p>
-        </w:tc>
-        <w:tc>
-          <w:tcPr/>
-          <w:p>
-            <w:pPr>
-              <w:spacing w:before="20" w:after="20"/>
-            </w:pPr>
-            <w:r>
-              <w:rPr>
-                <w:sz w:val="17"/>
-              </w:rPr>
-              <w:t xml:space="preserve">Read ☑</w:t>
-            </w:r>
-          </w:p>
-        </w:tc>
-      </w:tr>
-    </w:tbl>
-    <w:p>
-      <w:pPr>
-        <w:spacing w:before="0" w:after="60"/>
-      </w:pPr>
-    </w:p>
-    <w:p>
-      <w:pPr>
-        <w:spacing w:before="0" w:after="80"/>
-      </w:pPr>
-      <w:r>
-        <w:rPr>
-          <w:sz w:val="20"/>
-        </w:rPr>
-        <w:t xml:space="preserve">(These are the same 25 fields hidden on the POC profile.)</w:t>
+        <w:t xml:space="preserve">Setup → Profiles → </w:t>
+      </w:r>
+      <w:r>
+        <w:rPr>
+          <w:b/>
+          <w:sz w:val="20"/>
+        </w:rPr>
+        <w:t xml:space="preserve">Presales outbound</w:t>
+      </w:r>
+      <w:r>
+        <w:rPr>
+          <w:sz w:val="20"/>
+        </w:rPr>
+        <w:t xml:space="preserve"> → take screenshots of *Field-Level Security* for Lead, Related Source, Call Detail, Task, Event, and *Apex Class Access*. Same for </w:t>
+      </w:r>
+      <w:r>
+        <w:rPr>
+          <w:b/>
+          <w:sz w:val="20"/>
+        </w:rPr>
+        <w:t xml:space="preserve">Presales TL</w:t>
+      </w:r>
+      <w:r>
+        <w:rPr>
+          <w:sz w:val="20"/>
+        </w:rPr>
+        <w:t xml:space="preserve">. (Our repo also has the original profiles from the baseline.)</w:t>
       </w:r>
     </w:p>
     <w:p>
@@ -1547,57 +983,345 @@
           <w:b/>
           <w:sz w:val="22"/>
         </w:rPr>
-        <w:t xml:space="preserve">R0.3 Profiles – Apex class access</w:t>
+        <w:t xml:space="preserve">R0.2 Remove phone-field access – profile </w:t>
+      </w:r>
+      <w:r>
+        <w:rPr>
+          <w:color w:val="2E5597"/>
+          <w:b/>
+          <w:sz w:val="22"/>
+        </w:rPr>
+        <w:t xml:space="preserve">Presales outbound</w:t>
       </w:r>
     </w:p>
     <w:p>
       <w:pPr>
-        <w:spacing w:before="0" w:after="80"/>
+        <w:spacing w:before="0" w:after="40"/>
+        <w:ind w:left="360" w:hanging="240"/>
       </w:pPr>
       <w:r>
         <w:rPr>
           <w:sz w:val="20"/>
         </w:rPr>
-        <w:t xml:space="preserve">Both profiles → </w:t>
-      </w:r>
-      <w:r>
-        <w:rPr>
-          <w:b/>
-          <w:sz w:val="20"/>
-        </w:rPr>
-        <w:t xml:space="preserve">Apex Class Access</w:t>
-      </w:r>
-      <w:r>
-        <w:rPr>
-          <w:sz w:val="20"/>
-        </w:rPr>
-        <w:t xml:space="preserve"> → add </w:t>
-      </w:r>
-      <w:r>
-        <w:rPr>
-          <w:b/>
-          <w:sz w:val="20"/>
-        </w:rPr>
-        <w:t xml:space="preserve">MaskedPhonePanelController</w:t>
-      </w:r>
-      <w:r>
-        <w:rPr>
-          <w:sz w:val="20"/>
-        </w:rPr>
-        <w:t xml:space="preserve">, </w:t>
-      </w:r>
-      <w:r>
-        <w:rPr>
-          <w:b/>
-          <w:sz w:val="20"/>
-        </w:rPr>
-        <w:t xml:space="preserve">MaskedDialServiceCTI</w:t>
+        <w:t xml:space="preserve">1.  Setup → Quick Find </w:t>
+      </w:r>
+      <w:r>
+        <w:rPr>
+          <w:b/>
+          <w:sz w:val="20"/>
+        </w:rPr>
+        <w:t xml:space="preserve">Profiles</w:t>
+      </w:r>
+      <w:r>
+        <w:rPr>
+          <w:sz w:val="20"/>
+        </w:rPr>
+        <w:t xml:space="preserve"> → </w:t>
+      </w:r>
+      <w:r>
+        <w:rPr>
+          <w:b/>
+          <w:sz w:val="20"/>
+        </w:rPr>
+        <w:t xml:space="preserve">Presales outbound</w:t>
       </w:r>
       <w:r>
         <w:rPr>
           <w:sz w:val="20"/>
         </w:rPr>
         <w:t xml:space="preserve">.</w:t>
+      </w:r>
+    </w:p>
+    <w:p>
+      <w:pPr>
+        <w:spacing w:before="0" w:after="40"/>
+        <w:ind w:left="360" w:hanging="240"/>
+      </w:pPr>
+      <w:r>
+        <w:rPr>
+          <w:sz w:val="20"/>
+        </w:rPr>
+        <w:t xml:space="preserve">2.  </w:t>
+      </w:r>
+      <w:r>
+        <w:rPr>
+          <w:b/>
+          <w:sz w:val="20"/>
+        </w:rPr>
+        <w:t xml:space="preserve">Object Settings</w:t>
+      </w:r>
+      <w:r>
+        <w:rPr>
+          <w:sz w:val="20"/>
+        </w:rPr>
+        <w:t xml:space="preserve"> → </w:t>
+      </w:r>
+      <w:r>
+        <w:rPr>
+          <w:b/>
+          <w:sz w:val="20"/>
+        </w:rPr>
+        <w:t xml:space="preserve">Leads</w:t>
+      </w:r>
+      <w:r>
+        <w:rPr>
+          <w:sz w:val="20"/>
+        </w:rPr>
+        <w:t xml:space="preserve"> → </w:t>
+      </w:r>
+      <w:r>
+        <w:rPr>
+          <w:b/>
+          <w:sz w:val="20"/>
+        </w:rPr>
+        <w:t xml:space="preserve">Edit</w:t>
+      </w:r>
+      <w:r>
+        <w:rPr>
+          <w:sz w:val="20"/>
+        </w:rPr>
+        <w:t xml:space="preserve">.</w:t>
+      </w:r>
+    </w:p>
+    <w:p>
+      <w:pPr>
+        <w:spacing w:before="0" w:after="40"/>
+        <w:ind w:left="360" w:hanging="240"/>
+      </w:pPr>
+      <w:r>
+        <w:rPr>
+          <w:sz w:val="20"/>
+        </w:rPr>
+        <w:t xml:space="preserve">3.  Untick </w:t>
+      </w:r>
+      <w:r>
+        <w:rPr>
+          <w:b/>
+          <w:sz w:val="20"/>
+        </w:rPr>
+        <w:t xml:space="preserve">Read</w:t>
+      </w:r>
+      <w:r>
+        <w:rPr>
+          <w:sz w:val="20"/>
+        </w:rPr>
+        <w:t xml:space="preserve"> (Edit clears too) for: Phone__c, Secondary_Phone__c, Phone, MobilePhone, Full_phone_number__c, Phone_with_country_code__c, Secondary_phone_with_country_code__c, Secondary_Phones__c, Secondary_Mobile_No__c, Office_Phone_No__c, Spouse_Number__c, WhatsApp_Number__c, Register_your_WhatsApp_Number__c, Merge_Lead_Phone_No__c.</w:t>
+      </w:r>
+    </w:p>
+    <w:p>
+      <w:pPr>
+        <w:spacing w:before="0" w:after="40"/>
+        <w:ind w:left="360" w:hanging="240"/>
+      </w:pPr>
+      <w:r>
+        <w:rPr>
+          <w:sz w:val="20"/>
+        </w:rPr>
+        <w:t xml:space="preserve">4.  In the same screen tick </w:t>
+      </w:r>
+      <w:r>
+        <w:rPr>
+          <w:b/>
+          <w:sz w:val="20"/>
+        </w:rPr>
+        <w:t xml:space="preserve">Read + Edit</w:t>
+      </w:r>
+      <w:r>
+        <w:rPr>
+          <w:sz w:val="20"/>
+        </w:rPr>
+        <w:t xml:space="preserve"> on </w:t>
+      </w:r>
+      <w:r>
+        <w:rPr>
+          <w:b/>
+          <w:sz w:val="20"/>
+        </w:rPr>
+        <w:t xml:space="preserve">Phone_Entry__c</w:t>
+      </w:r>
+      <w:r>
+        <w:rPr>
+          <w:sz w:val="20"/>
+        </w:rPr>
+        <w:t xml:space="preserve"> and </w:t>
+      </w:r>
+      <w:r>
+        <w:rPr>
+          <w:b/>
+          <w:sz w:val="20"/>
+        </w:rPr>
+        <w:t xml:space="preserve">Secondary_Phone_Entry__c</w:t>
+      </w:r>
+      <w:r>
+        <w:rPr>
+          <w:sz w:val="20"/>
+        </w:rPr>
+        <w:t xml:space="preserve">, and </w:t>
+      </w:r>
+      <w:r>
+        <w:rPr>
+          <w:b/>
+          <w:sz w:val="20"/>
+        </w:rPr>
+        <w:t xml:space="preserve">Read</w:t>
+      </w:r>
+      <w:r>
+        <w:rPr>
+          <w:sz w:val="20"/>
+        </w:rPr>
+        <w:t xml:space="preserve"> on </w:t>
+      </w:r>
+      <w:r>
+        <w:rPr>
+          <w:b/>
+          <w:sz w:val="20"/>
+        </w:rPr>
+        <w:t xml:space="preserve">Phone_Masked__c</w:t>
+      </w:r>
+      <w:r>
+        <w:rPr>
+          <w:sz w:val="20"/>
+        </w:rPr>
+        <w:t xml:space="preserve"> → </w:t>
+      </w:r>
+      <w:r>
+        <w:rPr>
+          <w:b/>
+          <w:sz w:val="20"/>
+        </w:rPr>
+        <w:t xml:space="preserve">Save</w:t>
+      </w:r>
+      <w:r>
+        <w:rPr>
+          <w:sz w:val="20"/>
+        </w:rPr>
+        <w:t xml:space="preserve">.</w:t>
+      </w:r>
+    </w:p>
+    <w:p>
+      <w:pPr>
+        <w:spacing w:before="0" w:after="40"/>
+        <w:ind w:left="360" w:hanging="240"/>
+      </w:pPr>
+      <w:r>
+        <w:rPr>
+          <w:sz w:val="20"/>
+        </w:rPr>
+        <w:t xml:space="preserve">5.  </w:t>
+      </w:r>
+      <w:r>
+        <w:rPr>
+          <w:b/>
+          <w:sz w:val="20"/>
+        </w:rPr>
+        <w:t xml:space="preserve">Object Settings</w:t>
+      </w:r>
+      <w:r>
+        <w:rPr>
+          <w:sz w:val="20"/>
+        </w:rPr>
+        <w:t xml:space="preserve"> → </w:t>
+      </w:r>
+      <w:r>
+        <w:rPr>
+          <w:b/>
+          <w:sz w:val="20"/>
+        </w:rPr>
+        <w:t xml:space="preserve">Related Sources</w:t>
+      </w:r>
+      <w:r>
+        <w:rPr>
+          <w:sz w:val="20"/>
+        </w:rPr>
+        <w:t xml:space="preserve"> → Edit → untick Read: Phone__c, Secondary_Phone__c, Register_your_WhatsApp_Number__c → Save.</w:t>
+      </w:r>
+    </w:p>
+    <w:p>
+      <w:pPr>
+        <w:spacing w:before="0" w:after="40"/>
+        <w:ind w:left="360" w:hanging="240"/>
+      </w:pPr>
+      <w:r>
+        <w:rPr>
+          <w:sz w:val="20"/>
+        </w:rPr>
+        <w:t xml:space="preserve">6.  </w:t>
+      </w:r>
+      <w:r>
+        <w:rPr>
+          <w:b/>
+          <w:sz w:val="20"/>
+        </w:rPr>
+        <w:t xml:space="preserve">Call Details</w:t>
+      </w:r>
+      <w:r>
+        <w:rPr>
+          <w:sz w:val="20"/>
+        </w:rPr>
+        <w:t xml:space="preserve"> → Edit → untick Read: Call_To__c, Customer_Contact__c; tick Read: </w:t>
+      </w:r>
+      <w:r>
+        <w:rPr>
+          <w:b/>
+          <w:sz w:val="20"/>
+        </w:rPr>
+        <w:t xml:space="preserve">Call_To_Masked__c</w:t>
+      </w:r>
+      <w:r>
+        <w:rPr>
+          <w:sz w:val="20"/>
+        </w:rPr>
+        <w:t xml:space="preserve"> → Save.</w:t>
+      </w:r>
+    </w:p>
+    <w:p>
+      <w:pPr>
+        <w:spacing w:before="0" w:after="40"/>
+        <w:ind w:left="360" w:hanging="240"/>
+      </w:pPr>
+      <w:r>
+        <w:rPr>
+          <w:sz w:val="20"/>
+        </w:rPr>
+        <w:t xml:space="preserve">7.  </w:t>
+      </w:r>
+      <w:r>
+        <w:rPr>
+          <w:b/>
+          <w:sz w:val="20"/>
+        </w:rPr>
+        <w:t xml:space="preserve">Tasks</w:t>
+      </w:r>
+      <w:r>
+        <w:rPr>
+          <w:sz w:val="20"/>
+        </w:rPr>
+        <w:t xml:space="preserve"> → Edit → untick Read: Call_From__c, Call_To__c, Caller_number__c → Save.</w:t>
+      </w:r>
+    </w:p>
+    <w:p>
+      <w:pPr>
+        <w:spacing w:before="0" w:after="40"/>
+        <w:ind w:left="360" w:hanging="240"/>
+      </w:pPr>
+      <w:r>
+        <w:rPr>
+          <w:sz w:val="20"/>
+        </w:rPr>
+        <w:t xml:space="preserve">8.  </w:t>
+      </w:r>
+      <w:r>
+        <w:rPr>
+          <w:b/>
+          <w:sz w:val="20"/>
+        </w:rPr>
+        <w:t xml:space="preserve">Events</w:t>
+      </w:r>
+      <w:r>
+        <w:rPr>
+          <w:sz w:val="20"/>
+        </w:rPr>
+        <w:t xml:space="preserve"> → Edit → untick Read: Call_From__c, Call_To__c, Caller_number__c → Save.</w:t>
       </w:r>
     </w:p>
     <w:p>
@@ -1611,7 +1335,15 @@
           <w:b/>
           <w:sz w:val="22"/>
         </w:rPr>
-        <w:t xml:space="preserve">R0.4 Permission sets that would keep users unmasked</w:t>
+        <w:t xml:space="preserve">R0.3 Same for profile </w:t>
+      </w:r>
+      <w:r>
+        <w:rPr>
+          <w:color w:val="2E5597"/>
+          <w:b/>
+          <w:sz w:val="22"/>
+        </w:rPr>
+        <w:t xml:space="preserve">Presales TL</w:t>
       </w:r>
     </w:p>
     <w:p>
@@ -1622,73 +1354,162 @@
         <w:rPr>
           <w:sz w:val="20"/>
         </w:rPr>
-        <w:t xml:space="preserve">These grant Read on </w:t>
-      </w:r>
-      <w:r>
-        <w:rPr>
-          <w:rFonts w:ascii="Consolas" w:hAnsi="Consolas"/>
-          <w:color w:val="833C0B"/>
-          <w:sz w:val="20"/>
-        </w:rPr>
-        <w:t xml:space="preserve">Lead.Phone__c</w:t>
-      </w:r>
-      <w:r>
-        <w:rPr>
-          <w:sz w:val="20"/>
-        </w:rPr>
-        <w:t xml:space="preserve"> (sandbox check 2026-10-26): </w:t>
-      </w:r>
-      <w:r>
-        <w:rPr>
-          <w:b/>
-          <w:sz w:val="20"/>
-        </w:rPr>
-        <w:t xml:space="preserve">Sales_All_Access</w:t>
-      </w:r>
-      <w:r>
-        <w:rPr>
-          <w:sz w:val="20"/>
-        </w:rPr>
-        <w:t xml:space="preserve"> (112 users), </w:t>
-      </w:r>
-      <w:r>
-        <w:rPr>
-          <w:b/>
-          <w:sz w:val="20"/>
-        </w:rPr>
-        <w:t xml:space="preserve">Messaging_Permission_Set</w:t>
-      </w:r>
-      <w:r>
-        <w:rPr>
-          <w:sz w:val="20"/>
-        </w:rPr>
-        <w:t xml:space="preserve"> (154), </w:t>
-      </w:r>
-      <w:r>
-        <w:rPr>
-          <w:b/>
-          <w:sz w:val="20"/>
-        </w:rPr>
-        <w:t xml:space="preserve">sfdc_chatbot_service_permset</w:t>
-      </w:r>
-      <w:r>
-        <w:rPr>
-          <w:sz w:val="20"/>
-        </w:rPr>
-        <w:t xml:space="preserve"> (155), </w:t>
-      </w:r>
-      <w:r>
-        <w:rPr>
-          <w:b/>
-          <w:sz w:val="20"/>
-        </w:rPr>
-        <w:t xml:space="preserve">Extended_Access_on_Project_object</w:t>
-      </w:r>
-      <w:r>
-        <w:rPr>
-          <w:sz w:val="20"/>
-        </w:rPr>
-        <w:t xml:space="preserve"> (3), Extended_as_to_CP_TL (0). Also check the 19 permission set groups.</w:t>
+        <w:t xml:space="preserve">Repeat R0.2 steps 1–8 on </w:t>
+      </w:r>
+      <w:r>
+        <w:rPr>
+          <w:b/>
+          <w:sz w:val="20"/>
+        </w:rPr>
+        <w:t xml:space="preserve">Presales TL</w:t>
+      </w:r>
+      <w:r>
+        <w:rPr>
+          <w:sz w:val="20"/>
+        </w:rPr>
+        <w:t xml:space="preserve">.</w:t>
+      </w:r>
+    </w:p>
+    <w:p>
+      <w:pPr>
+        <w:spacing w:before="160" w:after="80"/>
+        <w:keepNext/>
+      </w:pPr>
+      <w:r>
+        <w:rPr>
+          <w:color w:val="2E5597"/>
+          <w:b/>
+          <w:sz w:val="22"/>
+        </w:rPr>
+        <w:t xml:space="preserve">R0.4 Apex class access (both profiles)</w:t>
+      </w:r>
+    </w:p>
+    <w:p>
+      <w:pPr>
+        <w:spacing w:before="0" w:after="80"/>
+      </w:pPr>
+      <w:r>
+        <w:rPr>
+          <w:sz w:val="20"/>
+        </w:rPr>
+        <w:t xml:space="preserve">Profile → </w:t>
+      </w:r>
+      <w:r>
+        <w:rPr>
+          <w:b/>
+          <w:sz w:val="20"/>
+        </w:rPr>
+        <w:t xml:space="preserve">Apex Class Access</w:t>
+      </w:r>
+      <w:r>
+        <w:rPr>
+          <w:sz w:val="20"/>
+        </w:rPr>
+        <w:t xml:space="preserve"> → Edit → add </w:t>
+      </w:r>
+      <w:r>
+        <w:rPr>
+          <w:b/>
+          <w:sz w:val="20"/>
+        </w:rPr>
+        <w:t xml:space="preserve">MaskedPhonePanelController</w:t>
+      </w:r>
+      <w:r>
+        <w:rPr>
+          <w:sz w:val="20"/>
+        </w:rPr>
+        <w:t xml:space="preserve"> and </w:t>
+      </w:r>
+      <w:r>
+        <w:rPr>
+          <w:b/>
+          <w:sz w:val="20"/>
+        </w:rPr>
+        <w:t xml:space="preserve">MaskedDialServiceCTI</w:t>
+      </w:r>
+      <w:r>
+        <w:rPr>
+          <w:sz w:val="20"/>
+        </w:rPr>
+        <w:t xml:space="preserve"> → Save.</w:t>
+      </w:r>
+    </w:p>
+    <w:p>
+      <w:pPr>
+        <w:spacing w:before="160" w:after="80"/>
+        <w:keepNext/>
+      </w:pPr>
+      <w:r>
+        <w:rPr>
+          <w:color w:val="2E5597"/>
+          <w:b/>
+          <w:sz w:val="22"/>
+        </w:rPr>
+        <w:t xml:space="preserve">R0.5 Reveal for the Team Lead</w:t>
+      </w:r>
+    </w:p>
+    <w:p>
+      <w:pPr>
+        <w:spacing w:before="0" w:after="80"/>
+      </w:pPr>
+      <w:r>
+        <w:rPr>
+          <w:sz w:val="20"/>
+        </w:rPr>
+        <w:t xml:space="preserve">Setup → </w:t>
+      </w:r>
+      <w:r>
+        <w:rPr>
+          <w:b/>
+          <w:sz w:val="20"/>
+        </w:rPr>
+        <w:t xml:space="preserve">Permission Sets</w:t>
+      </w:r>
+      <w:r>
+        <w:rPr>
+          <w:sz w:val="20"/>
+        </w:rPr>
+        <w:t xml:space="preserve"> → </w:t>
+      </w:r>
+      <w:r>
+        <w:rPr>
+          <w:b/>
+          <w:sz w:val="20"/>
+        </w:rPr>
+        <w:t xml:space="preserve">Phone Reveal</w:t>
+      </w:r>
+      <w:r>
+        <w:rPr>
+          <w:sz w:val="20"/>
+        </w:rPr>
+        <w:t xml:space="preserve"> → Manage Assignments → Add Assignment → </w:t>
+      </w:r>
+      <w:r>
+        <w:rPr>
+          <w:b/>
+          <w:sz w:val="20"/>
+        </w:rPr>
+        <w:t xml:space="preserve">Swapna</w:t>
+      </w:r>
+      <w:r>
+        <w:rPr>
+          <w:sz w:val="20"/>
+        </w:rPr>
+        <w:t xml:space="preserve"> → Assign.</w:t>
+      </w:r>
+    </w:p>
+    <w:p>
+      <w:pPr>
+        <w:spacing w:before="160" w:after="80"/>
+        <w:keepNext/>
+      </w:pPr>
+      <w:r>
+        <w:rPr>
+          <w:color w:val="2E5597"/>
+          <w:b/>
+          <w:sz w:val="22"/>
+        </w:rPr>
+        <w:t xml:space="preserve">R0.6 Masked panel on the lead page</w:t>
       </w:r>
     </w:p>
     <w:p>
@@ -1700,27 +1521,40 @@
         <w:rPr>
           <w:sz w:val="20"/>
         </w:rPr>
-        <w:t xml:space="preserve">•  For this test: </w:t>
-      </w:r>
-      <w:r>
-        <w:rPr>
-          <w:b/>
-          <w:sz w:val="20"/>
-        </w:rPr>
-        <w:t xml:space="preserve">use test users who have none of them</w:t>
-      </w:r>
-      <w:r>
-        <w:rPr>
-          <w:sz w:val="20"/>
-        </w:rPr>
-        <w:t xml:space="preserve"> (Priya J has none). Check Sharmili / Swapna / the 360CTI user: Setup → Users → user → </w:t>
-      </w:r>
-      <w:r>
-        <w:rPr>
-          <w:b/>
-          <w:sz w:val="20"/>
-        </w:rPr>
-        <w:t xml:space="preserve">Permission Set Assignments</w:t>
+        <w:t xml:space="preserve">1.  Setup → </w:t>
+      </w:r>
+      <w:r>
+        <w:rPr>
+          <w:b/>
+          <w:sz w:val="20"/>
+        </w:rPr>
+        <w:t xml:space="preserve">Lightning App Builder</w:t>
+      </w:r>
+      <w:r>
+        <w:rPr>
+          <w:sz w:val="20"/>
+        </w:rPr>
+        <w:t xml:space="preserve"> → </w:t>
+      </w:r>
+      <w:r>
+        <w:rPr>
+          <w:b/>
+          <w:sz w:val="20"/>
+        </w:rPr>
+        <w:t xml:space="preserve">Sales Lead Record Page (Masked POC)</w:t>
+      </w:r>
+      <w:r>
+        <w:rPr>
+          <w:sz w:val="20"/>
+        </w:rPr>
+        <w:t xml:space="preserve"> → </w:t>
+      </w:r>
+      <w:r>
+        <w:rPr>
+          <w:b/>
+          <w:sz w:val="20"/>
+        </w:rPr>
+        <w:t xml:space="preserve">Edit</w:t>
       </w:r>
       <w:r>
         <w:rPr>
@@ -1738,20 +1572,147 @@
         <w:rPr>
           <w:sz w:val="20"/>
         </w:rPr>
-        <w:t xml:space="preserve">•  Do </w:t>
-      </w:r>
-      <w:r>
-        <w:rPr>
-          <w:b/>
-          <w:sz w:val="20"/>
-        </w:rPr>
-        <w:t xml:space="preserve">not</w:t>
-      </w:r>
-      <w:r>
-        <w:rPr>
-          <w:sz w:val="20"/>
-        </w:rPr>
-        <w:t xml:space="preserve"> change these permission sets now – R8 proves the issue; the fix is part of Part 11.</w:t>
+        <w:t xml:space="preserve">2.  </w:t>
+      </w:r>
+      <w:r>
+        <w:rPr>
+          <w:b/>
+          <w:sz w:val="20"/>
+        </w:rPr>
+        <w:t xml:space="preserve">Activation…</w:t>
+      </w:r>
+      <w:r>
+        <w:rPr>
+          <w:sz w:val="20"/>
+        </w:rPr>
+        <w:t xml:space="preserve"> → tab </w:t>
+      </w:r>
+      <w:r>
+        <w:rPr>
+          <w:b/>
+          <w:sz w:val="20"/>
+        </w:rPr>
+        <w:t xml:space="preserve">App, Record Type, and Profile</w:t>
+      </w:r>
+      <w:r>
+        <w:rPr>
+          <w:sz w:val="20"/>
+        </w:rPr>
+        <w:t xml:space="preserve"> → </w:t>
+      </w:r>
+      <w:r>
+        <w:rPr>
+          <w:b/>
+          <w:sz w:val="20"/>
+        </w:rPr>
+        <w:t xml:space="preserve">Assign to Apps, Record Types, and Profiles</w:t>
+      </w:r>
+      <w:r>
+        <w:rPr>
+          <w:sz w:val="20"/>
+        </w:rPr>
+        <w:t xml:space="preserve">.</w:t>
+      </w:r>
+    </w:p>
+    <w:p>
+      <w:pPr>
+        <w:spacing w:before="0" w:after="40"/>
+        <w:ind w:left="360" w:hanging="240"/>
+      </w:pPr>
+      <w:r>
+        <w:rPr>
+          <w:sz w:val="20"/>
+        </w:rPr>
+        <w:t xml:space="preserve">3.  App </w:t>
+      </w:r>
+      <w:r>
+        <w:rPr>
+          <w:b/>
+          <w:sz w:val="20"/>
+        </w:rPr>
+        <w:t xml:space="preserve">Gsquare Housing</w:t>
+      </w:r>
+      <w:r>
+        <w:rPr>
+          <w:sz w:val="20"/>
+        </w:rPr>
+        <w:t xml:space="preserve"> → Next → Form factor </w:t>
+      </w:r>
+      <w:r>
+        <w:rPr>
+          <w:b/>
+          <w:sz w:val="20"/>
+        </w:rPr>
+        <w:t xml:space="preserve">Desktop</w:t>
+      </w:r>
+      <w:r>
+        <w:rPr>
+          <w:sz w:val="20"/>
+        </w:rPr>
+        <w:t xml:space="preserve"> → Next → Record type </w:t>
+      </w:r>
+      <w:r>
+        <w:rPr>
+          <w:b/>
+          <w:sz w:val="20"/>
+        </w:rPr>
+        <w:t xml:space="preserve">Pre Sales</w:t>
+      </w:r>
+      <w:r>
+        <w:rPr>
+          <w:sz w:val="20"/>
+        </w:rPr>
+        <w:t xml:space="preserve"> → Next → Profiles </w:t>
+      </w:r>
+      <w:r>
+        <w:rPr>
+          <w:b/>
+          <w:sz w:val="20"/>
+        </w:rPr>
+        <w:t xml:space="preserve">Presales outbound</w:t>
+      </w:r>
+      <w:r>
+        <w:rPr>
+          <w:sz w:val="20"/>
+        </w:rPr>
+        <w:t xml:space="preserve"> and </w:t>
+      </w:r>
+      <w:r>
+        <w:rPr>
+          <w:b/>
+          <w:sz w:val="20"/>
+        </w:rPr>
+        <w:t xml:space="preserve">Presales TL</w:t>
+      </w:r>
+      <w:r>
+        <w:rPr>
+          <w:sz w:val="20"/>
+        </w:rPr>
+        <w:t xml:space="preserve"> → Next → </w:t>
+      </w:r>
+      <w:r>
+        <w:rPr>
+          <w:b/>
+          <w:sz w:val="20"/>
+        </w:rPr>
+        <w:t xml:space="preserve">Save</w:t>
+      </w:r>
+      <w:r>
+        <w:rPr>
+          <w:sz w:val="20"/>
+        </w:rPr>
+        <w:t xml:space="preserve">.</w:t>
+      </w:r>
+    </w:p>
+    <w:p>
+      <w:pPr>
+        <w:spacing w:before="0" w:after="80"/>
+      </w:pPr>
+      <w:r>
+        <w:rPr>
+          <w:sz w:val="20"/>
+        </w:rPr>
+        <w:t xml:space="preserve">(At go-live the panel goes onto the real pages instead – this is the rehearsal shortcut.)</w:t>
       </w:r>
     </w:p>
     <w:p>
@@ -1765,7 +1726,7 @@
           <w:b/>
           <w:sz w:val="22"/>
         </w:rPr>
-        <w:t xml:space="preserve">R0.5 Reveal</w:t>
+        <w:t xml:space="preserve">R0.7 Point the test users' phones to YOUR phone ⚠️</w:t>
       </w:r>
     </w:p>
     <w:p>
@@ -1776,20 +1737,20 @@
         <w:rPr>
           <w:sz w:val="20"/>
         </w:rPr>
-        <w:t xml:space="preserve">Assign </w:t>
-      </w:r>
-      <w:r>
-        <w:rPr>
-          <w:b/>
-          <w:sz w:val="20"/>
-        </w:rPr>
-        <w:t xml:space="preserve">Phone_Reveal</w:t>
-      </w:r>
-      <w:r>
-        <w:rPr>
-          <w:sz w:val="20"/>
-        </w:rPr>
-        <w:t xml:space="preserve"> to </w:t>
+        <w:t xml:space="preserve">These are copies of real employees – their phone fields hold the employee's real number. For </w:t>
+      </w:r>
+      <w:r>
+        <w:rPr>
+          <w:b/>
+          <w:sz w:val="20"/>
+        </w:rPr>
+        <w:t xml:space="preserve">Ananthi R</w:t>
+      </w:r>
+      <w:r>
+        <w:rPr>
+          <w:sz w:val="20"/>
+        </w:rPr>
+        <w:t xml:space="preserve">, </w:t>
       </w:r>
       <w:r>
         <w:rPr>
@@ -1802,7 +1763,46 @@
         <w:rPr>
           <w:sz w:val="20"/>
         </w:rPr>
-        <w:t xml:space="preserve"> (Setup → Permission Sets → Phone Reveal → Manage Assignments).</w:t>
+        <w:t xml:space="preserve">, </w:t>
+      </w:r>
+      <w:r>
+        <w:rPr>
+          <w:b/>
+          <w:sz w:val="20"/>
+        </w:rPr>
+        <w:t xml:space="preserve">Deepika G</w:t>
+      </w:r>
+      <w:r>
+        <w:rPr>
+          <w:sz w:val="20"/>
+        </w:rPr>
+        <w:t xml:space="preserve">: Setup → Users → user → Edit → </w:t>
+      </w:r>
+      <w:r>
+        <w:rPr>
+          <w:b/>
+          <w:sz w:val="20"/>
+        </w:rPr>
+        <w:t xml:space="preserve">Mobile</w:t>
+      </w:r>
+      <w:r>
+        <w:rPr>
+          <w:sz w:val="20"/>
+        </w:rPr>
+        <w:t xml:space="preserve"> = your MCube agent number, </w:t>
+      </w:r>
+      <w:r>
+        <w:rPr>
+          <w:b/>
+          <w:sz w:val="20"/>
+        </w:rPr>
+        <w:t xml:space="preserve">Mcube Phone</w:t>
+      </w:r>
+      <w:r>
+        <w:rPr>
+          <w:sz w:val="20"/>
+        </w:rPr>
+        <w:t xml:space="preserve"> = same → Save. (SlashRTC: Priya J's SlashRTC login must work from the sandbox – check with the SlashRTC admin.)</w:t>
       </w:r>
     </w:p>
     <w:p>
@@ -1816,7 +1816,7 @@
           <w:b/>
           <w:sz w:val="22"/>
         </w:rPr>
-        <w:t xml:space="preserve">R0.6 Lead page with the masked panel</w:t>
+        <w:t xml:space="preserve">R0.8 Test leads (dummy numbers only)</w:t>
       </w:r>
     </w:p>
     <w:p>
@@ -1827,46 +1827,7 @@
         <w:rPr>
           <w:sz w:val="20"/>
         </w:rPr>
-        <w:t xml:space="preserve">Lightning App Builder → </w:t>
-      </w:r>
-      <w:r>
-        <w:rPr>
-          <w:b/>
-          <w:sz w:val="20"/>
-        </w:rPr>
-        <w:t xml:space="preserve">Sales Lead Record Page (Masked POC)</w:t>
-      </w:r>
-      <w:r>
-        <w:rPr>
-          <w:sz w:val="20"/>
-        </w:rPr>
-        <w:t xml:space="preserve"> → Edit → </w:t>
-      </w:r>
-      <w:r>
-        <w:rPr>
-          <w:b/>
-          <w:sz w:val="20"/>
-        </w:rPr>
-        <w:t xml:space="preserve">Activation</w:t>
-      </w:r>
-      <w:r>
-        <w:rPr>
-          <w:sz w:val="20"/>
-        </w:rPr>
-        <w:t xml:space="preserve"> → App, Record Type, and Profile → </w:t>
-      </w:r>
-      <w:r>
-        <w:rPr>
-          <w:b/>
-          <w:sz w:val="20"/>
-        </w:rPr>
-        <w:t xml:space="preserve">Assign to Apps, Record Types, and Profiles</w:t>
-      </w:r>
-      <w:r>
-        <w:rPr>
-          <w:sz w:val="20"/>
-        </w:rPr>
-        <w:t xml:space="preserve"> → Gsquare Housing / Desktop / </w:t>
+        <w:t xml:space="preserve">As admin: Leads → New, record type </w:t>
       </w:r>
       <w:r>
         <w:rPr>
@@ -1879,69 +1840,7 @@
         <w:rPr>
           <w:sz w:val="20"/>
         </w:rPr>
-        <w:t xml:space="preserve"> / profiles </w:t>
-      </w:r>
-      <w:r>
-        <w:rPr>
-          <w:b/>
-          <w:sz w:val="20"/>
-        </w:rPr>
-        <w:t xml:space="preserve">Presales outbound</w:t>
-      </w:r>
-      <w:r>
-        <w:rPr>
-          <w:sz w:val="20"/>
-        </w:rPr>
-        <w:t xml:space="preserve"> and </w:t>
-      </w:r>
-      <w:r>
-        <w:rPr>
-          <w:b/>
-          <w:sz w:val="20"/>
-        </w:rPr>
-        <w:t xml:space="preserve">Presales TL</w:t>
-      </w:r>
-      <w:r>
-        <w:rPr>
-          <w:sz w:val="20"/>
-        </w:rPr>
-        <w:t xml:space="preserve"> → Save.</w:t>
-      </w:r>
-    </w:p>
-    <w:p>
-      <w:pPr>
-        <w:spacing w:before="0" w:after="80"/>
-      </w:pPr>
-      <w:r>
-        <w:rPr>
-          <w:sz w:val="20"/>
-        </w:rPr>
-        <w:t xml:space="preserve">(At go-live the panel is added to the real pages instead – this is the rehearsal shortcut.)</w:t>
-      </w:r>
-    </w:p>
-    <w:p>
-      <w:pPr>
-        <w:spacing w:before="160" w:after="80"/>
-        <w:keepNext/>
-      </w:pPr>
-      <w:r>
-        <w:rPr>
-          <w:color w:val="2E5597"/>
-          <w:b/>
-          <w:sz w:val="22"/>
-        </w:rPr>
-        <w:t xml:space="preserve">R0.7 Test leads (dummy numbers)</w:t>
-      </w:r>
-    </w:p>
-    <w:p>
-      <w:pPr>
-        <w:spacing w:before="0" w:after="80"/>
-      </w:pPr>
-      <w:r>
-        <w:rPr>
-          <w:sz w:val="20"/>
-        </w:rPr>
-        <w:t xml:space="preserve">As admin create, owner = each test user, record type Pre Sales:</w:t>
+        <w:t xml:space="preserve">, then change the owner:</w:t>
       </w:r>
     </w:p>
     <w:tbl>
@@ -1980,7 +1879,7 @@
                 <w:b/>
                 <w:sz w:val="17"/>
               </w:rPr>
-              <w:t xml:space="preserve">Lead</w:t>
+              <w:t xml:space="preserve">Lead (Last Name)</w:t>
             </w:r>
           </w:p>
         </w:tc>
@@ -2121,6 +2020,183 @@
               <w:rPr>
                 <w:sz w:val="17"/>
               </w:rPr>
+              <w:t xml:space="preserve">Ananthi R</w:t>
+            </w:r>
+          </w:p>
+        </w:tc>
+        <w:tc>
+          <w:tcPr/>
+          <w:p>
+            <w:pPr>
+              <w:spacing w:before="20" w:after="20"/>
+            </w:pPr>
+            <w:r>
+              <w:rPr>
+                <w:sz w:val="17"/>
+              </w:rPr>
+              <w:t xml:space="preserve">9000200001</w:t>
+            </w:r>
+          </w:p>
+        </w:tc>
+        <w:tc>
+          <w:tcPr/>
+          <w:p>
+            <w:pPr>
+              <w:spacing w:before="20" w:after="20"/>
+            </w:pPr>
+            <w:r>
+              <w:rPr>
+                <w:sz w:val="17"/>
+              </w:rPr>
+              <w:t xml:space="preserve">9000200002</w:t>
+            </w:r>
+          </w:p>
+        </w:tc>
+      </w:tr>
+      <w:tr>
+        <w:tc>
+          <w:tcPr/>
+          <w:p>
+            <w:pPr>
+              <w:spacing w:before="20" w:after="20"/>
+            </w:pPr>
+            <w:r>
+              <w:rPr>
+                <w:b/>
+                <w:sz w:val="17"/>
+              </w:rPr>
+              <w:t xml:space="preserve">Real Test C</w:t>
+            </w:r>
+          </w:p>
+        </w:tc>
+        <w:tc>
+          <w:tcPr/>
+          <w:p>
+            <w:pPr>
+              <w:spacing w:before="20" w:after="20"/>
+            </w:pPr>
+            <w:r>
+              <w:rPr>
+                <w:sz w:val="17"/>
+              </w:rPr>
+              <w:t xml:space="preserve">Deepika G</w:t>
+            </w:r>
+          </w:p>
+        </w:tc>
+        <w:tc>
+          <w:tcPr/>
+          <w:p>
+            <w:pPr>
+              <w:spacing w:before="20" w:after="20"/>
+            </w:pPr>
+            <w:r>
+              <w:rPr>
+                <w:sz w:val="17"/>
+              </w:rPr>
+              <w:t xml:space="preserve">9000300001</w:t>
+            </w:r>
+          </w:p>
+        </w:tc>
+        <w:tc>
+          <w:tcPr/>
+          <w:p>
+            <w:pPr>
+              <w:spacing w:before="20" w:after="20"/>
+            </w:pPr>
+            <w:r>
+              <w:rPr>
+                <w:sz w:val="17"/>
+              </w:rPr>
+              <w:t xml:space="preserve">–</w:t>
+            </w:r>
+          </w:p>
+        </w:tc>
+      </w:tr>
+      <w:tr>
+        <w:tc>
+          <w:tcPr/>
+          <w:p>
+            <w:pPr>
+              <w:spacing w:before="20" w:after="20"/>
+            </w:pPr>
+            <w:r>
+              <w:rPr>
+                <w:b/>
+                <w:sz w:val="17"/>
+              </w:rPr>
+              <w:t xml:space="preserve">Real Test T</w:t>
+            </w:r>
+          </w:p>
+        </w:tc>
+        <w:tc>
+          <w:tcPr/>
+          <w:p>
+            <w:pPr>
+              <w:spacing w:before="20" w:after="20"/>
+            </w:pPr>
+            <w:r>
+              <w:rPr>
+                <w:sz w:val="17"/>
+              </w:rPr>
+              <w:t xml:space="preserve">Swapna (or a lead Swapna can see)</w:t>
+            </w:r>
+          </w:p>
+        </w:tc>
+        <w:tc>
+          <w:tcPr/>
+          <w:p>
+            <w:pPr>
+              <w:spacing w:before="20" w:after="20"/>
+            </w:pPr>
+            <w:r>
+              <w:rPr>
+                <w:sz w:val="17"/>
+              </w:rPr>
+              <w:t xml:space="preserve">9000400001</w:t>
+            </w:r>
+          </w:p>
+        </w:tc>
+        <w:tc>
+          <w:tcPr/>
+          <w:p>
+            <w:pPr>
+              <w:spacing w:before="20" w:after="20"/>
+            </w:pPr>
+            <w:r>
+              <w:rPr>
+                <w:sz w:val="17"/>
+              </w:rPr>
+              <w:t xml:space="preserve">9000400002</w:t>
+            </w:r>
+          </w:p>
+        </w:tc>
+      </w:tr>
+      <w:tr>
+        <w:tc>
+          <w:tcPr/>
+          <w:p>
+            <w:pPr>
+              <w:spacing w:before="20" w:after="20"/>
+            </w:pPr>
+            <w:r>
+              <w:rPr>
+                <w:b/>
+                <w:sz w:val="17"/>
+              </w:rPr>
+              <w:t xml:space="preserve">Real Test S</w:t>
+            </w:r>
+          </w:p>
+        </w:tc>
+        <w:tc>
+          <w:tcPr/>
+          <w:p>
+            <w:pPr>
+              <w:spacing w:before="20" w:after="20"/>
+            </w:pPr>
+            <w:r>
+              <w:rPr>
+                <w:sz w:val="17"/>
+              </w:rPr>
               <w:t xml:space="preserve">Sharmili</w:t>
             </w:r>
           </w:p>
@@ -2135,66 +2211,7 @@
               <w:rPr>
                 <w:sz w:val="17"/>
               </w:rPr>
-              <w:t xml:space="preserve">9000200001</w:t>
-            </w:r>
-          </w:p>
-        </w:tc>
-        <w:tc>
-          <w:tcPr/>
-          <w:p>
-            <w:pPr>
-              <w:spacing w:before="20" w:after="20"/>
-            </w:pPr>
-            <w:r>
-              <w:rPr>
-                <w:sz w:val="17"/>
-              </w:rPr>
-              <w:t xml:space="preserve">9000200002</w:t>
-            </w:r>
-          </w:p>
-        </w:tc>
-      </w:tr>
-      <w:tr>
-        <w:tc>
-          <w:tcPr/>
-          <w:p>
-            <w:pPr>
-              <w:spacing w:before="20" w:after="20"/>
-            </w:pPr>
-            <w:r>
-              <w:rPr>
-                <w:b/>
-                <w:sz w:val="17"/>
-              </w:rPr>
-              <w:t xml:space="preserve">Real Test C</w:t>
-            </w:r>
-          </w:p>
-        </w:tc>
-        <w:tc>
-          <w:tcPr/>
-          <w:p>
-            <w:pPr>
-              <w:spacing w:before="20" w:after="20"/>
-            </w:pPr>
-            <w:r>
-              <w:rPr>
-                <w:sz w:val="17"/>
-              </w:rPr>
-              <w:t xml:space="preserve">360CTI user</w:t>
-            </w:r>
-          </w:p>
-        </w:tc>
-        <w:tc>
-          <w:tcPr/>
-          <w:p>
-            <w:pPr>
-              <w:spacing w:before="20" w:after="20"/>
-            </w:pPr>
-            <w:r>
-              <w:rPr>
-                <w:sz w:val="17"/>
-              </w:rPr>
-              <w:t xml:space="preserve">9000300001</w:t>
+              <w:t xml:space="preserve">9000500001</w:t>
             </w:r>
           </w:p>
         </w:tc>
@@ -2209,65 +2226,6 @@
                 <w:sz w:val="17"/>
               </w:rPr>
               <w:t xml:space="preserve">–</w:t>
-            </w:r>
-          </w:p>
-        </w:tc>
-      </w:tr>
-      <w:tr>
-        <w:tc>
-          <w:tcPr/>
-          <w:p>
-            <w:pPr>
-              <w:spacing w:before="20" w:after="20"/>
-            </w:pPr>
-            <w:r>
-              <w:rPr>
-                <w:b/>
-                <w:sz w:val="17"/>
-              </w:rPr>
-              <w:t xml:space="preserve">Real Test T</w:t>
-            </w:r>
-          </w:p>
-        </w:tc>
-        <w:tc>
-          <w:tcPr/>
-          <w:p>
-            <w:pPr>
-              <w:spacing w:before="20" w:after="20"/>
-            </w:pPr>
-            <w:r>
-              <w:rPr>
-                <w:sz w:val="17"/>
-              </w:rPr>
-              <w:t xml:space="preserve">Swapna</w:t>
-            </w:r>
-          </w:p>
-        </w:tc>
-        <w:tc>
-          <w:tcPr/>
-          <w:p>
-            <w:pPr>
-              <w:spacing w:before="20" w:after="20"/>
-            </w:pPr>
-            <w:r>
-              <w:rPr>
-                <w:sz w:val="17"/>
-              </w:rPr>
-              <w:t xml:space="preserve">9000400001</w:t>
-            </w:r>
-          </w:p>
-        </w:tc>
-        <w:tc>
-          <w:tcPr/>
-          <w:p>
-            <w:pPr>
-              <w:spacing w:before="20" w:after="20"/>
-            </w:pPr>
-            <w:r>
-              <w:rPr>
-                <w:sz w:val="17"/>
-              </w:rPr>
-              <w:t xml:space="preserve">9000400002</w:t>
             </w:r>
           </w:p>
         </w:tc>
@@ -2280,6 +2238,31 @@
     </w:p>
     <w:p>
       <w:pPr>
+        <w:spacing w:before="0" w:after="80"/>
+      </w:pPr>
+      <w:r>
+        <w:rPr>
+          <w:sz w:val="20"/>
+        </w:rPr>
+        <w:t xml:space="preserve">Note each lead's Id (address bar, starts with </w:t>
+      </w:r>
+      <w:r>
+        <w:rPr>
+          <w:rFonts w:ascii="Consolas" w:hAnsi="Consolas"/>
+          <w:color w:val="833C0B"/>
+          <w:sz w:val="20"/>
+        </w:rPr>
+        <w:t xml:space="preserve">00Q</w:t>
+      </w:r>
+      <w:r>
+        <w:rPr>
+          <w:sz w:val="20"/>
+        </w:rPr>
+        <w:t xml:space="preserve">).</w:t>
+      </w:r>
+    </w:p>
+    <w:p>
+      <w:pPr>
         <w:spacing w:before="160" w:after="80"/>
         <w:keepNext/>
       </w:pPr>
@@ -2289,7 +2272,7 @@
           <w:b/>
           <w:sz w:val="22"/>
         </w:rPr>
-        <w:t xml:space="preserve">R0.8 Confirm the switch worked ⭐</w:t>
+        <w:t xml:space="preserve">R0.9 Confirm the switch worked ⭐ (do not skip)</w:t>
       </w:r>
     </w:p>
     <w:p>
@@ -2300,14 +2283,40 @@
         <w:rPr>
           <w:sz w:val="20"/>
         </w:rPr>
-        <w:t xml:space="preserve">Setup → Users → </w:t>
-      </w:r>
-      <w:r>
-        <w:rPr>
-          <w:b/>
-          <w:sz w:val="20"/>
-        </w:rPr>
-        <w:t xml:space="preserve">Priya J</w:t>
+        <w:t xml:space="preserve">For </w:t>
+      </w:r>
+      <w:r>
+        <w:rPr>
+          <w:b/>
+          <w:sz w:val="20"/>
+        </w:rPr>
+        <w:t xml:space="preserve">Priya J, Ananthi R, Deepika G, Swapna, Sharmili</w:t>
+      </w:r>
+      <w:r>
+        <w:rPr>
+          <w:sz w:val="20"/>
+        </w:rPr>
+        <w:t xml:space="preserve">: Setup → Users → user → </w:t>
+      </w:r>
+      <w:r>
+        <w:rPr>
+          <w:b/>
+          <w:sz w:val="20"/>
+        </w:rPr>
+        <w:t xml:space="preserve">View Summary</w:t>
+      </w:r>
+      <w:r>
+        <w:rPr>
+          <w:sz w:val="20"/>
+        </w:rPr>
+        <w:t xml:space="preserve"> → section *Object Settings / Field Permissions* → </w:t>
+      </w:r>
+      <w:r>
+        <w:rPr>
+          <w:b/>
+          <w:sz w:val="20"/>
+        </w:rPr>
+        <w:t xml:space="preserve">Lead</w:t>
       </w:r>
       <w:r>
         <w:rPr>
@@ -2320,27 +2329,181 @@
           <w:b/>
           <w:sz w:val="20"/>
         </w:rPr>
-        <w:t xml:space="preserve">View Summary</w:t>
-      </w:r>
-      <w:r>
-        <w:rPr>
-          <w:sz w:val="20"/>
-        </w:rPr>
-        <w:t xml:space="preserve"> → Field Permissions → Lead → </w:t>
-      </w:r>
-      <w:r>
-        <w:rPr>
-          <w:b/>
-          <w:sz w:val="20"/>
-        </w:rPr>
-        <w:t xml:space="preserve">Phone__c = no Read</w:t>
-      </w:r>
-      <w:r>
-        <w:rPr>
-          <w:sz w:val="20"/>
-        </w:rPr>
-        <w:t xml:space="preserve">. Same for Sharmili, the 360CTI user and Swapna. If any shows Read → a permission set or group still grants it → fix before testing.</w:t>
-      </w:r>
+        <w:t xml:space="preserve">Phone__c</w:t>
+      </w:r>
+      <w:r>
+        <w:rPr>
+          <w:sz w:val="20"/>
+        </w:rPr>
+        <w:t xml:space="preserve">.</w:t>
+      </w:r>
+    </w:p>
+    <w:tbl>
+      <w:tblPr>
+        <w:tblW w:w="5000" w:type="pct"/>
+        <w:tblBorders>
+          <w:top w:val="single" w:sz="4" w:color="8EAADB"/>
+          <w:left w:val="single" w:sz="4" w:color="8EAADB"/>
+          <w:bottom w:val="single" w:sz="4" w:color="8EAADB"/>
+          <w:right w:val="single" w:sz="4" w:color="8EAADB"/>
+          <w:insideH w:val="single" w:sz="4" w:color="8EAADB"/>
+          <w:insideV w:val="single" w:sz="4" w:color="8EAADB"/>
+        </w:tblBorders>
+        <w:tblLayout w:type="autofit"/>
+      </w:tblPr>
+      <w:tblGrid>
+        <w:gridCol w:w="7200"/>
+        <w:gridCol w:w="7200"/>
+      </w:tblGrid>
+      <w:tr>
+        <w:trPr>
+          <w:tblHeader/>
+        </w:trPr>
+        <w:tc>
+          <w:tcPr>
+            <w:shd w:val="clear" w:color="auto" w:fill="D9E2F3"/>
+          </w:tcPr>
+          <w:p>
+            <w:pPr>
+              <w:spacing w:before="20" w:after="20"/>
+            </w:pPr>
+            <w:r>
+              <w:rPr>
+                <w:b/>
+                <w:sz w:val="17"/>
+              </w:rPr>
+              <w:t xml:space="preserve">User</w:t>
+            </w:r>
+          </w:p>
+        </w:tc>
+        <w:tc>
+          <w:tcPr>
+            <w:shd w:val="clear" w:color="auto" w:fill="D9E2F3"/>
+          </w:tcPr>
+          <w:p>
+            <w:pPr>
+              <w:spacing w:before="20" w:after="20"/>
+            </w:pPr>
+            <w:r>
+              <w:rPr>
+                <w:b/>
+                <w:sz w:val="17"/>
+              </w:rPr>
+              <w:t xml:space="preserve">Expected</w:t>
+            </w:r>
+          </w:p>
+        </w:tc>
+      </w:tr>
+      <w:tr>
+        <w:tc>
+          <w:tcPr/>
+          <w:p>
+            <w:pPr>
+              <w:spacing w:before="20" w:after="20"/>
+            </w:pPr>
+            <w:r>
+              <w:rPr>
+                <w:sz w:val="17"/>
+              </w:rPr>
+              <w:t xml:space="preserve">Priya J, Ananthi R, Swapna</w:t>
+            </w:r>
+          </w:p>
+        </w:tc>
+        <w:tc>
+          <w:tcPr/>
+          <w:p>
+            <w:pPr>
+              <w:spacing w:before="20" w:after="20"/>
+            </w:pPr>
+            <w:r>
+              <w:rPr>
+                <w:b/>
+                <w:sz w:val="17"/>
+              </w:rPr>
+              <w:t xml:space="preserve">No Read</w:t>
+            </w:r>
+            <w:r>
+              <w:rPr>
+                <w:sz w:val="17"/>
+              </w:rPr>
+              <w:t xml:space="preserve"> → masked ✅</w:t>
+            </w:r>
+          </w:p>
+        </w:tc>
+      </w:tr>
+      <w:tr>
+        <w:tc>
+          <w:tcPr/>
+          <w:p>
+            <w:pPr>
+              <w:spacing w:before="20" w:after="20"/>
+            </w:pPr>
+            <w:r>
+              <w:rPr>
+                <w:sz w:val="17"/>
+              </w:rPr>
+              <w:t xml:space="preserve">Deepika G</w:t>
+            </w:r>
+          </w:p>
+        </w:tc>
+        <w:tc>
+          <w:tcPr/>
+          <w:p>
+            <w:pPr>
+              <w:spacing w:before="20" w:after="20"/>
+            </w:pPr>
+            <w:r>
+              <w:rPr>
+                <w:sz w:val="17"/>
+              </w:rPr>
+              <w:t xml:space="preserve">No Read (if Read → pick another 360CTI user)</w:t>
+            </w:r>
+          </w:p>
+        </w:tc>
+      </w:tr>
+      <w:tr>
+        <w:tc>
+          <w:tcPr/>
+          <w:p>
+            <w:pPr>
+              <w:spacing w:before="20" w:after="20"/>
+            </w:pPr>
+            <w:r>
+              <w:rPr>
+                <w:b/>
+                <w:sz w:val="17"/>
+              </w:rPr>
+              <w:t xml:space="preserve">Sharmili</w:t>
+            </w:r>
+          </w:p>
+        </w:tc>
+        <w:tc>
+          <w:tcPr/>
+          <w:p>
+            <w:pPr>
+              <w:spacing w:before="20" w:after="20"/>
+            </w:pPr>
+            <w:r>
+              <w:rPr>
+                <w:b/>
+                <w:sz w:val="17"/>
+              </w:rPr>
+              <w:t xml:space="preserve">Read</w:t>
+            </w:r>
+            <w:r>
+              <w:rPr>
+                <w:sz w:val="17"/>
+              </w:rPr>
+              <w:t xml:space="preserve"> – because of her permission sets → stays unmasked (used in R8)</w:t>
+            </w:r>
+          </w:p>
+        </w:tc>
+      </w:tr>
+    </w:tbl>
+    <w:p>
+      <w:pPr>
+        <w:spacing w:before="0" w:after="60"/>
+      </w:pPr>
     </w:p>
     <w:p>
       <w:pPr>
@@ -2353,7 +2516,7 @@
           <w:b/>
           <w:sz w:val="26"/>
         </w:rPr>
-        <w:t xml:space="preserve">R1. Foundations (Part 1) – no change expected</w:t>
+        <w:t xml:space="preserve">R1. Foundations – unchanged</w:t>
       </w:r>
     </w:p>
     <w:tbl>
@@ -2487,7 +2650,7 @@
               <w:rPr>
                 <w:sz w:val="17"/>
               </w:rPr>
-              <w:t xml:space="preserve">Execute Anonymous </w:t>
+              <w:t xml:space="preserve">Developer Console → Execute Anonymous → </w:t>
             </w:r>
             <w:r>
               <w:rPr>
@@ -2571,65 +2734,7 @@
               <w:rPr>
                 <w:sz w:val="17"/>
               </w:rPr>
-              <w:t xml:space="preserve">All values as expected, 2 approved fields</w:t>
-            </w:r>
-          </w:p>
-        </w:tc>
-      </w:tr>
-      <w:tr>
-        <w:tc>
-          <w:tcPr/>
-          <w:p>
-            <w:pPr>
-              <w:spacing w:before="20" w:after="20"/>
-            </w:pPr>
-            <w:r>
-              <w:rPr>
-                <w:sz w:val="17"/>
-              </w:rPr>
-              <w:t xml:space="preserve">R1.3</w:t>
-            </w:r>
-          </w:p>
-        </w:tc>
-        <w:tc>
-          <w:tcPr/>
-          <w:p>
-            <w:pPr>
-              <w:spacing w:before="20" w:after="20"/>
-            </w:pPr>
-            <w:r>
-              <w:rPr>
-                <w:sz w:val="17"/>
-              </w:rPr>
-              <w:t xml:space="preserve">Admin</w:t>
-            </w:r>
-          </w:p>
-        </w:tc>
-        <w:tc>
-          <w:tcPr/>
-          <w:p>
-            <w:pPr>
-              <w:spacing w:before="20" w:after="20"/>
-            </w:pPr>
-            <w:r>
-              <w:rPr>
-                <w:sz w:val="17"/>
-              </w:rPr>
-              <w:t xml:space="preserve">R0.8 done for all 4 test users</w:t>
-            </w:r>
-          </w:p>
-        </w:tc>
-        <w:tc>
-          <w:tcPr/>
-          <w:p>
-            <w:pPr>
-              <w:spacing w:before="20" w:after="20"/>
-            </w:pPr>
-            <w:r>
-              <w:rPr>
-                <w:sz w:val="17"/>
-              </w:rPr>
-              <w:t xml:space="preserve">Phone__c not readable</w:t>
+              <w:t xml:space="preserve">All values as expected; 2 approved fields</w:t>
             </w:r>
           </w:p>
         </w:tc>
@@ -2785,7 +2890,20 @@
               <w:rPr>
                 <w:sz w:val="17"/>
               </w:rPr>
-              <w:t xml:space="preserve">Gsquare Housing → </w:t>
+              <w:t xml:space="preserve">Setup → Users → Priya J → Login → App Launcher → </w:t>
+            </w:r>
+            <w:r>
+              <w:rPr>
+                <w:b/>
+                <w:sz w:val="17"/>
+              </w:rPr>
+              <w:t xml:space="preserve">Gsquare Housing</w:t>
+            </w:r>
+            <w:r>
+              <w:rPr>
+                <w:sz w:val="17"/>
+              </w:rPr>
+              <w:t xml:space="preserve"> → Leads → </w:t>
             </w:r>
             <w:r>
               <w:rPr>
@@ -2804,9 +2922,16 @@
             </w:pPr>
             <w:r>
               <w:rPr>
-                <w:sz w:val="17"/>
-              </w:rPr>
-              <w:t xml:space="preserve">Phone Numbers panel </w:t>
+                <w:b/>
+                <w:sz w:val="17"/>
+              </w:rPr>
+              <w:t xml:space="preserve">Phone Numbers</w:t>
+            </w:r>
+            <w:r>
+              <w:rPr>
+                <w:sz w:val="17"/>
+              </w:rPr>
+              <w:t xml:space="preserve"> panel top-left: Primary </w:t>
             </w:r>
             <w:r>
               <w:rPr>
@@ -2820,7 +2945,7 @@
               <w:rPr>
                 <w:sz w:val="17"/>
               </w:rPr>
-              <w:t xml:space="preserve"> / </w:t>
+              <w:t xml:space="preserve">, Secondary </w:t>
             </w:r>
             <w:r>
               <w:rPr>
@@ -2834,7 +2959,7 @@
               <w:rPr>
                 <w:sz w:val="17"/>
               </w:rPr>
-              <w:t xml:space="preserve">; no phone field visible anywhere (details, highlights, header, compact layout)</w:t>
+              <w:t xml:space="preserve">. No phone field anywhere on the page (details, highlights panel, header)</w:t>
             </w:r>
           </w:p>
         </w:tc>
@@ -2878,7 +3003,20 @@
               <w:rPr>
                 <w:sz w:val="17"/>
               </w:rPr>
-              <w:t xml:space="preserve">F12 → Network → F5 → Ctrl+F </w:t>
+              <w:t xml:space="preserve">F12 → </w:t>
+            </w:r>
+            <w:r>
+              <w:rPr>
+                <w:b/>
+                <w:sz w:val="17"/>
+              </w:rPr>
+              <w:t xml:space="preserve">Network</w:t>
+            </w:r>
+            <w:r>
+              <w:rPr>
+                <w:sz w:val="17"/>
+              </w:rPr>
+              <w:t xml:space="preserve"> → filter </w:t>
             </w:r>
             <w:r>
               <w:rPr>
@@ -2886,13 +3024,13 @@
                 <w:color w:val="833C0B"/>
                 <w:sz w:val="17"/>
               </w:rPr>
-              <w:t xml:space="preserve">100001</w:t>
-            </w:r>
-            <w:r>
-              <w:rPr>
-                <w:sz w:val="17"/>
-              </w:rPr>
-              <w:t xml:space="preserve"> in the </w:t>
+              <w:t xml:space="preserve">aura</w:t>
+            </w:r>
+            <w:r>
+              <w:rPr>
+                <w:sz w:val="17"/>
+              </w:rPr>
+              <w:t xml:space="preserve"> → F5 → open responses → Ctrl+F </w:t>
             </w:r>
             <w:r>
               <w:rPr>
@@ -2900,13 +3038,7 @@
                 <w:color w:val="833C0B"/>
                 <w:sz w:val="17"/>
               </w:rPr>
-              <w:t xml:space="preserve">aura</w:t>
-            </w:r>
-            <w:r>
-              <w:rPr>
-                <w:sz w:val="17"/>
-              </w:rPr>
-              <w:t xml:space="preserve"> responses</w:t>
+              <w:t xml:space="preserve">100001</w:t>
             </w:r>
           </w:p>
         </w:tc>
@@ -2964,21 +3096,21 @@
               <w:rPr>
                 <w:sz w:val="17"/>
               </w:rPr>
-              <w:t xml:space="preserve">Leads tab → her usual list views</w:t>
-            </w:r>
-          </w:p>
-        </w:tc>
-        <w:tc>
-          <w:tcPr/>
-          <w:p>
-            <w:pPr>
-              <w:spacing w:before="20" w:after="20"/>
-            </w:pPr>
-            <w:r>
-              <w:rPr>
-                <w:sz w:val="17"/>
-              </w:rPr>
-              <w:t xml:space="preserve">Phone columns empty / gone; lists work</w:t>
+              <w:t xml:space="preserve">Leads tab → each list view she normally uses</w:t>
+            </w:r>
+          </w:p>
+        </w:tc>
+        <w:tc>
+          <w:tcPr/>
+          <w:p>
+            <w:pPr>
+              <w:spacing w:before="20" w:after="20"/>
+            </w:pPr>
+            <w:r>
+              <w:rPr>
+                <w:sz w:val="17"/>
+              </w:rPr>
+              <w:t xml:space="preserve">Phone columns empty / not shown; list works</w:t>
             </w:r>
           </w:p>
         </w:tc>
@@ -3022,21 +3154,21 @@
               <w:rPr>
                 <w:sz w:val="17"/>
               </w:rPr>
-              <w:t xml:space="preserve">Reports she normally uses (Leads / Calls)</w:t>
-            </w:r>
-          </w:p>
-        </w:tc>
-        <w:tc>
-          <w:tcPr/>
-          <w:p>
-            <w:pPr>
-              <w:spacing w:before="20" w:after="20"/>
-            </w:pPr>
-            <w:r>
-              <w:rPr>
-                <w:sz w:val="17"/>
-              </w:rPr>
-              <w:t xml:space="preserve">Phone columns empty; report runs</w:t>
+              <w:t xml:space="preserve">Reports tab → a Lead report and a Call report she uses → Run</w:t>
+            </w:r>
+          </w:p>
+        </w:tc>
+        <w:tc>
+          <w:tcPr/>
+          <w:p>
+            <w:pPr>
+              <w:spacing w:before="20" w:after="20"/>
+            </w:pPr>
+            <w:r>
+              <w:rPr>
+                <w:sz w:val="17"/>
+              </w:rPr>
+              <w:t xml:space="preserve">Report runs; phone columns empty</w:t>
             </w:r>
           </w:p>
         </w:tc>
@@ -3080,21 +3212,54 @@
               <w:rPr>
                 <w:sz w:val="17"/>
               </w:rPr>
-              <w:t xml:space="preserve">Lead → related lists: Related Sources, Activities (Tasks / Events), Call Details</w:t>
-            </w:r>
-          </w:p>
-        </w:tc>
-        <w:tc>
-          <w:tcPr/>
-          <w:p>
-            <w:pPr>
-              <w:spacing w:before="20" w:after="20"/>
-            </w:pPr>
-            <w:r>
-              <w:rPr>
-                <w:sz w:val="17"/>
-              </w:rPr>
-              <w:t xml:space="preserve">Phone / Call To / Caller number columns hidden</w:t>
+              <w:t xml:space="preserve">Real Test P → related lists </w:t>
+            </w:r>
+            <w:r>
+              <w:rPr>
+                <w:b/>
+                <w:sz w:val="17"/>
+              </w:rPr>
+              <w:t xml:space="preserve">Related Sources</w:t>
+            </w:r>
+            <w:r>
+              <w:rPr>
+                <w:sz w:val="17"/>
+              </w:rPr>
+              <w:t xml:space="preserve">, </w:t>
+            </w:r>
+            <w:r>
+              <w:rPr>
+                <w:b/>
+                <w:sz w:val="17"/>
+              </w:rPr>
+              <w:t xml:space="preserve">Activity</w:t>
+            </w:r>
+            <w:r>
+              <w:rPr>
+                <w:sz w:val="17"/>
+              </w:rPr>
+              <w:t xml:space="preserve"> (calls), </w:t>
+            </w:r>
+            <w:r>
+              <w:rPr>
+                <w:b/>
+                <w:sz w:val="17"/>
+              </w:rPr>
+              <w:t xml:space="preserve">Call Details</w:t>
+            </w:r>
+          </w:p>
+        </w:tc>
+        <w:tc>
+          <w:tcPr/>
+          <w:p>
+            <w:pPr>
+              <w:spacing w:before="20" w:after="20"/>
+            </w:pPr>
+            <w:r>
+              <w:rPr>
+                <w:sz w:val="17"/>
+              </w:rPr>
+              <w:t xml:space="preserve">Phone / Call To / Caller number not visible</w:t>
             </w:r>
           </w:p>
         </w:tc>
@@ -3138,7 +3303,7 @@
               <w:rPr>
                 <w:sz w:val="17"/>
               </w:rPr>
-              <w:t xml:space="preserve">Global search </w:t>
+              <w:t xml:space="preserve">Top search bar → </w:t>
             </w:r>
             <w:r>
               <w:rPr>
@@ -3148,19 +3313,38 @@
               </w:rPr>
               <w:t xml:space="preserve">9000100001</w:t>
             </w:r>
-          </w:p>
-        </w:tc>
-        <w:tc>
-          <w:tcPr/>
-          <w:p>
-            <w:pPr>
-              <w:spacing w:before="20" w:after="20"/>
-            </w:pPr>
-            <w:r>
-              <w:rPr>
-                <w:sz w:val="17"/>
-              </w:rPr>
-              <w:t xml:space="preserve">Found / not found → decides Part 8</w:t>
+            <w:r>
+              <w:rPr>
+                <w:sz w:val="17"/>
+              </w:rPr>
+              <w:t xml:space="preserve"> → Enter</w:t>
+            </w:r>
+          </w:p>
+        </w:tc>
+        <w:tc>
+          <w:tcPr/>
+          <w:p>
+            <w:pPr>
+              <w:spacing w:before="20" w:after="20"/>
+            </w:pPr>
+            <w:r>
+              <w:rPr>
+                <w:sz w:val="17"/>
+              </w:rPr>
+              <w:t xml:space="preserve">Write down: </w:t>
+            </w:r>
+            <w:r>
+              <w:rPr>
+                <w:b/>
+                <w:sz w:val="17"/>
+              </w:rPr>
+              <w:t xml:space="preserve">found / not found</w:t>
+            </w:r>
+            <w:r>
+              <w:rPr>
+                <w:sz w:val="17"/>
+              </w:rPr>
+              <w:t xml:space="preserve"> (decides Part 8)</w:t>
             </w:r>
           </w:p>
         </w:tc>
@@ -3204,21 +3388,21 @@
               <w:rPr>
                 <w:sz w:val="17"/>
               </w:rPr>
-              <w:t xml:space="preserve">Open a lead of another record type she can see</w:t>
-            </w:r>
-          </w:p>
-        </w:tc>
-        <w:tc>
-          <w:tcPr/>
-          <w:p>
-            <w:pPr>
-              <w:spacing w:before="20" w:after="20"/>
-            </w:pPr>
-            <w:r>
-              <w:rPr>
-                <w:sz w:val="17"/>
-              </w:rPr>
-              <w:t xml:space="preserve">Normal page, no panel, phone fields hidden (panel on all pages only at go-live)</w:t>
+              <w:t xml:space="preserve">Open a lead of another record type (if she has one)</w:t>
+            </w:r>
+          </w:p>
+        </w:tc>
+        <w:tc>
+          <w:tcPr/>
+          <w:p>
+            <w:pPr>
+              <w:spacing w:before="20" w:after="20"/>
+            </w:pPr>
+            <w:r>
+              <w:rPr>
+                <w:sz w:val="17"/>
+              </w:rPr>
+              <w:t xml:space="preserve">Normal page, no panel, phone fields still hidden</w:t>
             </w:r>
           </w:p>
         </w:tc>
@@ -3248,21 +3432,79 @@
               <w:rPr>
                 <w:sz w:val="17"/>
               </w:rPr>
-              <w:t xml:space="preserve">Sharmili, 360CTI user, Swapna</w:t>
-            </w:r>
-          </w:p>
-        </w:tc>
-        <w:tc>
-          <w:tcPr/>
-          <w:p>
-            <w:pPr>
-              <w:spacing w:before="20" w:after="20"/>
-            </w:pPr>
-            <w:r>
-              <w:rPr>
-                <w:sz w:val="17"/>
-              </w:rPr>
-              <w:t xml:space="preserve">Their Real Test lead</w:t>
+              <w:t xml:space="preserve">Priya J</w:t>
+            </w:r>
+          </w:p>
+        </w:tc>
+        <w:tc>
+          <w:tcPr/>
+          <w:p>
+            <w:pPr>
+              <w:spacing w:before="20" w:after="20"/>
+            </w:pPr>
+            <w:r>
+              <w:rPr>
+                <w:sz w:val="17"/>
+              </w:rPr>
+              <w:t xml:space="preserve">Salesforce mobile app → Real Test P (optional)</w:t>
+            </w:r>
+          </w:p>
+        </w:tc>
+        <w:tc>
+          <w:tcPr/>
+          <w:p>
+            <w:pPr>
+              <w:spacing w:before="20" w:after="20"/>
+            </w:pPr>
+            <w:r>
+              <w:rPr>
+                <w:sz w:val="17"/>
+              </w:rPr>
+              <w:t xml:space="preserve">No full numbers</w:t>
+            </w:r>
+          </w:p>
+        </w:tc>
+      </w:tr>
+      <w:tr>
+        <w:tc>
+          <w:tcPr/>
+          <w:p>
+            <w:pPr>
+              <w:spacing w:before="20" w:after="20"/>
+            </w:pPr>
+            <w:r>
+              <w:rPr>
+                <w:sz w:val="17"/>
+              </w:rPr>
+              <w:t xml:space="preserve">R2.9</w:t>
+            </w:r>
+          </w:p>
+        </w:tc>
+        <w:tc>
+          <w:tcPr/>
+          <w:p>
+            <w:pPr>
+              <w:spacing w:before="20" w:after="20"/>
+            </w:pPr>
+            <w:r>
+              <w:rPr>
+                <w:sz w:val="17"/>
+              </w:rPr>
+              <w:t xml:space="preserve">Ananthi R, Deepika G, Swapna</w:t>
+            </w:r>
+          </w:p>
+        </w:tc>
+        <w:tc>
+          <w:tcPr/>
+          <w:p>
+            <w:pPr>
+              <w:spacing w:before="20" w:after="20"/>
+            </w:pPr>
+            <w:r>
+              <w:rPr>
+                <w:sz w:val="17"/>
+              </w:rPr>
+              <w:t xml:space="preserve">Log in → their Real Test lead</w:t>
             </w:r>
           </w:p>
         </w:tc>
@@ -3292,107 +3534,56 @@
               <w:rPr>
                 <w:sz w:val="17"/>
               </w:rPr>
-              <w:t xml:space="preserve">R2.9 ⭐</w:t>
-            </w:r>
-          </w:p>
-        </w:tc>
-        <w:tc>
-          <w:tcPr/>
-          <w:p>
-            <w:pPr>
-              <w:spacing w:before="20" w:after="20"/>
-            </w:pPr>
-            <w:r>
-              <w:rPr>
-                <w:sz w:val="17"/>
-              </w:rPr>
-              <w:t xml:space="preserve">Sales / CRM user (unchanged profile)</w:t>
-            </w:r>
-          </w:p>
-        </w:tc>
-        <w:tc>
-          <w:tcPr/>
-          <w:p>
-            <w:pPr>
-              <w:spacing w:before="20" w:after="20"/>
-            </w:pPr>
-            <w:r>
-              <w:rPr>
-                <w:sz w:val="17"/>
-              </w:rPr>
-              <w:t xml:space="preserve">Any lead</w:t>
-            </w:r>
-          </w:p>
-        </w:tc>
-        <w:tc>
-          <w:tcPr/>
-          <w:p>
-            <w:pPr>
-              <w:spacing w:before="20" w:after="20"/>
-            </w:pPr>
-            <w:r>
-              <w:rPr>
-                <w:sz w:val="17"/>
-              </w:rPr>
-              <w:t xml:space="preserve">Exactly as before, full numbers, no panel</w:t>
-            </w:r>
-          </w:p>
-        </w:tc>
-      </w:tr>
-      <w:tr>
-        <w:tc>
-          <w:tcPr/>
-          <w:p>
-            <w:pPr>
-              <w:spacing w:before="20" w:after="20"/>
-            </w:pPr>
-            <w:r>
-              <w:rPr>
-                <w:sz w:val="17"/>
-              </w:rPr>
-              <w:t xml:space="preserve">R2.10</w:t>
-            </w:r>
-          </w:p>
-        </w:tc>
-        <w:tc>
-          <w:tcPr/>
-          <w:p>
-            <w:pPr>
-              <w:spacing w:before="20" w:after="20"/>
-            </w:pPr>
-            <w:r>
-              <w:rPr>
-                <w:sz w:val="17"/>
-              </w:rPr>
-              <w:t xml:space="preserve">Priya J</w:t>
-            </w:r>
-          </w:p>
-        </w:tc>
-        <w:tc>
-          <w:tcPr/>
-          <w:p>
-            <w:pPr>
-              <w:spacing w:before="20" w:after="20"/>
-            </w:pPr>
-            <w:r>
-              <w:rPr>
-                <w:sz w:val="17"/>
-              </w:rPr>
-              <w:t xml:space="preserve">Salesforce mobile app → Real Test P</w:t>
-            </w:r>
-          </w:p>
-        </w:tc>
-        <w:tc>
-          <w:tcPr/>
-          <w:p>
-            <w:pPr>
-              <w:spacing w:before="20" w:after="20"/>
-            </w:pPr>
-            <w:r>
-              <w:rPr>
-                <w:sz w:val="17"/>
-              </w:rPr>
-              <w:t xml:space="preserve">No full numbers anywhere</w:t>
+              <w:t xml:space="preserve">R2.10 ⭐</w:t>
+            </w:r>
+          </w:p>
+        </w:tc>
+        <w:tc>
+          <w:tcPr/>
+          <w:p>
+            <w:pPr>
+              <w:spacing w:before="20" w:after="20"/>
+            </w:pPr>
+            <w:r>
+              <w:rPr>
+                <w:sz w:val="17"/>
+              </w:rPr>
+              <w:t xml:space="preserve">Sales / CRM Team user</w:t>
+            </w:r>
+          </w:p>
+        </w:tc>
+        <w:tc>
+          <w:tcPr/>
+          <w:p>
+            <w:pPr>
+              <w:spacing w:before="20" w:after="20"/>
+            </w:pPr>
+            <w:r>
+              <w:rPr>
+                <w:sz w:val="17"/>
+              </w:rPr>
+              <w:t xml:space="preserve">Log in → any lead</w:t>
+            </w:r>
+          </w:p>
+        </w:tc>
+        <w:tc>
+          <w:tcPr/>
+          <w:p>
+            <w:pPr>
+              <w:spacing w:before="20" w:after="20"/>
+            </w:pPr>
+            <w:r>
+              <w:rPr>
+                <w:b/>
+                <w:sz w:val="17"/>
+              </w:rPr>
+              <w:t xml:space="preserve">Exactly as before</w:t>
+            </w:r>
+            <w:r>
+              <w:rPr>
+                <w:sz w:val="17"/>
+              </w:rPr>
+              <w:t xml:space="preserve"> – full numbers, no panel</w:t>
             </w:r>
           </w:p>
         </w:tc>
@@ -3425,7 +3616,20 @@
         <w:rPr>
           <w:sz w:val="20"/>
         </w:rPr>
-        <w:t xml:space="preserve">Phone utility must be ready (📞 not crossed out); test users' Mobile = your agent phone (R0.1).</w:t>
+        <w:t xml:space="preserve">If the 📞 icon is crossed out: bottom bar → </w:t>
+      </w:r>
+      <w:r>
+        <w:rPr>
+          <w:b/>
+          <w:sz w:val="20"/>
+        </w:rPr>
+        <w:t xml:space="preserve">Phone</w:t>
+      </w:r>
+      <w:r>
+        <w:rPr>
+          <w:sz w:val="20"/>
+        </w:rPr>
+        <w:t xml:space="preserve"> → wait until ready → F5.</w:t>
       </w:r>
     </w:p>
     <w:tbl>
@@ -3559,21 +3763,28 @@
               <w:rPr>
                 <w:sz w:val="17"/>
               </w:rPr>
-              <w:t xml:space="preserve">Log in to SlashRTC → Real Test P → click Primary</w:t>
-            </w:r>
-          </w:p>
-        </w:tc>
-        <w:tc>
-          <w:tcPr/>
-          <w:p>
-            <w:pPr>
-              <w:spacing w:before="20" w:after="20"/>
-            </w:pPr>
-            <w:r>
-              <w:rPr>
-                <w:sz w:val="17"/>
-              </w:rPr>
-              <w:t xml:space="preserve">Call connects</w:t>
+              <w:t xml:space="preserve">Phone utility → log in to SlashRTC → Real Test P → click </w:t>
+            </w:r>
+            <w:r>
+              <w:rPr>
+                <w:b/>
+                <w:sz w:val="17"/>
+              </w:rPr>
+              <w:t xml:space="preserve">Primary `90XXXXXX01`</w:t>
+            </w:r>
+          </w:p>
+        </w:tc>
+        <w:tc>
+          <w:tcPr/>
+          <w:p>
+            <w:pPr>
+              <w:spacing w:before="20" w:after="20"/>
+            </w:pPr>
+            <w:r>
+              <w:rPr>
+                <w:sz w:val="17"/>
+              </w:rPr>
+              <w:t xml:space="preserve">Call connects through SlashRTC</w:t>
             </w:r>
           </w:p>
         </w:tc>
@@ -3603,35 +3814,49 @@
               <w:rPr>
                 <w:sz w:val="17"/>
               </w:rPr>
-              <w:t xml:space="preserve">Sharmili (MCube)</w:t>
-            </w:r>
-          </w:p>
-        </w:tc>
-        <w:tc>
-          <w:tcPr/>
-          <w:p>
-            <w:pPr>
-              <w:spacing w:before="20" w:after="20"/>
-            </w:pPr>
-            <w:r>
-              <w:rPr>
-                <w:sz w:val="17"/>
-              </w:rPr>
-              <w:t xml:space="preserve">Real Test M → click Primary, then Secondary</w:t>
-            </w:r>
-          </w:p>
-        </w:tc>
-        <w:tc>
-          <w:tcPr/>
-          <w:p>
-            <w:pPr>
-              <w:spacing w:before="20" w:after="20"/>
-            </w:pPr>
-            <w:r>
-              <w:rPr>
-                <w:sz w:val="17"/>
-              </w:rPr>
-              <w:t xml:space="preserve">Agent phone, then customer phone; connected</w:t>
+              <w:t xml:space="preserve">Ananthi R (MCube)</w:t>
+            </w:r>
+          </w:p>
+        </w:tc>
+        <w:tc>
+          <w:tcPr/>
+          <w:p>
+            <w:pPr>
+              <w:spacing w:before="20" w:after="20"/>
+            </w:pPr>
+            <w:r>
+              <w:rPr>
+                <w:sz w:val="17"/>
+              </w:rPr>
+              <w:t xml:space="preserve">Phone utility ready → Real Test M → click </w:t>
+            </w:r>
+            <w:r>
+              <w:rPr>
+                <w:b/>
+                <w:sz w:val="17"/>
+              </w:rPr>
+              <w:t xml:space="preserve">Primary</w:t>
+            </w:r>
+          </w:p>
+        </w:tc>
+        <w:tc>
+          <w:tcPr/>
+          <w:p>
+            <w:pPr>
+              <w:spacing w:before="20" w:after="20"/>
+            </w:pPr>
+            <w:r>
+              <w:rPr>
+                <w:b/>
+                <w:sz w:val="17"/>
+              </w:rPr>
+              <w:t xml:space="preserve">Your</w:t>
+            </w:r>
+            <w:r>
+              <w:rPr>
+                <w:sz w:val="17"/>
+              </w:rPr>
+              <w:t xml:space="preserve"> phone rings first (R0.7), then the customer phone; connected</w:t>
             </w:r>
           </w:p>
         </w:tc>
@@ -3661,65 +3886,130 @@
               <w:rPr>
                 <w:sz w:val="17"/>
               </w:rPr>
-              <w:t xml:space="preserve">Priya J / Sharmili</w:t>
-            </w:r>
-          </w:p>
-        </w:tc>
-        <w:tc>
-          <w:tcPr/>
-          <w:p>
-            <w:pPr>
-              <w:spacing w:before="20" w:after="20"/>
-            </w:pPr>
-            <w:r>
-              <w:rPr>
-                <w:sz w:val="17"/>
-              </w:rPr>
-              <w:t xml:space="preserve">F12 → Network during the click</w:t>
-            </w:r>
-          </w:p>
-        </w:tc>
-        <w:tc>
-          <w:tcPr/>
-          <w:p>
-            <w:pPr>
-              <w:spacing w:before="20" w:after="20"/>
-            </w:pPr>
-            <w:r>
-              <w:rPr>
-                <w:sz w:val="17"/>
-              </w:rPr>
-              <w:t xml:space="preserve">Only Id, field, masked value sent; no full number</w:t>
-            </w:r>
-          </w:p>
-        </w:tc>
-      </w:tr>
-      <w:tr>
-        <w:tc>
-          <w:tcPr/>
-          <w:p>
-            <w:pPr>
-              <w:spacing w:before="20" w:after="20"/>
-            </w:pPr>
-            <w:r>
-              <w:rPr>
-                <w:sz w:val="17"/>
-              </w:rPr>
-              <w:t xml:space="preserve">R3.4 📝</w:t>
-            </w:r>
-          </w:p>
-        </w:tc>
-        <w:tc>
-          <w:tcPr/>
-          <w:p>
-            <w:pPr>
-              <w:spacing w:before="20" w:after="20"/>
-            </w:pPr>
-            <w:r>
-              <w:rPr>
-                <w:sz w:val="17"/>
-              </w:rPr>
-              <w:t xml:space="preserve">360CTI user</w:t>
+              <w:t xml:space="preserve">Ananthi R</w:t>
+            </w:r>
+          </w:p>
+        </w:tc>
+        <w:tc>
+          <w:tcPr/>
+          <w:p>
+            <w:pPr>
+              <w:spacing w:before="20" w:after="20"/>
+            </w:pPr>
+            <w:r>
+              <w:rPr>
+                <w:sz w:val="17"/>
+              </w:rPr>
+              <w:t xml:space="preserve">Click </w:t>
+            </w:r>
+            <w:r>
+              <w:rPr>
+                <w:b/>
+                <w:sz w:val="17"/>
+              </w:rPr>
+              <w:t xml:space="preserve">Secondary</w:t>
+            </w:r>
+          </w:p>
+        </w:tc>
+        <w:tc>
+          <w:tcPr/>
+          <w:p>
+            <w:pPr>
+              <w:spacing w:before="20" w:after="20"/>
+            </w:pPr>
+            <w:r>
+              <w:rPr>
+                <w:sz w:val="17"/>
+              </w:rPr>
+              <w:t xml:space="preserve">Same</w:t>
+            </w:r>
+          </w:p>
+        </w:tc>
+      </w:tr>
+      <w:tr>
+        <w:tc>
+          <w:tcPr/>
+          <w:p>
+            <w:pPr>
+              <w:spacing w:before="20" w:after="20"/>
+            </w:pPr>
+            <w:r>
+              <w:rPr>
+                <w:sz w:val="17"/>
+              </w:rPr>
+              <w:t xml:space="preserve">R3.4</w:t>
+            </w:r>
+          </w:p>
+        </w:tc>
+        <w:tc>
+          <w:tcPr/>
+          <w:p>
+            <w:pPr>
+              <w:spacing w:before="20" w:after="20"/>
+            </w:pPr>
+            <w:r>
+              <w:rPr>
+                <w:sz w:val="17"/>
+              </w:rPr>
+              <w:t xml:space="preserve">Priya J / Ananthi R</w:t>
+            </w:r>
+          </w:p>
+        </w:tc>
+        <w:tc>
+          <w:tcPr/>
+          <w:p>
+            <w:pPr>
+              <w:spacing w:before="20" w:after="20"/>
+            </w:pPr>
+            <w:r>
+              <w:rPr>
+                <w:sz w:val="17"/>
+              </w:rPr>
+              <w:t xml:space="preserve">F12 → Network → Preserve log → click again</w:t>
+            </w:r>
+          </w:p>
+        </w:tc>
+        <w:tc>
+          <w:tcPr/>
+          <w:p>
+            <w:pPr>
+              <w:spacing w:before="20" w:after="20"/>
+            </w:pPr>
+            <w:r>
+              <w:rPr>
+                <w:sz w:val="17"/>
+              </w:rPr>
+              <w:t xml:space="preserve">Request has only Id, field, masked value; no full number in the response</w:t>
+            </w:r>
+          </w:p>
+        </w:tc>
+      </w:tr>
+      <w:tr>
+        <w:tc>
+          <w:tcPr/>
+          <w:p>
+            <w:pPr>
+              <w:spacing w:before="20" w:after="20"/>
+            </w:pPr>
+            <w:r>
+              <w:rPr>
+                <w:sz w:val="17"/>
+              </w:rPr>
+              <w:t xml:space="preserve">R3.5 📝</w:t>
+            </w:r>
+          </w:p>
+        </w:tc>
+        <w:tc>
+          <w:tcPr/>
+          <w:p>
+            <w:pPr>
+              <w:spacing w:before="20" w:after="20"/>
+            </w:pPr>
+            <w:r>
+              <w:rPr>
+                <w:sz w:val="17"/>
+              </w:rPr>
+              <w:t xml:space="preserve">Deepika G (360CTI)</w:t>
             </w:r>
           </w:p>
         </w:tc>
@@ -3754,81 +4044,81 @@
               <w:rPr>
                 <w:sz w:val="17"/>
               </w:rPr>
-              <w:t xml:space="preserve"> until 360 Degree Cloud updates their adapter – record what happens (error / nothing)</w:t>
-            </w:r>
-          </w:p>
-        </w:tc>
-      </w:tr>
-      <w:tr>
-        <w:tc>
-          <w:tcPr/>
-          <w:p>
-            <w:pPr>
-              <w:spacing w:before="20" w:after="20"/>
-            </w:pPr>
-            <w:r>
-              <w:rPr>
-                <w:sz w:val="17"/>
-              </w:rPr>
-              <w:t xml:space="preserve">R3.5 ⭐</w:t>
-            </w:r>
-          </w:p>
-        </w:tc>
-        <w:tc>
-          <w:tcPr/>
-          <w:p>
-            <w:pPr>
-              <w:spacing w:before="20" w:after="20"/>
-            </w:pPr>
-            <w:r>
-              <w:rPr>
-                <w:sz w:val="17"/>
-              </w:rPr>
-              <w:t xml:space="preserve">Customer phone</w:t>
-            </w:r>
-          </w:p>
-        </w:tc>
-        <w:tc>
-          <w:tcPr/>
-          <w:p>
-            <w:pPr>
-              <w:spacing w:before="20" w:after="20"/>
-            </w:pPr>
-            <w:r>
-              <w:rPr>
-                <w:sz w:val="17"/>
-              </w:rPr>
-              <w:t xml:space="preserve">Call the SlashRTC and MCube virtual numbers (lead number = your phone)</w:t>
-            </w:r>
-          </w:p>
-        </w:tc>
-        <w:tc>
-          <w:tcPr/>
-          <w:p>
-            <w:pPr>
-              <w:spacing w:before="20" w:after="20"/>
-            </w:pPr>
-            <w:r>
-              <w:rPr>
-                <w:sz w:val="17"/>
-              </w:rPr>
-              <w:t xml:space="preserve">Screen pop opens the right lead for Priya J / Sharmili; call log record created</w:t>
-            </w:r>
-          </w:p>
-        </w:tc>
-      </w:tr>
-      <w:tr>
-        <w:tc>
-          <w:tcPr/>
-          <w:p>
-            <w:pPr>
-              <w:spacing w:before="20" w:after="20"/>
-            </w:pPr>
-            <w:r>
-              <w:rPr>
-                <w:sz w:val="17"/>
-              </w:rPr>
-              <w:t xml:space="preserve">R3.6</w:t>
+              <w:t xml:space="preserve"> until 360 Degree Cloud updates their adapter – write down what happens</w:t>
+            </w:r>
+          </w:p>
+        </w:tc>
+      </w:tr>
+      <w:tr>
+        <w:tc>
+          <w:tcPr/>
+          <w:p>
+            <w:pPr>
+              <w:spacing w:before="20" w:after="20"/>
+            </w:pPr>
+            <w:r>
+              <w:rPr>
+                <w:sz w:val="17"/>
+              </w:rPr>
+              <w:t xml:space="preserve">R3.6 ⭐</w:t>
+            </w:r>
+          </w:p>
+        </w:tc>
+        <w:tc>
+          <w:tcPr/>
+          <w:p>
+            <w:pPr>
+              <w:spacing w:before="20" w:after="20"/>
+            </w:pPr>
+            <w:r>
+              <w:rPr>
+                <w:sz w:val="17"/>
+              </w:rPr>
+              <w:t xml:space="preserve">"Customer" phone</w:t>
+            </w:r>
+          </w:p>
+        </w:tc>
+        <w:tc>
+          <w:tcPr/>
+          <w:p>
+            <w:pPr>
+              <w:spacing w:before="20" w:after="20"/>
+            </w:pPr>
+            <w:r>
+              <w:rPr>
+                <w:sz w:val="17"/>
+              </w:rPr>
+              <w:t xml:space="preserve">Put your own phone on a Real Test lead (as admin), then call the SlashRTC / MCube virtual number while Priya J / Ananthi R is ready</w:t>
+            </w:r>
+          </w:p>
+        </w:tc>
+        <w:tc>
+          <w:tcPr/>
+          <w:p>
+            <w:pPr>
+              <w:spacing w:before="20" w:after="20"/>
+            </w:pPr>
+            <w:r>
+              <w:rPr>
+                <w:sz w:val="17"/>
+              </w:rPr>
+              <w:t xml:space="preserve">Screen pop opens the right lead; the call record is created</w:t>
+            </w:r>
+          </w:p>
+        </w:tc>
+      </w:tr>
+      <w:tr>
+        <w:tc>
+          <w:tcPr/>
+          <w:p>
+            <w:pPr>
+              <w:spacing w:before="20" w:after="20"/>
+            </w:pPr>
+            <w:r>
+              <w:rPr>
+                <w:sz w:val="17"/>
+              </w:rPr>
+              <w:t xml:space="preserve">R3.7</w:t>
             </w:r>
           </w:p>
         </w:tc>
@@ -3856,79 +4146,92 @@
               <w:rPr>
                 <w:sz w:val="17"/>
               </w:rPr>
+              <w:t xml:space="preserve">App Launcher → </w:t>
+            </w:r>
+            <w:r>
+              <w:rPr>
+                <w:b/>
+                <w:sz w:val="17"/>
+              </w:rPr>
               <w:t xml:space="preserve">Phone Access Audits</w:t>
             </w:r>
-          </w:p>
-        </w:tc>
-        <w:tc>
-          <w:tcPr/>
-          <w:p>
-            <w:pPr>
-              <w:spacing w:before="20" w:after="20"/>
-            </w:pPr>
-            <w:r>
-              <w:rPr>
-                <w:sz w:val="17"/>
-              </w:rPr>
-              <w:t xml:space="preserve">Dial / Success rows for Priya J and Sharmili, masked only</w:t>
-            </w:r>
-          </w:p>
-        </w:tc>
-      </w:tr>
-      <w:tr>
-        <w:tc>
-          <w:tcPr/>
-          <w:p>
-            <w:pPr>
-              <w:spacing w:before="20" w:after="20"/>
-            </w:pPr>
-            <w:r>
-              <w:rPr>
-                <w:sz w:val="17"/>
-              </w:rPr>
-              <w:t xml:space="preserve">R3.7 ⭐</w:t>
-            </w:r>
-          </w:p>
-        </w:tc>
-        <w:tc>
-          <w:tcPr/>
-          <w:p>
-            <w:pPr>
-              <w:spacing w:before="20" w:after="20"/>
-            </w:pPr>
-            <w:r>
-              <w:rPr>
-                <w:sz w:val="17"/>
-              </w:rPr>
-              <w:t xml:space="preserve">Sales / CRM user (unchanged)</w:t>
-            </w:r>
-          </w:p>
-        </w:tc>
-        <w:tc>
-          <w:tcPr/>
-          <w:p>
-            <w:pPr>
-              <w:spacing w:before="20" w:after="20"/>
-            </w:pPr>
-            <w:r>
-              <w:rPr>
-                <w:sz w:val="17"/>
-              </w:rPr>
-              <w:t xml:space="preserve">Click a normal phone field</w:t>
-            </w:r>
-          </w:p>
-        </w:tc>
-        <w:tc>
-          <w:tcPr/>
-          <w:p>
-            <w:pPr>
-              <w:spacing w:before="20" w:after="20"/>
-            </w:pPr>
-            <w:r>
-              <w:rPr>
-                <w:sz w:val="17"/>
-              </w:rPr>
-              <w:t xml:space="preserve">Calls exactly as before, no audit row</w:t>
+            <w:r>
+              <w:rPr>
+                <w:sz w:val="17"/>
+              </w:rPr>
+              <w:t xml:space="preserve"> → All → newest first</w:t>
+            </w:r>
+          </w:p>
+        </w:tc>
+        <w:tc>
+          <w:tcPr/>
+          <w:p>
+            <w:pPr>
+              <w:spacing w:before="20" w:after="20"/>
+            </w:pPr>
+            <w:r>
+              <w:rPr>
+                <w:sz w:val="17"/>
+              </w:rPr>
+              <w:t xml:space="preserve">Dial / Success rows for Priya J and Ananthi R; masked number only</w:t>
+            </w:r>
+          </w:p>
+        </w:tc>
+      </w:tr>
+      <w:tr>
+        <w:tc>
+          <w:tcPr/>
+          <w:p>
+            <w:pPr>
+              <w:spacing w:before="20" w:after="20"/>
+            </w:pPr>
+            <w:r>
+              <w:rPr>
+                <w:sz w:val="17"/>
+              </w:rPr>
+              <w:t xml:space="preserve">R3.8 ⭐</w:t>
+            </w:r>
+          </w:p>
+        </w:tc>
+        <w:tc>
+          <w:tcPr/>
+          <w:p>
+            <w:pPr>
+              <w:spacing w:before="20" w:after="20"/>
+            </w:pPr>
+            <w:r>
+              <w:rPr>
+                <w:sz w:val="17"/>
+              </w:rPr>
+              <w:t xml:space="preserve">Sales / CRM user</w:t>
+            </w:r>
+          </w:p>
+        </w:tc>
+        <w:tc>
+          <w:tcPr/>
+          <w:p>
+            <w:pPr>
+              <w:spacing w:before="20" w:after="20"/>
+            </w:pPr>
+            <w:r>
+              <w:rPr>
+                <w:sz w:val="17"/>
+              </w:rPr>
+              <w:t xml:space="preserve">Click a normal phone field (with their dialer)</w:t>
+            </w:r>
+          </w:p>
+        </w:tc>
+        <w:tc>
+          <w:tcPr/>
+          <w:p>
+            <w:pPr>
+              <w:spacing w:before="20" w:after="20"/>
+            </w:pPr>
+            <w:r>
+              <w:rPr>
+                <w:sz w:val="17"/>
+              </w:rPr>
+              <w:t xml:space="preserve">Calls exactly as before; no audit row</w:t>
             </w:r>
           </w:p>
         </w:tc>
@@ -4084,7 +4387,20 @@
               <w:rPr>
                 <w:sz w:val="17"/>
               </w:rPr>
-              <w:t xml:space="preserve">Leads → New → </w:t>
+              <w:t xml:space="preserve">Leads → </w:t>
+            </w:r>
+            <w:r>
+              <w:rPr>
+                <w:b/>
+                <w:sz w:val="17"/>
+              </w:rPr>
+              <w:t xml:space="preserve">New</w:t>
+            </w:r>
+            <w:r>
+              <w:rPr>
+                <w:sz w:val="17"/>
+              </w:rPr>
+              <w:t xml:space="preserve"> → Last name </w:t>
             </w:r>
             <w:r>
               <w:rPr>
@@ -4098,137 +4414,21 @@
               <w:rPr>
                 <w:sz w:val="17"/>
               </w:rPr>
-              <w:t xml:space="preserve">, Phone 9000100011, Secondary 9000100012 → Save</w:t>
-            </w:r>
-          </w:p>
-        </w:tc>
-        <w:tc>
-          <w:tcPr/>
-          <w:p>
-            <w:pPr>
-              <w:spacing w:before="20" w:after="20"/>
-            </w:pPr>
-            <w:r>
-              <w:rPr>
-                <w:sz w:val="17"/>
-              </w:rPr>
-              <w:t xml:space="preserve">Saved; panel masked; entry fields empty</w:t>
-            </w:r>
-          </w:p>
-        </w:tc>
-      </w:tr>
-      <w:tr>
-        <w:tc>
-          <w:tcPr/>
-          <w:p>
-            <w:pPr>
-              <w:spacing w:before="20" w:after="20"/>
-            </w:pPr>
-            <w:r>
-              <w:rPr>
-                <w:sz w:val="17"/>
-              </w:rPr>
-              <w:t xml:space="preserve">R4.2</w:t>
-            </w:r>
-          </w:p>
-        </w:tc>
-        <w:tc>
-          <w:tcPr/>
-          <w:p>
-            <w:pPr>
-              <w:spacing w:before="20" w:after="20"/>
-            </w:pPr>
-            <w:r>
-              <w:rPr>
-                <w:sz w:val="17"/>
-              </w:rPr>
-              <w:t xml:space="preserve">Priya J</w:t>
-            </w:r>
-          </w:p>
-        </w:tc>
-        <w:tc>
-          <w:tcPr/>
-          <w:p>
-            <w:pPr>
-              <w:spacing w:before="20" w:after="20"/>
-            </w:pPr>
-            <w:r>
-              <w:rPr>
-                <w:sz w:val="17"/>
-              </w:rPr>
-              <w:t xml:space="preserve">Lead → New Referral Lead → Phone 9000100021 → Save</w:t>
-            </w:r>
-          </w:p>
-        </w:tc>
-        <w:tc>
-          <w:tcPr/>
-          <w:p>
-            <w:pPr>
-              <w:spacing w:before="20" w:after="20"/>
-            </w:pPr>
-            <w:r>
-              <w:rPr>
-                <w:sz w:val="17"/>
-              </w:rPr>
-              <w:t xml:space="preserve">Saved</w:t>
-            </w:r>
-          </w:p>
-        </w:tc>
-      </w:tr>
-      <w:tr>
-        <w:tc>
-          <w:tcPr/>
-          <w:p>
-            <w:pPr>
-              <w:spacing w:before="20" w:after="20"/>
-            </w:pPr>
-            <w:r>
-              <w:rPr>
-                <w:sz w:val="17"/>
-              </w:rPr>
-              <w:t xml:space="preserve">R4.3</w:t>
-            </w:r>
-          </w:p>
-        </w:tc>
-        <w:tc>
-          <w:tcPr/>
-          <w:p>
-            <w:pPr>
-              <w:spacing w:before="20" w:after="20"/>
-            </w:pPr>
-            <w:r>
-              <w:rPr>
-                <w:sz w:val="17"/>
-              </w:rPr>
-              <w:t xml:space="preserve">Priya J</w:t>
-            </w:r>
-          </w:p>
-        </w:tc>
-        <w:tc>
-          <w:tcPr/>
-          <w:p>
-            <w:pPr>
-              <w:spacing w:before="20" w:after="20"/>
-            </w:pPr>
-            <w:r>
-              <w:rPr>
-                <w:sz w:val="17"/>
-              </w:rPr>
-              <w:t xml:space="preserve">Real Test P2 → Secondary Phone (entry) → 9000100013 → Save</w:t>
-            </w:r>
-          </w:p>
-        </w:tc>
-        <w:tc>
-          <w:tcPr/>
-          <w:p>
-            <w:pPr>
-              <w:spacing w:before="20" w:after="20"/>
-            </w:pPr>
-            <w:r>
-              <w:rPr>
-                <w:sz w:val="17"/>
-              </w:rPr>
-              <w:t xml:space="preserve">Panel </w:t>
+              <w:t xml:space="preserve">, Phone 9000100011, Secondary 9000100012, other required fields → Save</w:t>
+            </w:r>
+          </w:p>
+        </w:tc>
+        <w:tc>
+          <w:tcPr/>
+          <w:p>
+            <w:pPr>
+              <w:spacing w:before="20" w:after="20"/>
+            </w:pPr>
+            <w:r>
+              <w:rPr>
+                <w:sz w:val="17"/>
+              </w:rPr>
+              <w:t xml:space="preserve">Saved without "Phone required"; panel </w:t>
             </w:r>
             <w:r>
               <w:rPr>
@@ -4236,115 +4436,13 @@
                 <w:color w:val="833C0B"/>
                 <w:sz w:val="17"/>
               </w:rPr>
-              <w:t xml:space="preserve">90XXXXXX13</w:t>
-            </w:r>
-            <w:r>
-              <w:rPr>
-                <w:sz w:val="17"/>
-              </w:rPr>
-              <w:t xml:space="preserve">; entry empty</w:t>
-            </w:r>
-          </w:p>
-        </w:tc>
-      </w:tr>
-      <w:tr>
-        <w:tc>
-          <w:tcPr/>
-          <w:p>
-            <w:pPr>
-              <w:spacing w:before="20" w:after="20"/>
-            </w:pPr>
-            <w:r>
-              <w:rPr>
-                <w:sz w:val="17"/>
-              </w:rPr>
-              <w:t xml:space="preserve">R4.4</w:t>
-            </w:r>
-          </w:p>
-        </w:tc>
-        <w:tc>
-          <w:tcPr/>
-          <w:p>
-            <w:pPr>
-              <w:spacing w:before="20" w:after="20"/>
-            </w:pPr>
-            <w:r>
-              <w:rPr>
-                <w:sz w:val="17"/>
-              </w:rPr>
-              <w:t xml:space="preserve">Priya J</w:t>
-            </w:r>
-          </w:p>
-        </w:tc>
-        <w:tc>
-          <w:tcPr/>
-          <w:p>
-            <w:pPr>
-              <w:spacing w:before="20" w:after="20"/>
-            </w:pPr>
-            <w:r>
-              <w:rPr>
-                <w:sz w:val="17"/>
-              </w:rPr>
-              <w:t xml:space="preserve">Leads → New with Phone 9000100011 (duplicate)</w:t>
-            </w:r>
-          </w:p>
-        </w:tc>
-        <w:tc>
-          <w:tcPr/>
-          <w:p>
-            <w:pPr>
-              <w:spacing w:before="20" w:after="20"/>
-            </w:pPr>
-            <w:r>
-              <w:rPr>
-                <w:sz w:val="17"/>
-              </w:rPr>
-              <w:t xml:space="preserve">Same duplicate behaviour as today</w:t>
-            </w:r>
-          </w:p>
-        </w:tc>
-      </w:tr>
-      <w:tr>
-        <w:tc>
-          <w:tcPr/>
-          <w:p>
-            <w:pPr>
-              <w:spacing w:before="20" w:after="20"/>
-            </w:pPr>
-            <w:r>
-              <w:rPr>
-                <w:sz w:val="17"/>
-              </w:rPr>
-              <w:t xml:space="preserve">R4.5</w:t>
-            </w:r>
-          </w:p>
-        </w:tc>
-        <w:tc>
-          <w:tcPr/>
-          <w:p>
-            <w:pPr>
-              <w:spacing w:before="20" w:after="20"/>
-            </w:pPr>
-            <w:r>
-              <w:rPr>
-                <w:sz w:val="17"/>
-              </w:rPr>
-              <w:t xml:space="preserve">Admin</w:t>
-            </w:r>
-          </w:p>
-        </w:tc>
-        <w:tc>
-          <w:tcPr/>
-          <w:p>
-            <w:pPr>
-              <w:spacing w:before="20" w:after="20"/>
-            </w:pPr>
-            <w:r>
-              <w:rPr>
-                <w:sz w:val="17"/>
-              </w:rPr>
-              <w:t xml:space="preserve">Script A from the main guide with </w:t>
+              <w:t xml:space="preserve">90XXXXXX11</w:t>
+            </w:r>
+            <w:r>
+              <w:rPr>
+                <w:sz w:val="17"/>
+              </w:rPr>
+              <w:t xml:space="preserve"> / </w:t>
             </w:r>
             <w:r>
               <w:rPr>
@@ -4352,7 +4450,287 @@
                 <w:color w:val="833C0B"/>
                 <w:sz w:val="17"/>
               </w:rPr>
-              <w:t xml:space="preserve">LastName LIKE 'Real Test%'</w:t>
+              <w:t xml:space="preserve">90XXXXXX12</w:t>
+            </w:r>
+          </w:p>
+        </w:tc>
+      </w:tr>
+      <w:tr>
+        <w:tc>
+          <w:tcPr/>
+          <w:p>
+            <w:pPr>
+              <w:spacing w:before="20" w:after="20"/>
+            </w:pPr>
+            <w:r>
+              <w:rPr>
+                <w:sz w:val="17"/>
+              </w:rPr>
+              <w:t xml:space="preserve">R4.2</w:t>
+            </w:r>
+          </w:p>
+        </w:tc>
+        <w:tc>
+          <w:tcPr/>
+          <w:p>
+            <w:pPr>
+              <w:spacing w:before="20" w:after="20"/>
+            </w:pPr>
+            <w:r>
+              <w:rPr>
+                <w:sz w:val="17"/>
+              </w:rPr>
+              <w:t xml:space="preserve">Priya J</w:t>
+            </w:r>
+          </w:p>
+        </w:tc>
+        <w:tc>
+          <w:tcPr/>
+          <w:p>
+            <w:pPr>
+              <w:spacing w:before="20" w:after="20"/>
+            </w:pPr>
+            <w:r>
+              <w:rPr>
+                <w:sz w:val="17"/>
+              </w:rPr>
+              <w:t xml:space="preserve">Any lead → </w:t>
+            </w:r>
+            <w:r>
+              <w:rPr>
+                <w:b/>
+                <w:sz w:val="17"/>
+              </w:rPr>
+              <w:t xml:space="preserve">New Referral Lead</w:t>
+            </w:r>
+            <w:r>
+              <w:rPr>
+                <w:sz w:val="17"/>
+              </w:rPr>
+              <w:t xml:space="preserve"> → </w:t>
+            </w:r>
+            <w:r>
+              <w:rPr>
+                <w:rFonts w:ascii="Consolas" w:hAnsi="Consolas"/>
+                <w:color w:val="833C0B"/>
+                <w:sz w:val="17"/>
+              </w:rPr>
+              <w:t xml:space="preserve">Real Test P3</w:t>
+            </w:r>
+            <w:r>
+              <w:rPr>
+                <w:sz w:val="17"/>
+              </w:rPr>
+              <w:t xml:space="preserve">, Phone 9000100021 → Save</w:t>
+            </w:r>
+          </w:p>
+        </w:tc>
+        <w:tc>
+          <w:tcPr/>
+          <w:p>
+            <w:pPr>
+              <w:spacing w:before="20" w:after="20"/>
+            </w:pPr>
+            <w:r>
+              <w:rPr>
+                <w:sz w:val="17"/>
+              </w:rPr>
+              <w:t xml:space="preserve">Saved</w:t>
+            </w:r>
+          </w:p>
+        </w:tc>
+      </w:tr>
+      <w:tr>
+        <w:tc>
+          <w:tcPr/>
+          <w:p>
+            <w:pPr>
+              <w:spacing w:before="20" w:after="20"/>
+            </w:pPr>
+            <w:r>
+              <w:rPr>
+                <w:sz w:val="17"/>
+              </w:rPr>
+              <w:t xml:space="preserve">R4.3</w:t>
+            </w:r>
+          </w:p>
+        </w:tc>
+        <w:tc>
+          <w:tcPr/>
+          <w:p>
+            <w:pPr>
+              <w:spacing w:before="20" w:after="20"/>
+            </w:pPr>
+            <w:r>
+              <w:rPr>
+                <w:sz w:val="17"/>
+              </w:rPr>
+              <w:t xml:space="preserve">Priya J</w:t>
+            </w:r>
+          </w:p>
+        </w:tc>
+        <w:tc>
+          <w:tcPr/>
+          <w:p>
+            <w:pPr>
+              <w:spacing w:before="20" w:after="20"/>
+            </w:pPr>
+            <w:r>
+              <w:rPr>
+                <w:sz w:val="17"/>
+              </w:rPr>
+              <w:t xml:space="preserve">Real Test P2 → details → </w:t>
+            </w:r>
+            <w:r>
+              <w:rPr>
+                <w:b/>
+                <w:sz w:val="17"/>
+              </w:rPr>
+              <w:t xml:space="preserve">Secondary Phone (entry)</w:t>
+            </w:r>
+            <w:r>
+              <w:rPr>
+                <w:sz w:val="17"/>
+              </w:rPr>
+              <w:t xml:space="preserve"> → 9000100013 → Save</w:t>
+            </w:r>
+          </w:p>
+        </w:tc>
+        <w:tc>
+          <w:tcPr/>
+          <w:p>
+            <w:pPr>
+              <w:spacing w:before="20" w:after="20"/>
+            </w:pPr>
+            <w:r>
+              <w:rPr>
+                <w:sz w:val="17"/>
+              </w:rPr>
+              <w:t xml:space="preserve">Panel secondary </w:t>
+            </w:r>
+            <w:r>
+              <w:rPr>
+                <w:rFonts w:ascii="Consolas" w:hAnsi="Consolas"/>
+                <w:color w:val="833C0B"/>
+                <w:sz w:val="17"/>
+              </w:rPr>
+              <w:t xml:space="preserve">90XXXXXX13</w:t>
+            </w:r>
+            <w:r>
+              <w:rPr>
+                <w:sz w:val="17"/>
+              </w:rPr>
+              <w:t xml:space="preserve">; entry field empty</w:t>
+            </w:r>
+          </w:p>
+        </w:tc>
+      </w:tr>
+      <w:tr>
+        <w:tc>
+          <w:tcPr/>
+          <w:p>
+            <w:pPr>
+              <w:spacing w:before="20" w:after="20"/>
+            </w:pPr>
+            <w:r>
+              <w:rPr>
+                <w:sz w:val="17"/>
+              </w:rPr>
+              <w:t xml:space="preserve">R4.4</w:t>
+            </w:r>
+          </w:p>
+        </w:tc>
+        <w:tc>
+          <w:tcPr/>
+          <w:p>
+            <w:pPr>
+              <w:spacing w:before="20" w:after="20"/>
+            </w:pPr>
+            <w:r>
+              <w:rPr>
+                <w:sz w:val="17"/>
+              </w:rPr>
+              <w:t xml:space="preserve">Priya J</w:t>
+            </w:r>
+          </w:p>
+        </w:tc>
+        <w:tc>
+          <w:tcPr/>
+          <w:p>
+            <w:pPr>
+              <w:spacing w:before="20" w:after="20"/>
+            </w:pPr>
+            <w:r>
+              <w:rPr>
+                <w:sz w:val="17"/>
+              </w:rPr>
+              <w:t xml:space="preserve">Leads → New with Phone 9000100011 again</w:t>
+            </w:r>
+          </w:p>
+        </w:tc>
+        <w:tc>
+          <w:tcPr/>
+          <w:p>
+            <w:pPr>
+              <w:spacing w:before="20" w:after="20"/>
+            </w:pPr>
+            <w:r>
+              <w:rPr>
+                <w:sz w:val="17"/>
+              </w:rPr>
+              <w:t xml:space="preserve">Same duplicate behaviour as today</w:t>
+            </w:r>
+          </w:p>
+        </w:tc>
+      </w:tr>
+      <w:tr>
+        <w:tc>
+          <w:tcPr/>
+          <w:p>
+            <w:pPr>
+              <w:spacing w:before="20" w:after="20"/>
+            </w:pPr>
+            <w:r>
+              <w:rPr>
+                <w:sz w:val="17"/>
+              </w:rPr>
+              <w:t xml:space="preserve">R4.5</w:t>
+            </w:r>
+          </w:p>
+        </w:tc>
+        <w:tc>
+          <w:tcPr/>
+          <w:p>
+            <w:pPr>
+              <w:spacing w:before="20" w:after="20"/>
+            </w:pPr>
+            <w:r>
+              <w:rPr>
+                <w:sz w:val="17"/>
+              </w:rPr>
+              <w:t xml:space="preserve">Admin</w:t>
+            </w:r>
+          </w:p>
+        </w:tc>
+        <w:tc>
+          <w:tcPr/>
+          <w:p>
+            <w:pPr>
+              <w:spacing w:before="20" w:after="20"/>
+            </w:pPr>
+            <w:r>
+              <w:rPr>
+                <w:sz w:val="17"/>
+              </w:rPr>
+              <w:t xml:space="preserve">Execute Anonymous – Script A (main guide) with </w:t>
+            </w:r>
+            <w:r>
+              <w:rPr>
+                <w:rFonts w:ascii="Consolas" w:hAnsi="Consolas"/>
+                <w:color w:val="833C0B"/>
+                <w:sz w:val="17"/>
+              </w:rPr>
+              <w:t xml:space="preserve">LIKE 'Real Test%'</w:t>
             </w:r>
           </w:p>
         </w:tc>
@@ -4410,21 +4788,29 @@
               <w:rPr>
                 <w:sz w:val="17"/>
               </w:rPr>
-              <w:t xml:space="preserve">Script B (change primary via entry field) on Real Test P2</w:t>
-            </w:r>
-          </w:p>
-        </w:tc>
-        <w:tc>
-          <w:tcPr/>
-          <w:p>
-            <w:pPr>
-              <w:spacing w:before="20" w:after="20"/>
-            </w:pPr>
-            <w:r>
-              <w:rPr>
-                <w:sz w:val="17"/>
-              </w:rPr>
-              <w:t xml:space="preserve">Rejected with the primary-lock message</w:t>
+              <w:t xml:space="preserve">Script B on Real Test P2 (Phone_Entry__c = 9000100099)</w:t>
+            </w:r>
+          </w:p>
+        </w:tc>
+        <w:tc>
+          <w:tcPr/>
+          <w:p>
+            <w:pPr>
+              <w:spacing w:before="20" w:after="20"/>
+            </w:pPr>
+            <w:r>
+              <w:rPr>
+                <w:rFonts w:ascii="Consolas" w:hAnsi="Consolas"/>
+                <w:color w:val="833C0B"/>
+                <w:sz w:val="17"/>
+              </w:rPr>
+              <w:t xml:space="preserve">Saved: false</w:t>
+            </w:r>
+            <w:r>
+              <w:rPr>
+                <w:sz w:val="17"/>
+              </w:rPr>
+              <w:t xml:space="preserve"> + primary-lock message</w:t>
             </w:r>
           </w:p>
         </w:tc>
@@ -4468,21 +4854,21 @@
               <w:rPr>
                 <w:sz w:val="17"/>
               </w:rPr>
-              <w:t xml:space="preserve">Round robin: check owner of the new leads</w:t>
-            </w:r>
-          </w:p>
-        </w:tc>
-        <w:tc>
-          <w:tcPr/>
-          <w:p>
-            <w:pPr>
-              <w:spacing w:before="20" w:after="20"/>
-            </w:pPr>
-            <w:r>
-              <w:rPr>
-                <w:sz w:val="17"/>
-              </w:rPr>
-              <w:t xml:space="preserve">Same assignment behaviour as today</w:t>
+              <w:t xml:space="preserve">Check owners of the new leads</w:t>
+            </w:r>
+          </w:p>
+        </w:tc>
+        <w:tc>
+          <w:tcPr/>
+          <w:p>
+            <w:pPr>
+              <w:spacing w:before="20" w:after="20"/>
+            </w:pPr>
+            <w:r>
+              <w:rPr>
+                <w:sz w:val="17"/>
+              </w:rPr>
+              <w:t xml:space="preserve">Round robin works as today</w:t>
             </w:r>
           </w:p>
         </w:tc>
@@ -4512,35 +4898,43 @@
               <w:rPr>
                 <w:sz w:val="17"/>
               </w:rPr>
-              <w:t xml:space="preserve">Integration</w:t>
-            </w:r>
-          </w:p>
-        </w:tc>
-        <w:tc>
-          <w:tcPr/>
-          <w:p>
-            <w:pPr>
-              <w:spacing w:before="20" w:after="20"/>
-            </w:pPr>
-            <w:r>
-              <w:rPr>
-                <w:sz w:val="17"/>
-              </w:rPr>
-              <w:t xml:space="preserve">A website / portal / API lead arrives (or Script C)</w:t>
-            </w:r>
-          </w:p>
-        </w:tc>
-        <w:tc>
-          <w:tcPr/>
-          <w:p>
-            <w:pPr>
-              <w:spacing w:before="20" w:after="20"/>
-            </w:pPr>
-            <w:r>
-              <w:rPr>
-                <w:sz w:val="17"/>
-              </w:rPr>
-              <w:t xml:space="preserve">Saved as before, Phone__c filled</w:t>
+              <w:t xml:space="preserve">Admin</w:t>
+            </w:r>
+          </w:p>
+        </w:tc>
+        <w:tc>
+          <w:tcPr/>
+          <w:p>
+            <w:pPr>
+              <w:spacing w:before="20" w:after="20"/>
+            </w:pPr>
+            <w:r>
+              <w:rPr>
+                <w:sz w:val="17"/>
+              </w:rPr>
+              <w:t xml:space="preserve">Script C (integration-style insert, rolled back) – or a website test lead if available</w:t>
+            </w:r>
+          </w:p>
+        </w:tc>
+        <w:tc>
+          <w:tcPr/>
+          <w:p>
+            <w:pPr>
+              <w:spacing w:before="20" w:after="20"/>
+            </w:pPr>
+            <w:r>
+              <w:rPr>
+                <w:rFonts w:ascii="Consolas" w:hAnsi="Consolas"/>
+                <w:color w:val="833C0B"/>
+                <w:sz w:val="17"/>
+              </w:rPr>
+              <w:t xml:space="preserve">Saved: true</w:t>
+            </w:r>
+            <w:r>
+              <w:rPr>
+                <w:sz w:val="17"/>
+              </w:rPr>
+              <w:t xml:space="preserve">, entry empty</w:t>
             </w:r>
           </w:p>
         </w:tc>
@@ -4620,7 +5014,7 @@
           <w:b/>
           <w:sz w:val="26"/>
         </w:rPr>
-        <w:t xml:space="preserve">R5a. MakeCall and G-Talk</w:t>
+        <w:t xml:space="preserve">R5a. MakeCall and G-Talk ("Offline Call")</w:t>
       </w:r>
     </w:p>
     <w:tbl>
@@ -4740,35 +5134,56 @@
               <w:rPr>
                 <w:sz w:val="17"/>
               </w:rPr>
-              <w:t xml:space="preserve">Sharmili</w:t>
-            </w:r>
-          </w:p>
-        </w:tc>
-        <w:tc>
-          <w:tcPr/>
-          <w:p>
-            <w:pPr>
-              <w:spacing w:before="20" w:after="20"/>
-            </w:pPr>
-            <w:r>
-              <w:rPr>
-                <w:sz w:val="17"/>
-              </w:rPr>
-              <w:t xml:space="preserve">Real Test M → Make call → Select Number → Call (Mcube Phone = your phone)</w:t>
-            </w:r>
-          </w:p>
-        </w:tc>
-        <w:tc>
-          <w:tcPr/>
-          <w:p>
-            <w:pPr>
-              <w:spacing w:before="20" w:after="20"/>
-            </w:pPr>
-            <w:r>
-              <w:rPr>
-                <w:sz w:val="17"/>
-              </w:rPr>
-              <w:t xml:space="preserve">Masked list; call connects</w:t>
+              <w:t xml:space="preserve">Ananthi R</w:t>
+            </w:r>
+          </w:p>
+        </w:tc>
+        <w:tc>
+          <w:tcPr/>
+          <w:p>
+            <w:pPr>
+              <w:spacing w:before="20" w:after="20"/>
+            </w:pPr>
+            <w:r>
+              <w:rPr>
+                <w:sz w:val="17"/>
+              </w:rPr>
+              <w:t xml:space="preserve">Real Test M → </w:t>
+            </w:r>
+            <w:r>
+              <w:rPr>
+                <w:b/>
+                <w:sz w:val="17"/>
+              </w:rPr>
+              <w:t xml:space="preserve">Make call</w:t>
+            </w:r>
+            <w:r>
+              <w:rPr>
+                <w:sz w:val="17"/>
+              </w:rPr>
+              <w:t xml:space="preserve"> (action button / ▼) → Select Number</w:t>
+            </w:r>
+          </w:p>
+        </w:tc>
+        <w:tc>
+          <w:tcPr/>
+          <w:p>
+            <w:pPr>
+              <w:spacing w:before="20" w:after="20"/>
+            </w:pPr>
+            <w:r>
+              <w:rPr>
+                <w:rFonts w:ascii="Consolas" w:hAnsi="Consolas"/>
+                <w:color w:val="833C0B"/>
+                <w:sz w:val="17"/>
+              </w:rPr>
+              <w:t xml:space="preserve">+91 90XXXXXX01</w:t>
+            </w:r>
+            <w:r>
+              <w:rPr>
+                <w:sz w:val="17"/>
+              </w:rPr>
+              <w:t xml:space="preserve"> style</w:t>
             </w:r>
           </w:p>
         </w:tc>
@@ -4798,6 +5213,64 @@
               <w:rPr>
                 <w:sz w:val="17"/>
               </w:rPr>
+              <w:t xml:space="preserve">Ananthi R</w:t>
+            </w:r>
+          </w:p>
+        </w:tc>
+        <w:tc>
+          <w:tcPr/>
+          <w:p>
+            <w:pPr>
+              <w:spacing w:before="20" w:after="20"/>
+            </w:pPr>
+            <w:r>
+              <w:rPr>
+                <w:sz w:val="17"/>
+              </w:rPr>
+              <w:t xml:space="preserve">Pick it → Call</w:t>
+            </w:r>
+          </w:p>
+        </w:tc>
+        <w:tc>
+          <w:tcPr/>
+          <w:p>
+            <w:pPr>
+              <w:spacing w:before="20" w:after="20"/>
+            </w:pPr>
+            <w:r>
+              <w:rPr>
+                <w:sz w:val="17"/>
+              </w:rPr>
+              <w:t xml:space="preserve">Your phone rings, then the customer; connected</w:t>
+            </w:r>
+          </w:p>
+        </w:tc>
+      </w:tr>
+      <w:tr>
+        <w:tc>
+          <w:tcPr/>
+          <w:p>
+            <w:pPr>
+              <w:spacing w:before="20" w:after="20"/>
+            </w:pPr>
+            <w:r>
+              <w:rPr>
+                <w:sz w:val="17"/>
+              </w:rPr>
+              <w:t xml:space="preserve">R5a.3</w:t>
+            </w:r>
+          </w:p>
+        </w:tc>
+        <w:tc>
+          <w:tcPr/>
+          <w:p>
+            <w:pPr>
+              <w:spacing w:before="20" w:after="20"/>
+            </w:pPr>
+            <w:r>
+              <w:rPr>
+                <w:sz w:val="17"/>
+              </w:rPr>
               <w:t xml:space="preserve">Priya J</w:t>
             </w:r>
           </w:p>
@@ -4812,7 +5285,20 @@
               <w:rPr>
                 <w:sz w:val="17"/>
               </w:rPr>
-              <w:t xml:space="preserve">G-Talk utility on Real Test P → Call</w:t>
+              <w:t xml:space="preserve">Bottom bar → </w:t>
+            </w:r>
+            <w:r>
+              <w:rPr>
+                <w:b/>
+                <w:sz w:val="17"/>
+              </w:rPr>
+              <w:t xml:space="preserve">Offline Call</w:t>
+            </w:r>
+            <w:r>
+              <w:rPr>
+                <w:sz w:val="17"/>
+              </w:rPr>
+              <w:t xml:space="preserve"> (G-Talk) on Real Test P → Call</w:t>
             </w:r>
           </w:p>
         </w:tc>
@@ -4842,7 +5328,7 @@
               <w:rPr>
                 <w:sz w:val="17"/>
               </w:rPr>
-              <w:t xml:space="preserve">R5a.3</w:t>
+              <w:t xml:space="preserve">R5a.4</w:t>
             </w:r>
           </w:p>
         </w:tc>
@@ -4870,99 +5356,203 @@
               <w:rPr>
                 <w:sz w:val="17"/>
               </w:rPr>
-              <w:t xml:space="preserve">Audit</w:t>
-            </w:r>
-          </w:p>
-        </w:tc>
-        <w:tc>
-          <w:tcPr/>
-          <w:p>
-            <w:pPr>
-              <w:spacing w:before="20" w:after="20"/>
-            </w:pPr>
-            <w:r>
-              <w:rPr>
-                <w:sz w:val="17"/>
-              </w:rPr>
-              <w:t xml:space="preserve">MCube (MakeCall) and G-Talk rows</w:t>
-            </w:r>
-          </w:p>
-        </w:tc>
-      </w:tr>
-      <w:tr>
-        <w:tc>
-          <w:tcPr/>
-          <w:p>
-            <w:pPr>
-              <w:spacing w:before="20" w:after="20"/>
-            </w:pPr>
-            <w:r>
-              <w:rPr>
-                <w:sz w:val="17"/>
-              </w:rPr>
-              <w:t xml:space="preserve">R5a.4</w:t>
-            </w:r>
-          </w:p>
-        </w:tc>
-        <w:tc>
-          <w:tcPr/>
-          <w:p>
-            <w:pPr>
-              <w:spacing w:before="20" w:after="20"/>
-            </w:pPr>
-            <w:r>
-              <w:rPr>
-                <w:sz w:val="17"/>
-              </w:rPr>
-              <w:t xml:space="preserve">Priya J / Sharmili</w:t>
-            </w:r>
-          </w:p>
-        </w:tc>
-        <w:tc>
-          <w:tcPr/>
-          <w:p>
-            <w:pPr>
-              <w:spacing w:before="20" w:after="20"/>
-            </w:pPr>
-            <w:r>
-              <w:rPr>
-                <w:b/>
-                <w:sz w:val="17"/>
-              </w:rPr>
-              <w:t xml:space="preserve">CallPanel / CallPanel_Outbound</w:t>
-            </w:r>
-            <w:r>
-              <w:rPr>
-                <w:sz w:val="17"/>
-              </w:rPr>
-              <w:t xml:space="preserve"> (if on their pages)</w:t>
-            </w:r>
-          </w:p>
-        </w:tc>
-        <w:tc>
-          <w:tcPr/>
-          <w:p>
-            <w:pPr>
-              <w:spacing w:before="20" w:after="20"/>
-            </w:pPr>
-            <w:r>
-              <w:rPr>
-                <w:sz w:val="17"/>
-              </w:rPr>
-              <w:t xml:space="preserve">⚠️ Still shows the full number – </w:t>
-            </w:r>
-            <w:r>
-              <w:rPr>
-                <w:b/>
-                <w:sz w:val="17"/>
-              </w:rPr>
-              <w:t xml:space="preserve">D1, known gap</w:t>
-            </w:r>
-            <w:r>
-              <w:rPr>
-                <w:sz w:val="17"/>
-              </w:rPr>
-              <w:t xml:space="preserve">, record where it appears</w:t>
+              <w:t xml:space="preserve">Phone Access Audits</w:t>
+            </w:r>
+          </w:p>
+        </w:tc>
+        <w:tc>
+          <w:tcPr/>
+          <w:p>
+            <w:pPr>
+              <w:spacing w:before="20" w:after="20"/>
+            </w:pPr>
+            <w:r>
+              <w:rPr>
+                <w:b/>
+                <w:sz w:val="17"/>
+              </w:rPr>
+              <w:t xml:space="preserve">MCube (MakeCall)</w:t>
+            </w:r>
+            <w:r>
+              <w:rPr>
+                <w:sz w:val="17"/>
+              </w:rPr>
+              <w:t xml:space="preserve"> and </w:t>
+            </w:r>
+            <w:r>
+              <w:rPr>
+                <w:b/>
+                <w:sz w:val="17"/>
+              </w:rPr>
+              <w:t xml:space="preserve">G-Talk</w:t>
+            </w:r>
+            <w:r>
+              <w:rPr>
+                <w:sz w:val="17"/>
+              </w:rPr>
+              <w:t xml:space="preserve"> rows, masked only</w:t>
+            </w:r>
+          </w:p>
+        </w:tc>
+      </w:tr>
+      <w:tr>
+        <w:tc>
+          <w:tcPr/>
+          <w:p>
+            <w:pPr>
+              <w:spacing w:before="20" w:after="20"/>
+            </w:pPr>
+            <w:r>
+              <w:rPr>
+                <w:sz w:val="17"/>
+              </w:rPr>
+              <w:t xml:space="preserve">R5a.5 📝</w:t>
+            </w:r>
+          </w:p>
+        </w:tc>
+        <w:tc>
+          <w:tcPr/>
+          <w:p>
+            <w:pPr>
+              <w:spacing w:before="20" w:after="20"/>
+            </w:pPr>
+            <w:r>
+              <w:rPr>
+                <w:sz w:val="17"/>
+              </w:rPr>
+              <w:t xml:space="preserve">Priya J / Ananthi R</w:t>
+            </w:r>
+          </w:p>
+        </w:tc>
+        <w:tc>
+          <w:tcPr/>
+          <w:p>
+            <w:pPr>
+              <w:spacing w:before="20" w:after="20"/>
+            </w:pPr>
+            <w:r>
+              <w:rPr>
+                <w:sz w:val="17"/>
+              </w:rPr>
+              <w:t xml:space="preserve">Bottom bar → </w:t>
+            </w:r>
+            <w:r>
+              <w:rPr>
+                <w:b/>
+                <w:sz w:val="17"/>
+              </w:rPr>
+              <w:t xml:space="preserve">CallPanel</w:t>
+            </w:r>
+            <w:r>
+              <w:rPr>
+                <w:sz w:val="17"/>
+              </w:rPr>
+              <w:t xml:space="preserve"> / </w:t>
+            </w:r>
+            <w:r>
+              <w:rPr>
+                <w:b/>
+                <w:sz w:val="17"/>
+              </w:rPr>
+              <w:t xml:space="preserve">CallPanel_Outbound</w:t>
+            </w:r>
+          </w:p>
+        </w:tc>
+        <w:tc>
+          <w:tcPr/>
+          <w:p>
+            <w:pPr>
+              <w:spacing w:before="20" w:after="20"/>
+            </w:pPr>
+            <w:r>
+              <w:rPr>
+                <w:sz w:val="17"/>
+              </w:rPr>
+              <w:t xml:space="preserve">⚠️ </w:t>
+            </w:r>
+            <w:r>
+              <w:rPr>
+                <w:b/>
+                <w:sz w:val="17"/>
+              </w:rPr>
+              <w:t xml:space="preserve">Shows the full number – known gap D1</w:t>
+            </w:r>
+            <w:r>
+              <w:rPr>
+                <w:sz w:val="17"/>
+              </w:rPr>
+              <w:t xml:space="preserve">; write down where</w:t>
+            </w:r>
+          </w:p>
+        </w:tc>
+      </w:tr>
+      <w:tr>
+        <w:tc>
+          <w:tcPr/>
+          <w:p>
+            <w:pPr>
+              <w:spacing w:before="20" w:after="20"/>
+            </w:pPr>
+            <w:r>
+              <w:rPr>
+                <w:sz w:val="17"/>
+              </w:rPr>
+              <w:t xml:space="preserve">R5a.6 📝</w:t>
+            </w:r>
+          </w:p>
+        </w:tc>
+        <w:tc>
+          <w:tcPr/>
+          <w:p>
+            <w:pPr>
+              <w:spacing w:before="20" w:after="20"/>
+            </w:pPr>
+            <w:r>
+              <w:rPr>
+                <w:sz w:val="17"/>
+              </w:rPr>
+              <w:t xml:space="preserve">Priya J</w:t>
+            </w:r>
+          </w:p>
+        </w:tc>
+        <w:tc>
+          <w:tcPr/>
+          <w:p>
+            <w:pPr>
+              <w:spacing w:before="20" w:after="20"/>
+            </w:pPr>
+            <w:r>
+              <w:rPr>
+                <w:sz w:val="17"/>
+              </w:rPr>
+              <w:t xml:space="preserve">Bottom bar → </w:t>
+            </w:r>
+            <w:r>
+              <w:rPr>
+                <w:b/>
+                <w:sz w:val="17"/>
+              </w:rPr>
+              <w:t xml:space="preserve">Call Log Update Issue</w:t>
+            </w:r>
+            <w:r>
+              <w:rPr>
+                <w:sz w:val="17"/>
+              </w:rPr>
+              <w:t xml:space="preserve"> (G-Talk page)</w:t>
+            </w:r>
+          </w:p>
+        </w:tc>
+        <w:tc>
+          <w:tcPr/>
+          <w:p>
+            <w:pPr>
+              <w:spacing w:before="20" w:after="20"/>
+            </w:pPr>
+            <w:r>
+              <w:rPr>
+                <w:sz w:val="17"/>
+              </w:rPr>
+              <w:t xml:space="preserve">Write down if a customer number is shown (external G-Talk app)</w:t>
             </w:r>
           </w:p>
         </w:tc>
@@ -4984,7 +5574,7 @@
           <w:b/>
           <w:sz w:val="26"/>
         </w:rPr>
-        <w:t xml:space="preserve">R5b. History and logs</w:t>
+        <w:t xml:space="preserve">R5b. History and call logs</w:t>
       </w:r>
     </w:p>
     <w:tbl>
@@ -5118,7 +5708,7 @@
               <w:rPr>
                 <w:sz w:val="17"/>
               </w:rPr>
-              <w:t xml:space="preserve">Edit Real Test P Phone → 9000100003 (creates history) + insert a Call_Detail__c (prep script in main guide, numbers 9000100099 → 9000100003)</w:t>
+              <w:t xml:space="preserve">Real Test P → Edit Phone → 9000100003 → Save (creates history)</w:t>
             </w:r>
           </w:p>
         </w:tc>
@@ -5176,21 +5766,42 @@
               <w:rPr>
                 <w:sz w:val="17"/>
               </w:rPr>
-              <w:t xml:space="preserve">History &amp; Activity → Field Updates / Calls</w:t>
-            </w:r>
-          </w:p>
-        </w:tc>
-        <w:tc>
-          <w:tcPr/>
-          <w:p>
-            <w:pPr>
-              <w:spacing w:before="20" w:after="20"/>
-            </w:pPr>
-            <w:r>
-              <w:rPr>
-                <w:sz w:val="17"/>
-              </w:rPr>
-              <w:t xml:space="preserve">Masked old → new values and call numbers</w:t>
+              <w:t xml:space="preserve">Real Test P → </w:t>
+            </w:r>
+            <w:r>
+              <w:rPr>
+                <w:b/>
+                <w:sz w:val="17"/>
+              </w:rPr>
+              <w:t xml:space="preserve">History &amp; Activity</w:t>
+            </w:r>
+            <w:r>
+              <w:rPr>
+                <w:sz w:val="17"/>
+              </w:rPr>
+              <w:t xml:space="preserve"> → Field Updates</w:t>
+            </w:r>
+          </w:p>
+        </w:tc>
+        <w:tc>
+          <w:tcPr/>
+          <w:p>
+            <w:pPr>
+              <w:spacing w:before="20" w:after="20"/>
+            </w:pPr>
+            <w:r>
+              <w:rPr>
+                <w:rFonts w:ascii="Consolas" w:hAnsi="Consolas"/>
+                <w:color w:val="833C0B"/>
+                <w:sz w:val="17"/>
+              </w:rPr>
+              <w:t xml:space="preserve">90XXXXXX01 → 90XXXXXX03</w:t>
+            </w:r>
+            <w:r>
+              <w:rPr>
+                <w:sz w:val="17"/>
+              </w:rPr>
+              <w:t xml:space="preserve">; other fields normal</w:t>
             </w:r>
           </w:p>
         </w:tc>
@@ -5220,6 +5831,64 @@
               <w:rPr>
                 <w:sz w:val="17"/>
               </w:rPr>
+              <w:t xml:space="preserve">Priya J</w:t>
+            </w:r>
+          </w:p>
+        </w:tc>
+        <w:tc>
+          <w:tcPr/>
+          <w:p>
+            <w:pPr>
+              <w:spacing w:before="20" w:after="20"/>
+            </w:pPr>
+            <w:r>
+              <w:rPr>
+                <w:sz w:val="17"/>
+              </w:rPr>
+              <w:t xml:space="preserve">History &amp; Activity → Calls (after R3.1)</w:t>
+            </w:r>
+          </w:p>
+        </w:tc>
+        <w:tc>
+          <w:tcPr/>
+          <w:p>
+            <w:pPr>
+              <w:spacing w:before="20" w:after="20"/>
+            </w:pPr>
+            <w:r>
+              <w:rPr>
+                <w:sz w:val="17"/>
+              </w:rPr>
+              <w:t xml:space="preserve">Call numbers masked</w:t>
+            </w:r>
+          </w:p>
+        </w:tc>
+      </w:tr>
+      <w:tr>
+        <w:tc>
+          <w:tcPr/>
+          <w:p>
+            <w:pPr>
+              <w:spacing w:before="20" w:after="20"/>
+            </w:pPr>
+            <w:r>
+              <w:rPr>
+                <w:sz w:val="17"/>
+              </w:rPr>
+              <w:t xml:space="preserve">R5b.4</w:t>
+            </w:r>
+          </w:p>
+        </w:tc>
+        <w:tc>
+          <w:tcPr/>
+          <w:p>
+            <w:pPr>
+              <w:spacing w:before="20" w:after="20"/>
+            </w:pPr>
+            <w:r>
+              <w:rPr>
+                <w:sz w:val="17"/>
+              </w:rPr>
               <w:t xml:space="preserve">Admin</w:t>
             </w:r>
           </w:p>
@@ -5234,7 +5903,7 @@
               <w:rPr>
                 <w:sz w:val="17"/>
               </w:rPr>
-              <w:t xml:space="preserve">After R3.2 call: Script E (log__c)</w:t>
+              <w:t xml:space="preserve">After R3.2, Script E (log__c)</w:t>
             </w:r>
           </w:p>
         </w:tc>
@@ -5376,7 +6045,7 @@
               <w:rPr>
                 <w:sz w:val="17"/>
               </w:rPr>
-              <w:t xml:space="preserve">R5c.1 ⭐</w:t>
+              <w:t xml:space="preserve">R5c.1</w:t>
             </w:r>
           </w:p>
         </w:tc>
@@ -5404,37 +6073,44 @@
               <w:rPr>
                 <w:sz w:val="17"/>
               </w:rPr>
-              <w:t xml:space="preserve">Real Test P → Update Contact Details → change only Email → Save</w:t>
-            </w:r>
-          </w:p>
-        </w:tc>
-        <w:tc>
-          <w:tcPr/>
-          <w:p>
-            <w:pPr>
-              <w:spacing w:before="20" w:after="20"/>
-            </w:pPr>
-            <w:r>
-              <w:rPr>
-                <w:sz w:val="17"/>
-              </w:rPr>
-              <w:t xml:space="preserve">Success; numbers unchanged (Script F: no X saved)</w:t>
-            </w:r>
-          </w:p>
-        </w:tc>
-      </w:tr>
-      <w:tr>
-        <w:tc>
-          <w:tcPr/>
-          <w:p>
-            <w:pPr>
-              <w:spacing w:before="20" w:after="20"/>
-            </w:pPr>
-            <w:r>
-              <w:rPr>
-                <w:sz w:val="17"/>
-              </w:rPr>
-              <w:t xml:space="preserve">R5c.2</w:t>
+              <w:t xml:space="preserve">Real Test P → </w:t>
+            </w:r>
+            <w:r>
+              <w:rPr>
+                <w:b/>
+                <w:sz w:val="17"/>
+              </w:rPr>
+              <w:t xml:space="preserve">Update Contact Details</w:t>
+            </w:r>
+          </w:p>
+        </w:tc>
+        <w:tc>
+          <w:tcPr/>
+          <w:p>
+            <w:pPr>
+              <w:spacing w:before="20" w:after="20"/>
+            </w:pPr>
+            <w:r>
+              <w:rPr>
+                <w:sz w:val="17"/>
+              </w:rPr>
+              <w:t xml:space="preserve">Numbers masked</w:t>
+            </w:r>
+          </w:p>
+        </w:tc>
+      </w:tr>
+      <w:tr>
+        <w:tc>
+          <w:tcPr/>
+          <w:p>
+            <w:pPr>
+              <w:spacing w:before="20" w:after="20"/>
+            </w:pPr>
+            <w:r>
+              <w:rPr>
+                <w:sz w:val="17"/>
+              </w:rPr>
+              <w:t xml:space="preserve">R5c.2 ⭐</w:t>
             </w:r>
           </w:p>
         </w:tc>
@@ -5462,21 +6138,42 @@
               <w:rPr>
                 <w:sz w:val="17"/>
               </w:rPr>
-              <w:t xml:space="preserve">Secondary → 9000100004 → Save; then Phone → 9000100005 → Save</w:t>
-            </w:r>
-          </w:p>
-        </w:tc>
-        <w:tc>
-          <w:tcPr/>
-          <w:p>
-            <w:pPr>
-              <w:spacing w:before="20" w:after="20"/>
-            </w:pPr>
-            <w:r>
-              <w:rPr>
-                <w:sz w:val="17"/>
-              </w:rPr>
-              <w:t xml:space="preserve">Secondary saved; Phone rejected (locked)</w:t>
+              <w:t xml:space="preserve">Change only </w:t>
+            </w:r>
+            <w:r>
+              <w:rPr>
+                <w:b/>
+                <w:sz w:val="17"/>
+              </w:rPr>
+              <w:t xml:space="preserve">Email</w:t>
+            </w:r>
+            <w:r>
+              <w:rPr>
+                <w:sz w:val="17"/>
+              </w:rPr>
+              <w:t xml:space="preserve"> → Save</w:t>
+            </w:r>
+          </w:p>
+        </w:tc>
+        <w:tc>
+          <w:tcPr/>
+          <w:p>
+            <w:pPr>
+              <w:spacing w:before="20" w:after="20"/>
+            </w:pPr>
+            <w:r>
+              <w:rPr>
+                <w:sz w:val="17"/>
+              </w:rPr>
+              <w:t xml:space="preserve">Success; Script F on Real Test P → </w:t>
+            </w:r>
+            <w:r>
+              <w:rPr>
+                <w:rFonts w:ascii="Consolas" w:hAnsi="Consolas"/>
+                <w:color w:val="833C0B"/>
+                <w:sz w:val="17"/>
+              </w:rPr>
+              <w:t xml:space="preserve">X saved: false</w:t>
             </w:r>
           </w:p>
         </w:tc>
@@ -5520,21 +6217,144 @@
               <w:rPr>
                 <w:sz w:val="17"/>
               </w:rPr>
-              <w:t xml:space="preserve">Merge Lead → list / search</w:t>
-            </w:r>
-          </w:p>
-        </w:tc>
-        <w:tc>
-          <w:tcPr/>
-          <w:p>
-            <w:pPr>
-              <w:spacing w:before="20" w:after="20"/>
-            </w:pPr>
-            <w:r>
-              <w:rPr>
-                <w:sz w:val="17"/>
-              </w:rPr>
-              <w:t xml:space="preserve">Masked numbers</w:t>
+              <w:t xml:space="preserve">Secondary → 9000100004 → Save</w:t>
+            </w:r>
+          </w:p>
+        </w:tc>
+        <w:tc>
+          <w:tcPr/>
+          <w:p>
+            <w:pPr>
+              <w:spacing w:before="20" w:after="20"/>
+            </w:pPr>
+            <w:r>
+              <w:rPr>
+                <w:sz w:val="17"/>
+              </w:rPr>
+              <w:t xml:space="preserve">Saved</w:t>
+            </w:r>
+          </w:p>
+        </w:tc>
+      </w:tr>
+      <w:tr>
+        <w:tc>
+          <w:tcPr/>
+          <w:p>
+            <w:pPr>
+              <w:spacing w:before="20" w:after="20"/>
+            </w:pPr>
+            <w:r>
+              <w:rPr>
+                <w:sz w:val="17"/>
+              </w:rPr>
+              <w:t xml:space="preserve">R5c.4</w:t>
+            </w:r>
+          </w:p>
+        </w:tc>
+        <w:tc>
+          <w:tcPr/>
+          <w:p>
+            <w:pPr>
+              <w:spacing w:before="20" w:after="20"/>
+            </w:pPr>
+            <w:r>
+              <w:rPr>
+                <w:sz w:val="17"/>
+              </w:rPr>
+              <w:t xml:space="preserve">Priya J</w:t>
+            </w:r>
+          </w:p>
+        </w:tc>
+        <w:tc>
+          <w:tcPr/>
+          <w:p>
+            <w:pPr>
+              <w:spacing w:before="20" w:after="20"/>
+            </w:pPr>
+            <w:r>
+              <w:rPr>
+                <w:sz w:val="17"/>
+              </w:rPr>
+              <w:t xml:space="preserve">Phone → 9000100005 → Save</w:t>
+            </w:r>
+          </w:p>
+        </w:tc>
+        <w:tc>
+          <w:tcPr/>
+          <w:p>
+            <w:pPr>
+              <w:spacing w:before="20" w:after="20"/>
+            </w:pPr>
+            <w:r>
+              <w:rPr>
+                <w:sz w:val="17"/>
+              </w:rPr>
+              <w:t xml:space="preserve">Rejected – primary locked</w:t>
+            </w:r>
+          </w:p>
+        </w:tc>
+      </w:tr>
+      <w:tr>
+        <w:tc>
+          <w:tcPr/>
+          <w:p>
+            <w:pPr>
+              <w:spacing w:before="20" w:after="20"/>
+            </w:pPr>
+            <w:r>
+              <w:rPr>
+                <w:sz w:val="17"/>
+              </w:rPr>
+              <w:t xml:space="preserve">R5c.5</w:t>
+            </w:r>
+          </w:p>
+        </w:tc>
+        <w:tc>
+          <w:tcPr/>
+          <w:p>
+            <w:pPr>
+              <w:spacing w:before="20" w:after="20"/>
+            </w:pPr>
+            <w:r>
+              <w:rPr>
+                <w:sz w:val="17"/>
+              </w:rPr>
+              <w:t xml:space="preserve">Priya J</w:t>
+            </w:r>
+          </w:p>
+        </w:tc>
+        <w:tc>
+          <w:tcPr/>
+          <w:p>
+            <w:pPr>
+              <w:spacing w:before="20" w:after="20"/>
+            </w:pPr>
+            <w:r>
+              <w:rPr>
+                <w:b/>
+                <w:sz w:val="17"/>
+              </w:rPr>
+              <w:t xml:space="preserve">Merge Lead</w:t>
+            </w:r>
+            <w:r>
+              <w:rPr>
+                <w:sz w:val="17"/>
+              </w:rPr>
+              <w:t xml:space="preserve"> → list / search "Real Test"</w:t>
+            </w:r>
+          </w:p>
+        </w:tc>
+        <w:tc>
+          <w:tcPr/>
+          <w:p>
+            <w:pPr>
+              <w:spacing w:before="20" w:after="20"/>
+            </w:pPr>
+            <w:r>
+              <w:rPr>
+                <w:sz w:val="17"/>
+              </w:rPr>
+              <w:t xml:space="preserve">Masked numbers (close without merging)</w:t>
             </w:r>
           </w:p>
         </w:tc>
@@ -5556,7 +6376,7 @@
           <w:b/>
           <w:sz w:val="26"/>
         </w:rPr>
-        <w:t xml:space="preserve">R5d. Bulk / Yotel push</w:t>
+        <w:t xml:space="preserve">R5d. Push buttons</w:t>
       </w:r>
     </w:p>
     <w:tbl>
@@ -5690,34 +6510,28 @@
               <w:rPr>
                 <w:sz w:val="17"/>
               </w:rPr>
-              <w:t xml:space="preserve">Leads list → Add Leads to Call List / Create Lead List For Yotel</w:t>
-            </w:r>
-          </w:p>
-        </w:tc>
-        <w:tc>
-          <w:tcPr/>
-          <w:p>
-            <w:pPr>
-              <w:spacing w:before="20" w:after="20"/>
-            </w:pPr>
-            <w:r>
-              <w:rPr>
-                <w:sz w:val="17"/>
-              </w:rPr>
-              <w:t xml:space="preserve">"Insufficient privileges" – </w:t>
-            </w:r>
-            <w:r>
-              <w:rPr>
-                <w:b/>
-                <w:sz w:val="17"/>
-              </w:rPr>
-              <w:t xml:space="preserve">same as today</w:t>
-            </w:r>
-            <w:r>
-              <w:rPr>
-                <w:sz w:val="17"/>
-              </w:rPr>
-              <w:t xml:space="preserve"> (reps never had these)</w:t>
+              <w:t xml:space="preserve">Leads list → tick a lead → </w:t>
+            </w:r>
+            <w:r>
+              <w:rPr>
+                <w:b/>
+                <w:sz w:val="17"/>
+              </w:rPr>
+              <w:t xml:space="preserve">Add Leads to Call List</w:t>
+            </w:r>
+          </w:p>
+        </w:tc>
+        <w:tc>
+          <w:tcPr/>
+          <w:p>
+            <w:pPr>
+              <w:spacing w:before="20" w:after="20"/>
+            </w:pPr>
+            <w:r>
+              <w:rPr>
+                <w:sz w:val="17"/>
+              </w:rPr>
+              <w:t xml:space="preserve">"Insufficient privileges" – same as today (reps never had it)</w:t>
             </w:r>
           </w:p>
         </w:tc>
@@ -5761,21 +6575,21 @@
               <w:rPr>
                 <w:sz w:val="17"/>
               </w:rPr>
-              <w:t xml:space="preserve">Same buttons → Cancel</w:t>
-            </w:r>
-          </w:p>
-        </w:tc>
-        <w:tc>
-          <w:tcPr/>
-          <w:p>
-            <w:pPr>
-              <w:spacing w:before="20" w:after="20"/>
-            </w:pPr>
-            <w:r>
-              <w:rPr>
-                <w:sz w:val="17"/>
-              </w:rPr>
-              <w:t xml:space="preserve">Full numbers – MIS profile not changed (go-live decision)</w:t>
+              <w:t xml:space="preserve">Same button → Cancel</w:t>
+            </w:r>
+          </w:p>
+        </w:tc>
+        <w:tc>
+          <w:tcPr/>
+          <w:p>
+            <w:pPr>
+              <w:spacing w:before="20" w:after="20"/>
+            </w:pPr>
+            <w:r>
+              <w:rPr>
+                <w:sz w:val="17"/>
+              </w:rPr>
+              <w:t xml:space="preserve">Full numbers (MIS not changed – go-live decision)</w:t>
             </w:r>
           </w:p>
         </w:tc>
@@ -5797,7 +6611,7 @@
           <w:b/>
           <w:sz w:val="26"/>
         </w:rPr>
-        <w:t xml:space="preserve">R5e. WhatsApp chat</w:t>
+        <w:t xml:space="preserve">R5e. WhatsApp</w:t>
       </w:r>
     </w:p>
     <w:tbl>
@@ -5931,21 +6745,21 @@
               <w:rPr>
                 <w:sz w:val="17"/>
               </w:rPr>
-              <w:t xml:space="preserve">A lead whose page has the WhatsApp chat</w:t>
-            </w:r>
-          </w:p>
-        </w:tc>
-        <w:tc>
-          <w:tcPr/>
-          <w:p>
-            <w:pPr>
-              <w:spacing w:before="20" w:after="20"/>
-            </w:pPr>
-            <w:r>
-              <w:rPr>
-                <w:sz w:val="17"/>
-              </w:rPr>
-              <w:t xml:space="preserve">Loads without error (no WhatsApp data in the sandbox)</w:t>
+              <w:t xml:space="preserve">A lead whose page shows the WhatsApp chat</w:t>
+            </w:r>
+          </w:p>
+        </w:tc>
+        <w:tc>
+          <w:tcPr/>
+          <w:p>
+            <w:pPr>
+              <w:spacing w:before="20" w:after="20"/>
+            </w:pPr>
+            <w:r>
+              <w:rPr>
+                <w:sz w:val="17"/>
+              </w:rPr>
+              <w:t xml:space="preserve">Loads without error</w:t>
             </w:r>
           </w:p>
         </w:tc>
@@ -5989,21 +6803,21 @@
               <w:rPr>
                 <w:sz w:val="17"/>
               </w:rPr>
-              <w:t xml:space="preserve">Anything WhatsApp-related she uses daily (send template, chat list)</w:t>
-            </w:r>
-          </w:p>
-        </w:tc>
-        <w:tc>
-          <w:tcPr/>
-          <w:p>
-            <w:pPr>
-              <w:spacing w:before="20" w:after="20"/>
-            </w:pPr>
-            <w:r>
-              <w:rPr>
-                <w:sz w:val="17"/>
-              </w:rPr>
-              <w:t xml:space="preserve">Still works – confirms hiding WhatsApp_Number__c does not break messaging</w:t>
+              <w:t xml:space="preserve">WhatsApp actions she uses daily (send template, open chat)</w:t>
+            </w:r>
+          </w:p>
+        </w:tc>
+        <w:tc>
+          <w:tcPr/>
+          <w:p>
+            <w:pPr>
+              <w:spacing w:before="20" w:after="20"/>
+            </w:pPr>
+            <w:r>
+              <w:rPr>
+                <w:sz w:val="17"/>
+              </w:rPr>
+              <w:t xml:space="preserve">Still work after WhatsApp_Number__c is hidden – write down any error</w:t>
             </w:r>
           </w:p>
         </w:tc>
@@ -6171,9 +6985,16 @@
             </w:pPr>
             <w:r>
               <w:rPr>
-                <w:sz w:val="17"/>
-              </w:rPr>
-              <w:t xml:space="preserve">No 👁 icon</w:t>
+                <w:b/>
+                <w:sz w:val="17"/>
+              </w:rPr>
+              <w:t xml:space="preserve">No</w:t>
+            </w:r>
+            <w:r>
+              <w:rPr>
+                <w:sz w:val="17"/>
+              </w:rPr>
+              <w:t xml:space="preserve"> 👁 icon</w:t>
             </w:r>
           </w:p>
         </w:tc>
@@ -6217,21 +7038,34 @@
               <w:rPr>
                 <w:sz w:val="17"/>
               </w:rPr>
-              <w:t xml:space="preserve">Real Test T → 👁 → Management review → Reveal</w:t>
-            </w:r>
-          </w:p>
-        </w:tc>
-        <w:tc>
-          <w:tcPr/>
-          <w:p>
-            <w:pPr>
-              <w:spacing w:before="20" w:after="20"/>
-            </w:pPr>
-            <w:r>
-              <w:rPr>
-                <w:sz w:val="17"/>
-              </w:rPr>
-              <w:t xml:space="preserve">Real number 30 s, then hidden</w:t>
+              <w:t xml:space="preserve">Real Test T → 👁 next to Primary → Reason </w:t>
+            </w:r>
+            <w:r>
+              <w:rPr>
+                <w:b/>
+                <w:sz w:val="17"/>
+              </w:rPr>
+              <w:t xml:space="preserve">Dialer down, manual call needed</w:t>
+            </w:r>
+            <w:r>
+              <w:rPr>
+                <w:sz w:val="17"/>
+              </w:rPr>
+              <w:t xml:space="preserve"> → Reveal</w:t>
+            </w:r>
+          </w:p>
+        </w:tc>
+        <w:tc>
+          <w:tcPr/>
+          <w:p>
+            <w:pPr>
+              <w:spacing w:before="20" w:after="20"/>
+            </w:pPr>
+            <w:r>
+              <w:rPr>
+                <w:sz w:val="17"/>
+              </w:rPr>
+              <w:t xml:space="preserve">Real number shown, "Hides after 30 seconds", then hidden</w:t>
             </w:r>
           </w:p>
         </w:tc>
@@ -6275,21 +7109,48 @@
               <w:rPr>
                 <w:sz w:val="17"/>
               </w:rPr>
-              <w:t xml:space="preserve">👁 → Other + comment → Reveal</w:t>
-            </w:r>
-          </w:p>
-        </w:tc>
-        <w:tc>
-          <w:tcPr/>
-          <w:p>
-            <w:pPr>
-              <w:spacing w:before="20" w:after="20"/>
-            </w:pPr>
-            <w:r>
-              <w:rPr>
-                <w:sz w:val="17"/>
-              </w:rPr>
-              <w:t xml:space="preserve">Shown; audit has the comment</w:t>
+              <w:t xml:space="preserve">👁 → </w:t>
+            </w:r>
+            <w:r>
+              <w:rPr>
+                <w:b/>
+                <w:sz w:val="17"/>
+              </w:rPr>
+              <w:t xml:space="preserve">Other</w:t>
+            </w:r>
+            <w:r>
+              <w:rPr>
+                <w:sz w:val="17"/>
+              </w:rPr>
+              <w:t xml:space="preserve"> + empty comment</w:t>
+            </w:r>
+          </w:p>
+        </w:tc>
+        <w:tc>
+          <w:tcPr/>
+          <w:p>
+            <w:pPr>
+              <w:spacing w:before="20" w:after="20"/>
+            </w:pPr>
+            <w:r>
+              <w:rPr>
+                <w:sz w:val="17"/>
+              </w:rPr>
+              <w:t xml:space="preserve">Reveal disabled; then type </w:t>
+            </w:r>
+            <w:r>
+              <w:rPr>
+                <w:rFonts w:ascii="Consolas" w:hAnsi="Consolas"/>
+                <w:color w:val="833C0B"/>
+                <w:sz w:val="17"/>
+              </w:rPr>
+              <w:t xml:space="preserve">real user test</w:t>
+            </w:r>
+            <w:r>
+              <w:rPr>
+                <w:sz w:val="17"/>
+              </w:rPr>
+              <w:t xml:space="preserve"> → Reveal → shown</w:t>
             </w:r>
           </w:p>
         </w:tc>
@@ -6333,21 +7194,21 @@
               <w:rPr>
                 <w:sz w:val="17"/>
               </w:rPr>
-              <w:t xml:space="preserve">Audit</w:t>
-            </w:r>
-          </w:p>
-        </w:tc>
-        <w:tc>
-          <w:tcPr/>
-          <w:p>
-            <w:pPr>
-              <w:spacing w:before="20" w:after="20"/>
-            </w:pPr>
-            <w:r>
-              <w:rPr>
-                <w:sz w:val="17"/>
-              </w:rPr>
-              <w:t xml:space="preserve">Reveal rows for Swapna with reasons</w:t>
+              <w:t xml:space="preserve">Phone Access Audits</w:t>
+            </w:r>
+          </w:p>
+        </w:tc>
+        <w:tc>
+          <w:tcPr/>
+          <w:p>
+            <w:pPr>
+              <w:spacing w:before="20" w:after="20"/>
+            </w:pPr>
+            <w:r>
+              <w:rPr>
+                <w:sz w:val="17"/>
+              </w:rPr>
+              <w:t xml:space="preserve">2 Reveal rows for Swapna with reason / comment, masked only</w:t>
             </w:r>
           </w:p>
         </w:tc>
@@ -6489,21 +7350,21 @@
               <w:rPr>
                 <w:sz w:val="17"/>
               </w:rPr>
-              <w:t xml:space="preserve">Integration (vendor)</w:t>
-            </w:r>
-          </w:p>
-        </w:tc>
-        <w:tc>
-          <w:tcPr/>
-          <w:p>
-            <w:pPr>
-              <w:spacing w:before="20" w:after="20"/>
-            </w:pPr>
-            <w:r>
-              <w:rPr>
-                <w:sz w:val="17"/>
-              </w:rPr>
-              <w:t xml:space="preserve">SlashRTC call log push (</w:t>
+              <w:t xml:space="preserve">Admin</w:t>
+            </w:r>
+          </w:p>
+        </w:tc>
+        <w:tc>
+          <w:tcPr/>
+          <w:p>
+            <w:pPr>
+              <w:spacing w:before="20" w:after="20"/>
+            </w:pPr>
+            <w:r>
+              <w:rPr>
+                <w:sz w:val="17"/>
+              </w:rPr>
+              <w:t xml:space="preserve">After R3.1: Real Test P → call record from SlashRTC (</w:t>
             </w:r>
             <w:r>
               <w:rPr>
@@ -6517,21 +7378,21 @@
               <w:rPr>
                 <w:sz w:val="17"/>
               </w:rPr>
-              <w:t xml:space="preserve">) after R3.1</w:t>
-            </w:r>
-          </w:p>
-        </w:tc>
-        <w:tc>
-          <w:tcPr/>
-          <w:p>
-            <w:pPr>
-              <w:spacing w:before="20" w:after="20"/>
-            </w:pPr>
-            <w:r>
-              <w:rPr>
-                <w:sz w:val="17"/>
-              </w:rPr>
-              <w:t xml:space="preserve">Call record created on the lead as before</w:t>
+              <w:t xml:space="preserve">)</w:t>
+            </w:r>
+          </w:p>
+        </w:tc>
+        <w:tc>
+          <w:tcPr/>
+          <w:p>
+            <w:pPr>
+              <w:spacing w:before="20" w:after="20"/>
+            </w:pPr>
+            <w:r>
+              <w:rPr>
+                <w:sz w:val="17"/>
+              </w:rPr>
+              <w:t xml:space="preserve">Created as before</w:t>
             </w:r>
           </w:p>
         </w:tc>
@@ -6561,35 +7422,35 @@
               <w:rPr>
                 <w:sz w:val="17"/>
               </w:rPr>
-              <w:t xml:space="preserve">Integration</w:t>
-            </w:r>
-          </w:p>
-        </w:tc>
-        <w:tc>
-          <w:tcPr/>
-          <w:p>
-            <w:pPr>
-              <w:spacing w:before="20" w:after="20"/>
-            </w:pPr>
-            <w:r>
-              <w:rPr>
-                <w:sz w:val="17"/>
-              </w:rPr>
-              <w:t xml:space="preserve">MCube callback after R3.2</w:t>
-            </w:r>
-          </w:p>
-        </w:tc>
-        <w:tc>
-          <w:tcPr/>
-          <w:p>
-            <w:pPr>
-              <w:spacing w:before="20" w:after="20"/>
-            </w:pPr>
-            <w:r>
-              <w:rPr>
-                <w:sz w:val="17"/>
-              </w:rPr>
-              <w:t xml:space="preserve">Call_Detail__c created as before</w:t>
+              <w:t xml:space="preserve">Admin</w:t>
+            </w:r>
+          </w:p>
+        </w:tc>
+        <w:tc>
+          <w:tcPr/>
+          <w:p>
+            <w:pPr>
+              <w:spacing w:before="20" w:after="20"/>
+            </w:pPr>
+            <w:r>
+              <w:rPr>
+                <w:sz w:val="17"/>
+              </w:rPr>
+              <w:t xml:space="preserve">After R3.2: Real Test M → Call Details</w:t>
+            </w:r>
+          </w:p>
+        </w:tc>
+        <w:tc>
+          <w:tcPr/>
+          <w:p>
+            <w:pPr>
+              <w:spacing w:before="20" w:after="20"/>
+            </w:pPr>
+            <w:r>
+              <w:rPr>
+                <w:sz w:val="17"/>
+              </w:rPr>
+              <w:t xml:space="preserve">MCube call record created as before</w:t>
             </w:r>
           </w:p>
         </w:tc>
@@ -6619,6 +7480,122 @@
               <w:rPr>
                 <w:sz w:val="17"/>
               </w:rPr>
+              <w:t xml:space="preserve">Priya J</w:t>
+            </w:r>
+          </w:p>
+        </w:tc>
+        <w:tc>
+          <w:tcPr/>
+          <w:p>
+            <w:pPr>
+              <w:spacing w:before="20" w:after="20"/>
+            </w:pPr>
+            <w:r>
+              <w:rPr>
+                <w:sz w:val="17"/>
+              </w:rPr>
+              <w:t xml:space="preserve">Her normal day: change status, follow-up task, site visit, qualify / push to sales</w:t>
+            </w:r>
+          </w:p>
+        </w:tc>
+        <w:tc>
+          <w:tcPr/>
+          <w:p>
+            <w:pPr>
+              <w:spacing w:before="20" w:after="20"/>
+            </w:pPr>
+            <w:r>
+              <w:rPr>
+                <w:sz w:val="17"/>
+              </w:rPr>
+              <w:t xml:space="preserve">All work – only numbers masked. Write down any error naming a phone field</w:t>
+            </w:r>
+          </w:p>
+        </w:tc>
+      </w:tr>
+      <w:tr>
+        <w:tc>
+          <w:tcPr/>
+          <w:p>
+            <w:pPr>
+              <w:spacing w:before="20" w:after="20"/>
+            </w:pPr>
+            <w:r>
+              <w:rPr>
+                <w:sz w:val="17"/>
+              </w:rPr>
+              <w:t xml:space="preserve">R7.4</w:t>
+            </w:r>
+          </w:p>
+        </w:tc>
+        <w:tc>
+          <w:tcPr/>
+          <w:p>
+            <w:pPr>
+              <w:spacing w:before="20" w:after="20"/>
+            </w:pPr>
+            <w:r>
+              <w:rPr>
+                <w:sz w:val="17"/>
+              </w:rPr>
+              <w:t xml:space="preserve">Swapna</w:t>
+            </w:r>
+          </w:p>
+        </w:tc>
+        <w:tc>
+          <w:tcPr/>
+          <w:p>
+            <w:pPr>
+              <w:spacing w:before="20" w:after="20"/>
+            </w:pPr>
+            <w:r>
+              <w:rPr>
+                <w:sz w:val="17"/>
+              </w:rPr>
+              <w:t xml:space="preserve">Team views / dashboards she uses</w:t>
+            </w:r>
+          </w:p>
+        </w:tc>
+        <w:tc>
+          <w:tcPr/>
+          <w:p>
+            <w:pPr>
+              <w:spacing w:before="20" w:after="20"/>
+            </w:pPr>
+            <w:r>
+              <w:rPr>
+                <w:sz w:val="17"/>
+              </w:rPr>
+              <w:t xml:space="preserve">Work; phone columns empty</w:t>
+            </w:r>
+          </w:p>
+        </w:tc>
+      </w:tr>
+      <w:tr>
+        <w:tc>
+          <w:tcPr/>
+          <w:p>
+            <w:pPr>
+              <w:spacing w:before="20" w:after="20"/>
+            </w:pPr>
+            <w:r>
+              <w:rPr>
+                <w:sz w:val="17"/>
+              </w:rPr>
+              <w:t xml:space="preserve">R7.5</w:t>
+            </w:r>
+          </w:p>
+        </w:tc>
+        <w:tc>
+          <w:tcPr/>
+          <w:p>
+            <w:pPr>
+              <w:spacing w:before="20" w:after="20"/>
+            </w:pPr>
+            <w:r>
+              <w:rPr>
+                <w:sz w:val="17"/>
+              </w:rPr>
               <w:t xml:space="preserve">Admin</w:t>
             </w:r>
           </w:p>
@@ -6633,51 +7610,51 @@
               <w:rPr>
                 <w:sz w:val="17"/>
               </w:rPr>
-              <w:t xml:space="preserve">Reports / dashboards used by management</w:t>
-            </w:r>
-          </w:p>
-        </w:tc>
-        <w:tc>
-          <w:tcPr/>
-          <w:p>
-            <w:pPr>
-              <w:spacing w:before="20" w:after="20"/>
-            </w:pPr>
-            <w:r>
-              <w:rPr>
-                <w:sz w:val="17"/>
-              </w:rPr>
-              <w:t xml:space="preserve">Run as before (admins keep full access)</w:t>
-            </w:r>
-          </w:p>
-        </w:tc>
-      </w:tr>
-      <w:tr>
-        <w:tc>
-          <w:tcPr/>
-          <w:p>
-            <w:pPr>
-              <w:spacing w:before="20" w:after="20"/>
-            </w:pPr>
-            <w:r>
-              <w:rPr>
-                <w:sz w:val="17"/>
-              </w:rPr>
-              <w:t xml:space="preserve">R7.4</w:t>
-            </w:r>
-          </w:p>
-        </w:tc>
-        <w:tc>
-          <w:tcPr/>
-          <w:p>
-            <w:pPr>
-              <w:spacing w:before="20" w:after="20"/>
-            </w:pPr>
-            <w:r>
-              <w:rPr>
-                <w:sz w:val="17"/>
-              </w:rPr>
-              <w:t xml:space="preserve">Sales / CRM / other unchanged profiles</w:t>
+              <w:t xml:space="preserve">Management reports / dashboards</w:t>
+            </w:r>
+          </w:p>
+        </w:tc>
+        <w:tc>
+          <w:tcPr/>
+          <w:p>
+            <w:pPr>
+              <w:spacing w:before="20" w:after="20"/>
+            </w:pPr>
+            <w:r>
+              <w:rPr>
+                <w:sz w:val="17"/>
+              </w:rPr>
+              <w:t xml:space="preserve">Unchanged (full numbers)</w:t>
+            </w:r>
+          </w:p>
+        </w:tc>
+      </w:tr>
+      <w:tr>
+        <w:tc>
+          <w:tcPr/>
+          <w:p>
+            <w:pPr>
+              <w:spacing w:before="20" w:after="20"/>
+            </w:pPr>
+            <w:r>
+              <w:rPr>
+                <w:sz w:val="17"/>
+              </w:rPr>
+              <w:t xml:space="preserve">R7.6</w:t>
+            </w:r>
+          </w:p>
+        </w:tc>
+        <w:tc>
+          <w:tcPr/>
+          <w:p>
+            <w:pPr>
+              <w:spacing w:before="20" w:after="20"/>
+            </w:pPr>
+            <w:r>
+              <w:rPr>
+                <w:sz w:val="17"/>
+              </w:rPr>
+              <w:t xml:space="preserve">Sales / CRM user</w:t>
             </w:r>
           </w:p>
         </w:tc>
@@ -6705,123 +7682,7 @@
               <w:rPr>
                 <w:sz w:val="17"/>
               </w:rPr>
-              <w:t xml:space="preserve">No change</w:t>
-            </w:r>
-          </w:p>
-        </w:tc>
-      </w:tr>
-      <w:tr>
-        <w:tc>
-          <w:tcPr/>
-          <w:p>
-            <w:pPr>
-              <w:spacing w:before="20" w:after="20"/>
-            </w:pPr>
-            <w:r>
-              <w:rPr>
-                <w:sz w:val="17"/>
-              </w:rPr>
-              <w:t xml:space="preserve">R7.5</w:t>
-            </w:r>
-          </w:p>
-        </w:tc>
-        <w:tc>
-          <w:tcPr/>
-          <w:p>
-            <w:pPr>
-              <w:spacing w:before="20" w:after="20"/>
-            </w:pPr>
-            <w:r>
-              <w:rPr>
-                <w:sz w:val="17"/>
-              </w:rPr>
-              <w:t xml:space="preserve">Priya J</w:t>
-            </w:r>
-          </w:p>
-        </w:tc>
-        <w:tc>
-          <w:tcPr/>
-          <w:p>
-            <w:pPr>
-              <w:spacing w:before="20" w:after="20"/>
-            </w:pPr>
-            <w:r>
-              <w:rPr>
-                <w:sz w:val="17"/>
-              </w:rPr>
-              <w:t xml:space="preserve">Her normal day: status updates, follow-ups, site visit booking, qualify / push to sales</w:t>
-            </w:r>
-          </w:p>
-        </w:tc>
-        <w:tc>
-          <w:tcPr/>
-          <w:p>
-            <w:pPr>
-              <w:spacing w:before="20" w:after="20"/>
-            </w:pPr>
-            <w:r>
-              <w:rPr>
-                <w:sz w:val="17"/>
-              </w:rPr>
-              <w:t xml:space="preserve">All work; only numbers are masked</w:t>
-            </w:r>
-          </w:p>
-        </w:tc>
-      </w:tr>
-      <w:tr>
-        <w:tc>
-          <w:tcPr/>
-          <w:p>
-            <w:pPr>
-              <w:spacing w:before="20" w:after="20"/>
-            </w:pPr>
-            <w:r>
-              <w:rPr>
-                <w:sz w:val="17"/>
-              </w:rPr>
-              <w:t xml:space="preserve">R7.6 📝</w:t>
-            </w:r>
-          </w:p>
-        </w:tc>
-        <w:tc>
-          <w:tcPr/>
-          <w:p>
-            <w:pPr>
-              <w:spacing w:before="20" w:after="20"/>
-            </w:pPr>
-            <w:r>
-              <w:rPr>
-                <w:sz w:val="17"/>
-              </w:rPr>
-              <w:t xml:space="preserve">Priya J</w:t>
-            </w:r>
-          </w:p>
-        </w:tc>
-        <w:tc>
-          <w:tcPr/>
-          <w:p>
-            <w:pPr>
-              <w:spacing w:before="20" w:after="20"/>
-            </w:pPr>
-            <w:r>
-              <w:rPr>
-                <w:sz w:val="17"/>
-              </w:rPr>
-              <w:t xml:space="preserve">Anything that shows an error mentioning a phone field</w:t>
-            </w:r>
-          </w:p>
-        </w:tc>
-        <w:tc>
-          <w:tcPr/>
-          <w:p>
-            <w:pPr>
-              <w:spacing w:before="20" w:after="20"/>
-            </w:pPr>
-            <w:r>
-              <w:rPr>
-                <w:sz w:val="17"/>
-              </w:rPr>
-              <w:t xml:space="preserve">Record screen + error → a component that needs the field (add to go-live list)</w:t>
+              <w:t xml:space="preserve">Unchanged</w:t>
             </w:r>
           </w:p>
         </w:tc>
@@ -6843,7 +7704,7 @@
           <w:b/>
           <w:sz w:val="26"/>
         </w:rPr>
-        <w:t xml:space="preserve">R8. Permission-set leak check ⭐</w:t>
+        <w:t xml:space="preserve">R8. Permission-set leak ⭐</w:t>
       </w:r>
     </w:p>
     <w:tbl>
@@ -6963,6 +7824,71 @@
               <w:rPr>
                 <w:sz w:val="17"/>
               </w:rPr>
+              <w:t xml:space="preserve">Sharmili</w:t>
+            </w:r>
+          </w:p>
+        </w:tc>
+        <w:tc>
+          <w:tcPr/>
+          <w:p>
+            <w:pPr>
+              <w:spacing w:before="20" w:after="20"/>
+            </w:pPr>
+            <w:r>
+              <w:rPr>
+                <w:sz w:val="17"/>
+              </w:rPr>
+              <w:t xml:space="preserve">Log in → Real Test S</w:t>
+            </w:r>
+          </w:p>
+        </w:tc>
+        <w:tc>
+          <w:tcPr/>
+          <w:p>
+            <w:pPr>
+              <w:spacing w:before="20" w:after="20"/>
+            </w:pPr>
+            <w:r>
+              <w:rPr>
+                <w:b/>
+                <w:sz w:val="17"/>
+              </w:rPr>
+              <w:t xml:space="preserve">Full number visible, no masking</w:t>
+            </w:r>
+            <w:r>
+              <w:rPr>
+                <w:sz w:val="17"/>
+              </w:rPr>
+              <w:t xml:space="preserve"> – her permission sets (Messaging_Permission_Set, Chatbot) grant the phone fields</w:t>
+            </w:r>
+          </w:p>
+        </w:tc>
+      </w:tr>
+      <w:tr>
+        <w:tc>
+          <w:tcPr/>
+          <w:p>
+            <w:pPr>
+              <w:spacing w:before="20" w:after="20"/>
+            </w:pPr>
+            <w:r>
+              <w:rPr>
+                <w:sz w:val="17"/>
+              </w:rPr>
+              <w:t xml:space="preserve">R8.2</w:t>
+            </w:r>
+          </w:p>
+        </w:tc>
+        <w:tc>
+          <w:tcPr/>
+          <w:p>
+            <w:pPr>
+              <w:spacing w:before="20" w:after="20"/>
+            </w:pPr>
+            <w:r>
+              <w:rPr>
+                <w:sz w:val="17"/>
+              </w:rPr>
               <w:t xml:space="preserve">Admin</w:t>
             </w:r>
           </w:p>
@@ -6977,177 +7903,21 @@
               <w:rPr>
                 <w:sz w:val="17"/>
               </w:rPr>
-              <w:t xml:space="preserve">Setup → Permission Sets → </w:t>
-            </w:r>
-            <w:r>
-              <w:rPr>
-                <w:b/>
-                <w:sz w:val="17"/>
-              </w:rPr>
-              <w:t xml:space="preserve">Sales_All_Access</w:t>
-            </w:r>
-            <w:r>
-              <w:rPr>
-                <w:sz w:val="17"/>
-              </w:rPr>
-              <w:t xml:space="preserve"> → Manage Assignments → pick a </w:t>
-            </w:r>
-            <w:r>
-              <w:rPr>
-                <w:b/>
-                <w:sz w:val="17"/>
-              </w:rPr>
-              <w:t xml:space="preserve">Presales outbound</w:t>
-            </w:r>
-            <w:r>
-              <w:rPr>
-                <w:sz w:val="17"/>
-              </w:rPr>
-              <w:t xml:space="preserve"> user</w:t>
-            </w:r>
-          </w:p>
-        </w:tc>
-        <w:tc>
-          <w:tcPr/>
-          <w:p>
-            <w:pPr>
-              <w:spacing w:before="20" w:after="20"/>
-            </w:pPr>
-            <w:r>
-              <w:rPr>
-                <w:sz w:val="17"/>
-              </w:rPr>
-              <w:t xml:space="preserve">–</w:t>
-            </w:r>
-          </w:p>
-        </w:tc>
-      </w:tr>
-      <w:tr>
-        <w:tc>
-          <w:tcPr/>
-          <w:p>
-            <w:pPr>
-              <w:spacing w:before="20" w:after="20"/>
-            </w:pPr>
-            <w:r>
-              <w:rPr>
-                <w:sz w:val="17"/>
-              </w:rPr>
-              <w:t xml:space="preserve">R8.2</w:t>
-            </w:r>
-          </w:p>
-        </w:tc>
-        <w:tc>
-          <w:tcPr/>
-          <w:p>
-            <w:pPr>
-              <w:spacing w:before="20" w:after="20"/>
-            </w:pPr>
-            <w:r>
-              <w:rPr>
-                <w:sz w:val="17"/>
-              </w:rPr>
-              <w:t xml:space="preserve">That user</w:t>
-            </w:r>
-          </w:p>
-        </w:tc>
-        <w:tc>
-          <w:tcPr/>
-          <w:p>
-            <w:pPr>
-              <w:spacing w:before="20" w:after="20"/>
-            </w:pPr>
-            <w:r>
-              <w:rPr>
-                <w:sz w:val="17"/>
-              </w:rPr>
-              <w:t xml:space="preserve">Open any lead</w:t>
-            </w:r>
-          </w:p>
-        </w:tc>
-        <w:tc>
-          <w:tcPr/>
-          <w:p>
-            <w:pPr>
-              <w:spacing w:before="20" w:after="20"/>
-            </w:pPr>
-            <w:r>
-              <w:rPr>
-                <w:b/>
-                <w:sz w:val="17"/>
-              </w:rPr>
-              <w:t xml:space="preserve">Full numbers visible</w:t>
-            </w:r>
-            <w:r>
-              <w:rPr>
-                <w:sz w:val="17"/>
-              </w:rPr>
-              <w:t xml:space="preserve"> – proves permission sets must also be cleaned at go-live (Part 11 step)</w:t>
-            </w:r>
-          </w:p>
-        </w:tc>
-      </w:tr>
-      <w:tr>
-        <w:tc>
-          <w:tcPr/>
-          <w:p>
-            <w:pPr>
-              <w:spacing w:before="20" w:after="20"/>
-            </w:pPr>
-            <w:r>
-              <w:rPr>
-                <w:sz w:val="17"/>
-              </w:rPr>
-              <w:t xml:space="preserve">R8.3</w:t>
-            </w:r>
-          </w:p>
-        </w:tc>
-        <w:tc>
-          <w:tcPr/>
-          <w:p>
-            <w:pPr>
-              <w:spacing w:before="20" w:after="20"/>
-            </w:pPr>
-            <w:r>
-              <w:rPr>
-                <w:sz w:val="17"/>
-              </w:rPr>
-              <w:t xml:space="preserve">Same for </w:t>
-            </w:r>
-            <w:r>
-              <w:rPr>
-                <w:b/>
-                <w:sz w:val="17"/>
-              </w:rPr>
-              <w:t xml:space="preserve">Messaging_Permission_Set</w:t>
-            </w:r>
-          </w:p>
-        </w:tc>
-        <w:tc>
-          <w:tcPr/>
-          <w:p>
-            <w:pPr>
-              <w:spacing w:before="20" w:after="20"/>
-            </w:pPr>
-            <w:r>
-              <w:rPr>
-                <w:sz w:val="17"/>
-              </w:rPr>
-              <w:t xml:space="preserve">–</w:t>
-            </w:r>
-          </w:p>
-        </w:tc>
-        <w:tc>
-          <w:tcPr/>
-          <w:p>
-            <w:pPr>
-              <w:spacing w:before="20" w:after="20"/>
-            </w:pPr>
-            <w:r>
-              <w:rPr>
-                <w:sz w:val="17"/>
-              </w:rPr>
-              <w:t xml:space="preserve">Same result expected</w:t>
+              <w:t xml:space="preserve">Note the result</w:t>
+            </w:r>
+          </w:p>
+        </w:tc>
+        <w:tc>
+          <w:tcPr/>
+          <w:p>
+            <w:pPr>
+              <w:spacing w:before="20" w:after="20"/>
+            </w:pPr>
+            <w:r>
+              <w:rPr>
+                <w:sz w:val="17"/>
+              </w:rPr>
+              <w:t xml:space="preserve">Proves that at go-live the phone fields must also be removed from those permission sets (146 Presales outbound users affected)</w:t>
             </w:r>
           </w:p>
         </w:tc>
@@ -7169,7 +7939,7 @@
           <w:b/>
           <w:sz w:val="26"/>
         </w:rPr>
-        <w:t xml:space="preserve">R9. After the test – restore or keep</w:t>
+        <w:t xml:space="preserve">R9. After the test</w:t>
       </w:r>
     </w:p>
     <w:tbl>
@@ -7237,6 +8007,7 @@
             </w:pPr>
             <w:r>
               <w:rPr>
+                <w:b/>
                 <w:sz w:val="17"/>
               </w:rPr>
               <w:t xml:space="preserve">Restore</w:t>
@@ -7253,7 +8024,7 @@
               <w:rPr>
                 <w:sz w:val="17"/>
               </w:rPr>
-              <w:t xml:space="preserve">Put both profiles back (Read on the 25 fields, remove the new access), remove the page activation rows (R0.6), remove Phone_Reveal from Swapna, delete the Real Test leads</w:t>
+              <w:t xml:space="preserve">Re-tick Read on the phone fields for both profiles (R0.2 / R0.3 reversed), remove the 2 class accesses and the new field accesses, remove the page activation for both profiles (App Builder), remove Phone Reveal from Swapna, set the test users' Mobile / Mcube Phone back, delete the Real Test leads</w:t>
             </w:r>
           </w:p>
         </w:tc>
@@ -7283,7 +8054,7 @@
               <w:rPr>
                 <w:sz w:val="17"/>
               </w:rPr>
-              <w:t xml:space="preserve">Leave as the go-live rehearsal state for UAT</w:t>
+              <w:t xml:space="preserve">Leave it as the go-live rehearsal for UAT</w:t>
             </w:r>
           </w:p>
         </w:tc>
@@ -7293,17 +8064,6 @@
       <w:pPr>
         <w:spacing w:before="0" w:after="60"/>
       </w:pPr>
-    </w:p>
-    <w:p>
-      <w:pPr>
-        <w:spacing w:before="0" w:after="80"/>
-      </w:pPr>
-      <w:r>
-        <w:rPr>
-          <w:sz w:val="20"/>
-        </w:rPr>
-        <w:t xml:space="preserve">If I make the set-up, I restore it from the backup I take in R0 (one deploy, sandbox only).</w:t>
-      </w:r>
     </w:p>
     <w:p>
       <w:pPr>
@@ -7404,7 +8164,7 @@
               <w:rPr>
                 <w:sz w:val="17"/>
               </w:rPr>
-              <w:t xml:space="preserve">R0 Set-up + R0.8 switch confirmed</w:t>
+              <w:t xml:space="preserve">R0 Set-up + R0.9 switch confirmed</w:t>
             </w:r>
           </w:p>
         </w:tc>
@@ -7500,7 +8260,7 @@
               <w:rPr>
                 <w:sz w:val="17"/>
               </w:rPr>
-              <w:t xml:space="preserve">R3 Click-to-call (R3.4 360CTI result)</w:t>
+              <w:t xml:space="preserve">R3 Click-to-call (R3.5 360CTI result, R3.6 screen pop)</w:t>
             </w:r>
           </w:p>
         </w:tc>
@@ -7564,7 +8324,7 @@
               <w:rPr>
                 <w:sz w:val="17"/>
               </w:rPr>
-              <w:t xml:space="preserve">R5a MakeCall / G-Talk (R5a.4 CallPanel = D1)</w:t>
+              <w:t xml:space="preserve">R5a MakeCall / G-Talk (R5a.5 CallPanel = D1, R5a.6 G-Talk page)</w:t>
             </w:r>
           </w:p>
         </w:tc>
@@ -7862,7 +8622,7 @@
         <w:rPr>
           <w:sz w:val="20"/>
         </w:rPr>
-        <w:t xml:space="preserve"> CallPanel full number (D1), numbers typed in notes / Chatter (Part 7), 360CTI click (vendor), phone-granting permission sets (Part 11).</w:t>
+        <w:t xml:space="preserve"> CallPanel full number (D1) · numbers typed in notes / Chatter (Part 7) · 360CTI click (vendor) · users with phone-granting permission sets (Part 11) · G-Talk / Yotel external screens (vendors).</w:t>
       </w:r>
     </w:p>
     <w:sectPr>
